--- a/Ansible to Orchestrator Transition/vmops/Cleanup VM Snapshots/Documentation/04_User_Documentation.docx
+++ b/Ansible to Orchestrator Transition/vmops/Cleanup VM Snapshots/Documentation/04_User_Documentation.docx
@@ -1,6 +1,6 @@
 
 <file path=word/document.xml><?xml version="1.0" encoding="utf-8"?>
-<w:document xmlns:wpc="http://schemas.microsoft.com/office/word/2010/wordprocessingCanvas" xmlns:cx="http://schemas.microsoft.com/office/drawing/2014/chartex" xmlns:cx1="http://schemas.microsoft.com/office/drawing/2015/9/8/chartex" xmlns:cx2="http://schemas.microsoft.com/office/drawing/2015/10/21/chartex" xmlns:cx3="http://schemas.microsoft.com/office/drawing/2016/5/9/chartex" xmlns:cx4="http://schemas.microsoft.com/office/drawing/2016/5/10/chartex" xmlns:cx5="http://schemas.microsoft.com/office/drawing/2016/5/11/chartex" xmlns:cx6="http://schemas.microsoft.com/office/drawing/2016/5/12/chartex" xmlns:cx7="http://schemas.microsoft.com/office/drawing/2016/5/13/chartex" xmlns:cx8="http://schemas.microsoft.com/office/drawing/2016/5/14/chartex" xmlns:mc="http://schemas.openxmlformats.org/markup-compatibility/2006" xmlns:aink="http://schemas.microsoft.com/office/drawing/2016/ink" xmlns:am3d="http://schemas.microsoft.com/office/drawing/2017/model3d" xmlns:o="urn:schemas-microsoft-com:office:office" xmlns:oel="http://schemas.microsoft.com/office/2019/extlst" xmlns:r="http://schemas.openxmlformats.org/officeDocument/2006/relationships" xmlns:m="http://schemas.openxmlformats.org/officeDocument/2006/math" xmlns:v="urn:schemas-microsoft-com:vml" xmlns:wp14="http://schemas.microsoft.com/office/word/2010/wordprocessingDrawing" xmlns:wp="http://schemas.openxmlformats.org/drawingml/2006/wordprocessingDrawing" xmlns:w10="urn:schemas-microsoft-com:office:word" xmlns:w="http://schemas.openxmlformats.org/wordprocessingml/2006/main" xmlns:w14="http://schemas.microsoft.com/office/word/2010/wordml" xmlns:w15="http://schemas.microsoft.com/office/word/2012/wordml" xmlns:w16cex="http://schemas.microsoft.com/office/word/2018/wordml/cex" xmlns:w16cid="http://schemas.microsoft.com/office/word/2016/wordml/cid" xmlns:w16="http://schemas.microsoft.com/office/word/2018/wordml" xmlns:w16du="http://schemas.microsoft.com/office/word/2023/wordml/word16du" xmlns:w16sdtdh="http://schemas.microsoft.com/office/word/2020/wordml/sdtdatahash" xmlns:w16sdtfl="http://schemas.microsoft.com/office/word/2024/wordml/sdtformatlock" xmlns:w16se="http://schemas.microsoft.com/office/word/2015/wordml/symex" xmlns:wpg="http://schemas.microsoft.com/office/word/2010/wordprocessingGroup" xmlns:wpi="http://schemas.microsoft.com/office/word/2010/wordprocessingInk" xmlns:wne="http://schemas.microsoft.com/office/word/2006/wordml" xmlns:wps="http://schemas.microsoft.com/office/word/2010/wordprocessingShape" mc:Ignorable="w14 w15 w16se w16cid w16 w16cex w16sdtdh w16sdtfl w16du wp14">
+<w:document xmlns:wpc="http://schemas.microsoft.com/office/word/2010/wordprocessingCanvas" xmlns:cx="http://schemas.microsoft.com/office/drawing/2014/chartex" xmlns:cx1="http://schemas.microsoft.com/office/drawing/2015/9/8/chartex" xmlns:cx2="http://schemas.microsoft.com/office/drawing/2015/10/21/chartex" xmlns:cx3="http://schemas.microsoft.com/office/drawing/2016/5/9/chartex" xmlns:cx4="http://schemas.microsoft.com/office/drawing/2016/5/10/chartex" xmlns:cx5="http://schemas.microsoft.com/office/drawing/2016/5/11/chartex" xmlns:cx6="http://schemas.microsoft.com/office/drawing/2016/5/12/chartex" xmlns:cx7="http://schemas.microsoft.com/office/drawing/2016/5/13/chartex" xmlns:cx8="http://schemas.microsoft.com/office/drawing/2016/5/14/chartex" xmlns:mc="http://schemas.openxmlformats.org/markup-compatibility/2006" xmlns:aink="http://schemas.microsoft.com/office/drawing/2016/ink" xmlns:am3d="http://schemas.microsoft.com/office/drawing/2017/model3d" xmlns:o="urn:schemas-microsoft-com:office:office" xmlns:oel="http://schemas.microsoft.com/office/2019/extlst" xmlns:r="http://schemas.openxmlformats.org/officeDocument/2006/relationships" xmlns:m="http://schemas.openxmlformats.org/officeDocument/2006/math" xmlns:v="urn:schemas-microsoft-com:vml" xmlns:wp14="http://schemas.microsoft.com/office/word/2010/wordprocessingDrawing" xmlns:wp="http://schemas.openxmlformats.org/drawingml/2006/wordprocessingDrawing" xmlns:w10="urn:schemas-microsoft-com:office:word" xmlns:w="http://schemas.openxmlformats.org/wordprocessingml/2006/main" xmlns:w14="http://schemas.microsoft.com/office/word/2010/wordml" xmlns:w15="http://schemas.microsoft.com/office/word/2012/wordml" xmlns:w16cex="http://schemas.microsoft.com/office/word/2018/wordml/cex" xmlns:w16cid="http://schemas.microsoft.com/office/word/2016/wordml/cid" xmlns:w16="http://schemas.microsoft.com/office/word/2018/wordml" xmlns:w16du="http://schemas.microsoft.com/office/word/2023/wordml/word16du" xmlns:w16sdtdh="http://schemas.microsoft.com/office/word/2020/wordml/sdtdatahash" xmlns:w16sdtfl="http://schemas.microsoft.com/office/word/2024/wordml/sdtformatlock" xmlns:w16se="http://schemas.microsoft.com/office/word/2015/wordml/symex" xmlns:wpg="http://schemas.microsoft.com/office/word/2010/wordprocessingGroup" xmlns:wpi="http://schemas.microsoft.com/office/word/2010/wordprocessingInk" xmlns:wne="http://schemas.microsoft.com/office/word/2006/wordml" xmlns:wps="http://schemas.microsoft.com/office/word/2010/wordprocessingShape" xmlns:a="http://schemas.openxmlformats.org/drawingml/2006/main" xmlns:pic="http://schemas.openxmlformats.org/drawingml/2006/picture" xmlns:a14="http://schemas.microsoft.com/office/drawing/2010/main" mc:Ignorable="w14 w15 w16se w16cid w16 w16cex w16sdtdh w16sdtfl w16du wp14">
   <w:body>
     <w:p>
       <w:pPr>
@@ -31,34 +31,40 @@
         <w:spacing w:after="200"/>
         <w:jc w:val="center"/>
         <w:rPr>
-          <w:rFonts w:ascii="Arial" w:eastAsia="Arial" w:hAnsi="Arial" w:cs="Arial"/>
+          <w:rFonts w:ascii="Arial" w:hAnsi="Arial" w:eastAsia="Arial" w:cs="Arial"/>
+          <w:b w:val="0"/>
+          <w:bCs w:val="0"/>
+          <w:i w:val="0"/>
+          <w:iCs w:val="0"/>
+          <w:caps w:val="0"/>
+          <w:smallCaps w:val="0"/>
           <w:color w:val="1F1F1F"/>
+          <w:sz w:val="22"/>
+          <w:szCs w:val="22"/>
         </w:rPr>
       </w:pPr>
       <w:r>
+        <w:rPr/>
         <w:t xml:space="preserve"> </w:t>
       </w:r>
       <w:r>
-        <w:rPr>
-          <w:noProof/>
-        </w:rPr>
         <w:drawing>
-          <wp:inline distT="0" distB="0" distL="0" distR="0" wp14:anchorId="0C8A0427" wp14:editId="2121757E">
+          <wp:inline wp14:editId="2121757E" wp14:anchorId="0C8A0427">
             <wp:extent cx="5715000" cy="3219450"/>
             <wp:effectExtent l="0" t="0" r="0" b="0"/>
             <wp:docPr id="2110588686" name="drawing" title="Cover&#10;Private Cloud Operations banner"/>
             <wp:cNvGraphicFramePr>
-              <a:graphicFrameLocks xmlns:a="http://schemas.openxmlformats.org/drawingml/2006/main" noChangeAspect="1"/>
+              <a:graphicFrameLocks noChangeAspect="1"/>
             </wp:cNvGraphicFramePr>
-            <a:graphic xmlns:a="http://schemas.openxmlformats.org/drawingml/2006/main">
-              <a:graphicData uri="http://schemas.openxmlformats.org/drawingml/2006/picture">
+            <a:graphic>
+              <a:graphicData xmlns:a="http://schemas.openxmlformats.org/drawingml/2006/main" uri="http://schemas.openxmlformats.org/drawingml/2006/picture">
                 <pic:pic xmlns:pic="http://schemas.openxmlformats.org/drawingml/2006/picture">
                   <pic:nvPicPr>
                     <pic:cNvPr id="2110588686" name="Picture 2110588686"/>
                     <pic:cNvPicPr/>
                   </pic:nvPicPr>
                   <pic:blipFill>
-                    <a:blip r:embed="rId10">
+                    <a:blip xmlns:r="http://schemas.openxmlformats.org/officeDocument/2006/relationships" r:embed="rId1735245796">
                       <a:extLst>
                         <a:ext uri="{28A0092B-C50C-407E-A947-70E740481C1C}">
                           <a14:useLocalDpi xmlns:a14="http://schemas.microsoft.com/office/drawing/2010/main"/>
@@ -90,20 +96,32 @@
         <w:spacing w:after="80"/>
         <w:jc w:val="center"/>
         <w:rPr>
-          <w:rFonts w:ascii="Arial" w:eastAsia="Arial" w:hAnsi="Arial" w:cs="Arial"/>
+          <w:rFonts w:ascii="Arial" w:hAnsi="Arial" w:eastAsia="Arial" w:cs="Arial"/>
+          <w:b w:val="0"/>
+          <w:bCs w:val="0"/>
+          <w:i w:val="0"/>
+          <w:iCs w:val="0"/>
+          <w:caps w:val="0"/>
+          <w:smallCaps w:val="0"/>
           <w:color w:val="5BA3E8"/>
           <w:sz w:val="20"/>
           <w:szCs w:val="20"/>
+          <w:lang w:val="en-US"/>
         </w:rPr>
       </w:pPr>
       <w:r>
         <w:rPr>
-          <w:rFonts w:ascii="Arial" w:eastAsia="Arial" w:hAnsi="Arial" w:cs="Arial"/>
-          <w:b/>
-          <w:bCs/>
+          <w:rFonts w:ascii="Arial" w:hAnsi="Arial" w:eastAsia="Arial" w:cs="Arial"/>
+          <w:b w:val="1"/>
+          <w:bCs w:val="1"/>
+          <w:i w:val="0"/>
+          <w:iCs w:val="0"/>
+          <w:caps w:val="0"/>
+          <w:smallCaps w:val="0"/>
           <w:color w:val="5BA3E8"/>
           <w:sz w:val="20"/>
           <w:szCs w:val="20"/>
+          <w:lang w:val="en-US"/>
         </w:rPr>
         <w:t>TECHNICAL ADVISORY  ·  PRIVATE CLOUD OPERATIONS</w:t>
       </w:r>
@@ -113,7 +131,13 @@
         <w:spacing w:after="60"/>
         <w:jc w:val="center"/>
         <w:rPr>
-          <w:rFonts w:ascii="Arial" w:eastAsia="Arial" w:hAnsi="Arial" w:cs="Arial"/>
+          <w:rFonts w:ascii="Arial" w:hAnsi="Arial" w:eastAsia="Arial" w:cs="Arial"/>
+          <w:b w:val="0"/>
+          <w:bCs w:val="0"/>
+          <w:i w:val="0"/>
+          <w:iCs w:val="0"/>
+          <w:caps w:val="0"/>
+          <w:smallCaps w:val="0"/>
           <w:color w:val="0A1F3D"/>
           <w:sz w:val="48"/>
           <w:szCs w:val="48"/>
@@ -121,12 +145,17 @@
       </w:pPr>
       <w:r>
         <w:rPr>
-          <w:rFonts w:ascii="Arial" w:eastAsia="Arial" w:hAnsi="Arial" w:cs="Arial"/>
-          <w:b/>
-          <w:bCs/>
+          <w:rFonts w:ascii="Arial" w:hAnsi="Arial" w:eastAsia="Arial" w:cs="Arial"/>
+          <w:b w:val="1"/>
+          <w:bCs w:val="1"/>
+          <w:i w:val="0"/>
+          <w:iCs w:val="0"/>
+          <w:caps w:val="0"/>
+          <w:smallCaps w:val="0"/>
           <w:color w:val="0A1F3D"/>
           <w:sz w:val="48"/>
           <w:szCs w:val="48"/>
+          <w:lang w:val="en-US"/>
         </w:rPr>
         <w:t>Adaptive Snapshot Cleanup</w:t>
       </w:r>
@@ -136,7 +165,13 @@
         <w:spacing w:after="120"/>
         <w:jc w:val="center"/>
         <w:rPr>
-          <w:rFonts w:ascii="Arial" w:eastAsia="Arial" w:hAnsi="Arial" w:cs="Arial"/>
+          <w:rFonts w:ascii="Arial" w:hAnsi="Arial" w:eastAsia="Arial" w:cs="Arial"/>
+          <w:b w:val="0"/>
+          <w:bCs w:val="0"/>
+          <w:i w:val="0"/>
+          <w:iCs w:val="0"/>
+          <w:caps w:val="0"/>
+          <w:smallCaps w:val="0"/>
           <w:color w:val="1565C0"/>
           <w:sz w:val="30"/>
           <w:szCs w:val="30"/>
@@ -144,12 +179,17 @@
       </w:pPr>
       <w:r>
         <w:rPr>
-          <w:rFonts w:ascii="Arial" w:eastAsia="Arial" w:hAnsi="Arial" w:cs="Arial"/>
-          <w:b/>
-          <w:bCs/>
+          <w:rFonts w:ascii="Arial" w:hAnsi="Arial" w:eastAsia="Arial" w:cs="Arial"/>
+          <w:b w:val="1"/>
+          <w:bCs w:val="1"/>
+          <w:i w:val="0"/>
+          <w:iCs w:val="0"/>
+          <w:caps w:val="0"/>
+          <w:smallCaps w:val="0"/>
           <w:color w:val="1565C0"/>
           <w:sz w:val="30"/>
           <w:szCs w:val="30"/>
+          <w:lang w:val="en-US"/>
         </w:rPr>
         <w:t>VCF 9.0.2 / VCF Automation 9.0.2</w:t>
       </w:r>
@@ -158,14 +198,31 @@
       <w:pPr>
         <w:spacing w:after="120"/>
         <w:rPr>
-          <w:rFonts w:ascii="Arial" w:eastAsia="Arial" w:hAnsi="Arial" w:cs="Arial"/>
+          <w:rFonts w:ascii="Arial" w:hAnsi="Arial" w:eastAsia="Arial" w:cs="Arial"/>
+          <w:b w:val="0"/>
+          <w:bCs w:val="0"/>
+          <w:i w:val="0"/>
+          <w:iCs w:val="0"/>
+          <w:caps w:val="0"/>
+          <w:smallCaps w:val="0"/>
           <w:color w:val="1F1F1F"/>
+          <w:sz w:val="22"/>
+          <w:szCs w:val="22"/>
         </w:rPr>
       </w:pPr>
       <w:r>
         <w:rPr>
-          <w:rFonts w:ascii="Arial" w:eastAsia="Arial" w:hAnsi="Arial" w:cs="Arial"/>
+          <w:rFonts w:ascii="Arial" w:hAnsi="Arial" w:eastAsia="Arial" w:cs="Arial"/>
+          <w:b w:val="0"/>
+          <w:bCs w:val="0"/>
+          <w:i w:val="0"/>
+          <w:iCs w:val="0"/>
+          <w:caps w:val="0"/>
+          <w:smallCaps w:val="0"/>
           <w:color w:val="1F1F1F"/>
+          <w:sz w:val="22"/>
+          <w:szCs w:val="22"/>
+          <w:lang w:val="en-US"/>
         </w:rPr>
         <w:t xml:space="preserve"> </w:t>
       </w:r>
@@ -173,13 +230,21 @@
     <w:p>
       <w:pPr>
         <w:pBdr>
-          <w:bottom w:val="single" w:sz="18" w:space="4" w:color="1565C0"/>
+          <w:bottom w:val="single" w:color="1565C0" w:sz="18" w:space="4"/>
         </w:pBdr>
         <w:spacing w:after="200"/>
         <w:jc w:val="center"/>
         <w:rPr>
-          <w:rFonts w:ascii="Arial" w:eastAsia="Arial" w:hAnsi="Arial" w:cs="Arial"/>
+          <w:rFonts w:ascii="Arial" w:hAnsi="Arial" w:eastAsia="Arial" w:cs="Arial"/>
+          <w:b w:val="0"/>
+          <w:bCs w:val="0"/>
+          <w:i w:val="0"/>
+          <w:iCs w:val="0"/>
+          <w:caps w:val="0"/>
+          <w:smallCaps w:val="0"/>
           <w:color w:val="1F1F1F"/>
+          <w:sz w:val="22"/>
+          <w:szCs w:val="22"/>
         </w:rPr>
       </w:pPr>
     </w:p>
@@ -188,22 +253,32 @@
         <w:spacing w:after="200"/>
         <w:jc w:val="center"/>
         <w:rPr>
-          <w:rFonts w:ascii="Arial" w:eastAsia="Arial" w:hAnsi="Arial" w:cs="Arial"/>
-          <w:i/>
-          <w:iCs/>
-          <w:color w:val="404040" w:themeColor="text1" w:themeTint="BF"/>
+          <w:rFonts w:ascii="Arial" w:hAnsi="Arial" w:eastAsia="Arial" w:cs="Arial"/>
+          <w:b w:val="0"/>
+          <w:bCs w:val="0"/>
+          <w:i w:val="1"/>
+          <w:iCs w:val="1"/>
+          <w:caps w:val="0"/>
+          <w:smallCaps w:val="0"/>
+          <w:color w:val="404040" w:themeColor="text1" w:themeTint="BF" w:themeShade="FF"/>
           <w:sz w:val="24"/>
           <w:szCs w:val="24"/>
+          <w:lang w:val="en-US"/>
         </w:rPr>
       </w:pPr>
       <w:r>
         <w:rPr>
-          <w:rFonts w:ascii="Arial" w:eastAsia="Arial" w:hAnsi="Arial" w:cs="Arial"/>
-          <w:i/>
-          <w:iCs/>
-          <w:color w:val="404040" w:themeColor="text1" w:themeTint="BF"/>
+          <w:rFonts w:ascii="Arial" w:hAnsi="Arial" w:eastAsia="Arial" w:cs="Arial"/>
+          <w:b w:val="0"/>
+          <w:bCs w:val="0"/>
+          <w:i w:val="1"/>
+          <w:iCs w:val="1"/>
+          <w:caps w:val="0"/>
+          <w:smallCaps w:val="0"/>
+          <w:color w:val="404040" w:themeColor="text1" w:themeTint="BF" w:themeShade="FF"/>
           <w:sz w:val="24"/>
           <w:szCs w:val="24"/>
+          <w:lang w:val="en-US"/>
         </w:rPr>
         <w:t>User Guide</w:t>
       </w:r>
@@ -213,7 +288,13 @@
         <w:spacing w:after="120"/>
         <w:jc w:val="center"/>
         <w:rPr>
-          <w:rFonts w:ascii="Arial" w:eastAsia="Arial" w:hAnsi="Arial" w:cs="Arial"/>
+          <w:rFonts w:ascii="Arial" w:hAnsi="Arial" w:eastAsia="Arial" w:cs="Arial"/>
+          <w:b w:val="0"/>
+          <w:bCs w:val="0"/>
+          <w:i w:val="0"/>
+          <w:iCs w:val="0"/>
+          <w:caps w:val="0"/>
+          <w:smallCaps w:val="0"/>
           <w:color w:val="707070"/>
           <w:sz w:val="18"/>
           <w:szCs w:val="18"/>
@@ -221,55 +302,103 @@
       </w:pPr>
       <w:r>
         <w:rPr>
-          <w:rFonts w:ascii="Arial" w:eastAsia="Arial" w:hAnsi="Arial" w:cs="Arial"/>
-          <w:b/>
-          <w:bCs/>
-          <w:color w:val="404040" w:themeColor="text1" w:themeTint="BF"/>
+          <w:rFonts w:ascii="Arial" w:hAnsi="Arial" w:eastAsia="Arial" w:cs="Arial"/>
+          <w:b w:val="1"/>
+          <w:bCs w:val="1"/>
+          <w:i w:val="0"/>
+          <w:iCs w:val="0"/>
+          <w:caps w:val="0"/>
+          <w:smallCaps w:val="0"/>
+          <w:color w:val="404040" w:themeColor="text1" w:themeTint="BF" w:themeShade="FF"/>
           <w:sz w:val="18"/>
           <w:szCs w:val="18"/>
+          <w:lang w:val="en-US"/>
         </w:rPr>
         <w:t xml:space="preserve">PREPARED:  </w:t>
       </w:r>
       <w:r>
         <w:rPr>
-          <w:rFonts w:ascii="Arial" w:eastAsia="Arial" w:hAnsi="Arial" w:cs="Arial"/>
+          <w:rFonts w:ascii="Arial" w:hAnsi="Arial" w:eastAsia="Arial" w:cs="Arial"/>
+          <w:b w:val="0"/>
+          <w:bCs w:val="0"/>
+          <w:i w:val="0"/>
+          <w:iCs w:val="0"/>
+          <w:caps w:val="0"/>
+          <w:smallCaps w:val="0"/>
           <w:color w:val="707070"/>
           <w:sz w:val="18"/>
           <w:szCs w:val="18"/>
+          <w:lang w:val="en-US"/>
         </w:rPr>
         <w:t>April 2026</w:t>
       </w:r>
       <w:r>
         <w:rPr>
-          <w:rFonts w:ascii="Arial" w:eastAsia="Arial" w:hAnsi="Arial" w:cs="Arial"/>
-          <w:color w:val="404040" w:themeColor="text1" w:themeTint="BF"/>
+          <w:rFonts w:ascii="Arial" w:hAnsi="Arial" w:eastAsia="Arial" w:cs="Arial"/>
+          <w:b w:val="0"/>
+          <w:bCs w:val="0"/>
+          <w:i w:val="0"/>
+          <w:iCs w:val="0"/>
+          <w:caps w:val="0"/>
+          <w:smallCaps w:val="0"/>
+          <w:color w:val="404040" w:themeColor="text1" w:themeTint="BF" w:themeShade="FF"/>
           <w:sz w:val="18"/>
           <w:szCs w:val="18"/>
+          <w:lang w:val="en-US"/>
         </w:rPr>
         <w:t xml:space="preserve">       ·       </w:t>
       </w:r>
       <w:r>
         <w:rPr>
-          <w:rFonts w:ascii="Arial" w:eastAsia="Arial" w:hAnsi="Arial" w:cs="Arial"/>
-          <w:b/>
-          <w:bCs/>
-          <w:color w:val="404040" w:themeColor="text1" w:themeTint="BF"/>
+          <w:rFonts w:ascii="Arial" w:hAnsi="Arial" w:eastAsia="Arial" w:cs="Arial"/>
+          <w:b w:val="1"/>
+          <w:bCs w:val="1"/>
+          <w:i w:val="0"/>
+          <w:iCs w:val="0"/>
+          <w:caps w:val="0"/>
+          <w:smallCaps w:val="0"/>
+          <w:color w:val="404040" w:themeColor="text1" w:themeTint="BF" w:themeShade="FF"/>
           <w:sz w:val="18"/>
           <w:szCs w:val="18"/>
+          <w:lang w:val="en-US"/>
         </w:rPr>
-        <w:t>AUDIENCE:  &lt;customer&gt;, &lt;groups&gt;</w:t>
+        <w:t xml:space="preserve">AUDIENCE:  </w:t>
+      </w:r>
+      <w:r>
+        <w:rPr>
+          <w:rFonts w:ascii="Arial" w:hAnsi="Arial" w:eastAsia="Arial" w:cs="Arial"/>
+          <w:b w:val="0"/>
+          <w:bCs w:val="0"/>
+          <w:i w:val="0"/>
+          <w:iCs w:val="0"/>
+          <w:caps w:val="0"/>
+          <w:smallCaps w:val="0"/>
+          <w:color w:val="707070"/>
+          <w:sz w:val="18"/>
+          <w:szCs w:val="18"/>
+          <w:lang w:val="en-US"/>
+        </w:rPr>
+        <w:t>Department of State, DT/EI/IM/CVS, IT Leadership, Infrastructure Management</w:t>
       </w:r>
     </w:p>
     <w:p>
       <w:pPr>
         <w:pBdr>
-          <w:bottom w:val="single" w:sz="18" w:space="4" w:color="1565C0"/>
+          <w:bottom w:val="single" w:color="1565C0" w:sz="18" w:space="4"/>
         </w:pBdr>
         <w:spacing w:after="200"/>
         <w:jc w:val="center"/>
         <w:rPr>
-          <w:rFonts w:ascii="Arial" w:eastAsia="Arial" w:hAnsi="Arial" w:cs="Arial"/>
+          <w:rFonts w:ascii="Arial" w:hAnsi="Arial" w:eastAsia="Arial" w:cs="Arial"/>
+          <w:b w:val="0"/>
+          <w:bCs w:val="0"/>
+          <w:i w:val="0"/>
+          <w:iCs w:val="0"/>
+          <w:caps w:val="0"/>
+          <w:smallCaps w:val="0"/>
           <w:color w:val="1F1F1F"/>
+          <w:sz w:val="22"/>
+          <w:szCs w:val="22"/>
         </w:rPr>
       </w:pPr>
     </w:p>
@@ -277,8 +406,16 @@
       <w:pPr>
         <w:spacing w:after="120"/>
         <w:rPr>
-          <w:rFonts w:ascii="Arial" w:eastAsia="Arial" w:hAnsi="Arial" w:cs="Arial"/>
+          <w:rFonts w:ascii="Arial" w:hAnsi="Arial" w:eastAsia="Arial" w:cs="Arial"/>
+          <w:b w:val="0"/>
+          <w:bCs w:val="0"/>
+          <w:i w:val="0"/>
+          <w:iCs w:val="0"/>
+          <w:caps w:val="0"/>
+          <w:smallCaps w:val="0"/>
           <w:color w:val="1F1F1F"/>
+          <w:sz w:val="22"/>
+          <w:szCs w:val="22"/>
         </w:rPr>
       </w:pPr>
     </w:p>
@@ -286,8 +423,16 @@
       <w:pPr>
         <w:spacing w:after="120"/>
         <w:rPr>
-          <w:rFonts w:ascii="Arial" w:eastAsia="Arial" w:hAnsi="Arial" w:cs="Arial"/>
+          <w:rFonts w:ascii="Arial" w:hAnsi="Arial" w:eastAsia="Arial" w:cs="Arial"/>
+          <w:b w:val="0"/>
+          <w:bCs w:val="0"/>
+          <w:i w:val="0"/>
+          <w:iCs w:val="0"/>
+          <w:caps w:val="0"/>
+          <w:smallCaps w:val="0"/>
           <w:color w:val="1F1F1F"/>
+          <w:sz w:val="22"/>
+          <w:szCs w:val="22"/>
         </w:rPr>
       </w:pPr>
     </w:p>
@@ -295,8 +440,16 @@
       <w:pPr>
         <w:spacing w:after="120"/>
         <w:rPr>
-          <w:rFonts w:ascii="Arial" w:eastAsia="Arial" w:hAnsi="Arial" w:cs="Arial"/>
+          <w:rFonts w:ascii="Arial" w:hAnsi="Arial" w:eastAsia="Arial" w:cs="Arial"/>
+          <w:b w:val="0"/>
+          <w:bCs w:val="0"/>
+          <w:i w:val="0"/>
+          <w:iCs w:val="0"/>
+          <w:caps w:val="0"/>
+          <w:smallCaps w:val="0"/>
           <w:color w:val="1F1F1F"/>
+          <w:sz w:val="22"/>
+          <w:szCs w:val="22"/>
         </w:rPr>
       </w:pPr>
     </w:p>
@@ -304,8 +457,16 @@
       <w:pPr>
         <w:spacing w:after="120"/>
         <w:rPr>
-          <w:rFonts w:ascii="Arial" w:eastAsia="Arial" w:hAnsi="Arial" w:cs="Arial"/>
+          <w:rFonts w:ascii="Arial" w:hAnsi="Arial" w:eastAsia="Arial" w:cs="Arial"/>
+          <w:b w:val="0"/>
+          <w:bCs w:val="0"/>
+          <w:i w:val="0"/>
+          <w:iCs w:val="0"/>
+          <w:caps w:val="0"/>
+          <w:smallCaps w:val="0"/>
           <w:color w:val="1F1F1F"/>
+          <w:sz w:val="22"/>
+          <w:szCs w:val="22"/>
         </w:rPr>
       </w:pPr>
     </w:p>
@@ -324,7 +485,6 @@
         <w:pStyle w:val="heading10"/>
       </w:pPr>
       <w:r>
-        <w:lastRenderedPageBreak/>
         <w:t>1. About This Guide</w:t>
       </w:r>
     </w:p>
@@ -394,14 +554,18 @@
           <w:numId w:val="3"/>
         </w:numPr>
         <w:spacing w:after="80"/>
-      </w:pPr>
-      <w:r>
+        <w:rPr/>
+      </w:pPr>
+      <w:r>
+        <w:rPr/>
         <w:t xml:space="preserve">Connects to every vCenter that </w:t>
       </w:r>
       <w:r>
+        <w:rPr/>
         <w:t>VCF Orchestrator</w:t>
       </w:r>
       <w:r>
+        <w:rPr/>
         <w:t xml:space="preserve"> knows about.</w:t>
       </w:r>
     </w:p>
@@ -560,7 +724,7 @@
       </w:r>
       <w:r>
         <w:rPr>
-          <w:rFonts w:ascii="Consolas" w:eastAsia="Consolas" w:hAnsi="Consolas" w:cs="Consolas"/>
+          <w:rFonts w:ascii="Consolas" w:hAnsi="Consolas" w:eastAsia="Consolas" w:cs="Consolas"/>
         </w:rPr>
         <w:t>[SNAPSHOT-CLEANUP] [RESULT]</w:t>
       </w:r>
@@ -655,7 +819,6 @@
         <w:spacing w:before="0" w:after="0"/>
       </w:pPr>
       <w:r>
-        <w:lastRenderedPageBreak/>
         <w:t>[SNAPSHOT-CLEANUP] [FINALISE] [RESULT]    Deferred     : 1 snapshot(s)  (storage too busy -- will retry next run)</w:t>
       </w:r>
     </w:p>
@@ -762,12 +925,12 @@
         <w:tblW w:w="9360" w:type="dxa"/>
         <w:tblInd w:w="-3" w:type="dxa"/>
         <w:tblBorders>
-          <w:top w:val="single" w:sz="4" w:space="0" w:color="auto"/>
-          <w:left w:val="single" w:sz="4" w:space="0" w:color="auto"/>
-          <w:bottom w:val="single" w:sz="4" w:space="0" w:color="auto"/>
-          <w:right w:val="single" w:sz="4" w:space="0" w:color="auto"/>
-          <w:insideH w:val="single" w:sz="4" w:space="0" w:color="auto"/>
-          <w:insideV w:val="single" w:sz="4" w:space="0" w:color="auto"/>
+          <w:top w:val="single" w:color="auto" w:sz="4" w:space="0"/>
+          <w:left w:val="single" w:color="auto" w:sz="4" w:space="0"/>
+          <w:bottom w:val="single" w:color="auto" w:sz="4" w:space="0"/>
+          <w:right w:val="single" w:color="auto" w:sz="4" w:space="0"/>
+          <w:insideH w:val="single" w:color="auto" w:sz="4" w:space="0"/>
+          <w:insideV w:val="single" w:color="auto" w:sz="4" w:space="0"/>
         </w:tblBorders>
         <w:tblCellMar>
           <w:left w:w="10" w:type="dxa"/>
@@ -780,6 +943,12 @@
         <w:gridCol w:w="6960"/>
       </w:tblGrid>
       <w:tr>
+        <w:tblPrEx>
+          <w:tblCellMar>
+            <w:top w:w="0" w:type="dxa"/>
+            <w:bottom w:w="0" w:type="dxa"/>
+          </w:tblCellMar>
+        </w:tblPrEx>
         <w:trPr>
           <w:tblHeader/>
         </w:trPr>
@@ -787,10 +956,10 @@
           <w:tcPr>
             <w:tcW w:w="2400" w:type="dxa"/>
             <w:tcBorders>
-              <w:top w:val="single" w:sz="4" w:space="0" w:color="BFBFBF"/>
-              <w:left w:val="single" w:sz="4" w:space="0" w:color="BFBFBF"/>
-              <w:bottom w:val="single" w:sz="4" w:space="0" w:color="BFBFBF"/>
-              <w:right w:val="single" w:sz="4" w:space="0" w:color="BFBFBF"/>
+              <w:top w:val="single" w:color="BFBFBF" w:sz="4" w:space="0"/>
+              <w:left w:val="single" w:color="BFBFBF" w:sz="4" w:space="0"/>
+              <w:bottom w:val="single" w:color="BFBFBF" w:sz="4" w:space="0"/>
+              <w:right w:val="single" w:color="BFBFBF" w:sz="4" w:space="0"/>
             </w:tcBorders>
             <w:shd w:val="clear" w:color="auto" w:fill="1F3864"/>
             <w:tcMar>
@@ -815,10 +984,10 @@
           <w:tcPr>
             <w:tcW w:w="6960" w:type="dxa"/>
             <w:tcBorders>
-              <w:top w:val="single" w:sz="4" w:space="0" w:color="BFBFBF"/>
-              <w:left w:val="single" w:sz="4" w:space="0" w:color="BFBFBF"/>
-              <w:bottom w:val="single" w:sz="4" w:space="0" w:color="BFBFBF"/>
-              <w:right w:val="single" w:sz="4" w:space="0" w:color="BFBFBF"/>
+              <w:top w:val="single" w:color="BFBFBF" w:sz="4" w:space="0"/>
+              <w:left w:val="single" w:color="BFBFBF" w:sz="4" w:space="0"/>
+              <w:bottom w:val="single" w:color="BFBFBF" w:sz="4" w:space="0"/>
+              <w:right w:val="single" w:color="BFBFBF" w:sz="4" w:space="0"/>
             </w:tcBorders>
             <w:shd w:val="clear" w:color="auto" w:fill="1F3864"/>
             <w:tcMar>
@@ -841,14 +1010,20 @@
         </w:tc>
       </w:tr>
       <w:tr>
+        <w:tblPrEx>
+          <w:tblCellMar>
+            <w:top w:w="0" w:type="dxa"/>
+            <w:bottom w:w="0" w:type="dxa"/>
+          </w:tblCellMar>
+        </w:tblPrEx>
         <w:tc>
           <w:tcPr>
             <w:tcW w:w="2400" w:type="dxa"/>
             <w:tcBorders>
-              <w:top w:val="single" w:sz="4" w:space="0" w:color="BFBFBF"/>
-              <w:left w:val="single" w:sz="4" w:space="0" w:color="BFBFBF"/>
-              <w:bottom w:val="single" w:sz="4" w:space="0" w:color="BFBFBF"/>
-              <w:right w:val="single" w:sz="4" w:space="0" w:color="BFBFBF"/>
+              <w:top w:val="single" w:color="BFBFBF" w:sz="4" w:space="0"/>
+              <w:left w:val="single" w:color="BFBFBF" w:sz="4" w:space="0"/>
+              <w:bottom w:val="single" w:color="BFBFBF" w:sz="4" w:space="0"/>
+              <w:right w:val="single" w:color="BFBFBF" w:sz="4" w:space="0"/>
             </w:tcBorders>
             <w:shd w:val="clear" w:color="auto" w:fill="FFFFFF"/>
             <w:tcMar>
@@ -875,10 +1050,10 @@
           <w:tcPr>
             <w:tcW w:w="6960" w:type="dxa"/>
             <w:tcBorders>
-              <w:top w:val="single" w:sz="4" w:space="0" w:color="BFBFBF"/>
-              <w:left w:val="single" w:sz="4" w:space="0" w:color="BFBFBF"/>
-              <w:bottom w:val="single" w:sz="4" w:space="0" w:color="BFBFBF"/>
-              <w:right w:val="single" w:sz="4" w:space="0" w:color="BFBFBF"/>
+              <w:top w:val="single" w:color="BFBFBF" w:sz="4" w:space="0"/>
+              <w:left w:val="single" w:color="BFBFBF" w:sz="4" w:space="0"/>
+              <w:bottom w:val="single" w:color="BFBFBF" w:sz="4" w:space="0"/>
+              <w:right w:val="single" w:color="BFBFBF" w:sz="4" w:space="0"/>
             </w:tcBorders>
             <w:shd w:val="clear" w:color="auto" w:fill="FFFFFF"/>
             <w:tcMar>
@@ -903,14 +1078,20 @@
         </w:tc>
       </w:tr>
       <w:tr>
+        <w:tblPrEx>
+          <w:tblCellMar>
+            <w:top w:w="0" w:type="dxa"/>
+            <w:bottom w:w="0" w:type="dxa"/>
+          </w:tblCellMar>
+        </w:tblPrEx>
         <w:tc>
           <w:tcPr>
             <w:tcW w:w="2400" w:type="dxa"/>
             <w:tcBorders>
-              <w:top w:val="single" w:sz="4" w:space="0" w:color="BFBFBF"/>
-              <w:left w:val="single" w:sz="4" w:space="0" w:color="BFBFBF"/>
-              <w:bottom w:val="single" w:sz="4" w:space="0" w:color="BFBFBF"/>
-              <w:right w:val="single" w:sz="4" w:space="0" w:color="BFBFBF"/>
+              <w:top w:val="single" w:color="BFBFBF" w:sz="4" w:space="0"/>
+              <w:left w:val="single" w:color="BFBFBF" w:sz="4" w:space="0"/>
+              <w:bottom w:val="single" w:color="BFBFBF" w:sz="4" w:space="0"/>
+              <w:right w:val="single" w:color="BFBFBF" w:sz="4" w:space="0"/>
             </w:tcBorders>
             <w:shd w:val="clear" w:color="auto" w:fill="F2F2F2"/>
             <w:tcMar>
@@ -937,10 +1118,10 @@
           <w:tcPr>
             <w:tcW w:w="6960" w:type="dxa"/>
             <w:tcBorders>
-              <w:top w:val="single" w:sz="4" w:space="0" w:color="BFBFBF"/>
-              <w:left w:val="single" w:sz="4" w:space="0" w:color="BFBFBF"/>
-              <w:bottom w:val="single" w:sz="4" w:space="0" w:color="BFBFBF"/>
-              <w:right w:val="single" w:sz="4" w:space="0" w:color="BFBFBF"/>
+              <w:top w:val="single" w:color="BFBFBF" w:sz="4" w:space="0"/>
+              <w:left w:val="single" w:color="BFBFBF" w:sz="4" w:space="0"/>
+              <w:bottom w:val="single" w:color="BFBFBF" w:sz="4" w:space="0"/>
+              <w:right w:val="single" w:color="BFBFBF" w:sz="4" w:space="0"/>
             </w:tcBorders>
             <w:shd w:val="clear" w:color="auto" w:fill="F2F2F2"/>
             <w:tcMar>
@@ -965,14 +1146,20 @@
         </w:tc>
       </w:tr>
       <w:tr>
+        <w:tblPrEx>
+          <w:tblCellMar>
+            <w:top w:w="0" w:type="dxa"/>
+            <w:bottom w:w="0" w:type="dxa"/>
+          </w:tblCellMar>
+        </w:tblPrEx>
         <w:tc>
           <w:tcPr>
             <w:tcW w:w="2400" w:type="dxa"/>
             <w:tcBorders>
-              <w:top w:val="single" w:sz="4" w:space="0" w:color="BFBFBF"/>
-              <w:left w:val="single" w:sz="4" w:space="0" w:color="BFBFBF"/>
-              <w:bottom w:val="single" w:sz="4" w:space="0" w:color="BFBFBF"/>
-              <w:right w:val="single" w:sz="4" w:space="0" w:color="BFBFBF"/>
+              <w:top w:val="single" w:color="BFBFBF" w:sz="4" w:space="0"/>
+              <w:left w:val="single" w:color="BFBFBF" w:sz="4" w:space="0"/>
+              <w:bottom w:val="single" w:color="BFBFBF" w:sz="4" w:space="0"/>
+              <w:right w:val="single" w:color="BFBFBF" w:sz="4" w:space="0"/>
             </w:tcBorders>
             <w:shd w:val="clear" w:color="auto" w:fill="FFFFFF"/>
             <w:tcMar>
@@ -999,10 +1186,10 @@
           <w:tcPr>
             <w:tcW w:w="6960" w:type="dxa"/>
             <w:tcBorders>
-              <w:top w:val="single" w:sz="4" w:space="0" w:color="BFBFBF"/>
-              <w:left w:val="single" w:sz="4" w:space="0" w:color="BFBFBF"/>
-              <w:bottom w:val="single" w:sz="4" w:space="0" w:color="BFBFBF"/>
-              <w:right w:val="single" w:sz="4" w:space="0" w:color="BFBFBF"/>
+              <w:top w:val="single" w:color="BFBFBF" w:sz="4" w:space="0"/>
+              <w:left w:val="single" w:color="BFBFBF" w:sz="4" w:space="0"/>
+              <w:bottom w:val="single" w:color="BFBFBF" w:sz="4" w:space="0"/>
+              <w:right w:val="single" w:color="BFBFBF" w:sz="4" w:space="0"/>
             </w:tcBorders>
             <w:shd w:val="clear" w:color="auto" w:fill="FFFFFF"/>
             <w:tcMar>
@@ -1027,14 +1214,20 @@
         </w:tc>
       </w:tr>
       <w:tr>
+        <w:tblPrEx>
+          <w:tblCellMar>
+            <w:top w:w="0" w:type="dxa"/>
+            <w:bottom w:w="0" w:type="dxa"/>
+          </w:tblCellMar>
+        </w:tblPrEx>
         <w:tc>
           <w:tcPr>
             <w:tcW w:w="2400" w:type="dxa"/>
             <w:tcBorders>
-              <w:top w:val="single" w:sz="4" w:space="0" w:color="BFBFBF"/>
-              <w:left w:val="single" w:sz="4" w:space="0" w:color="BFBFBF"/>
-              <w:bottom w:val="single" w:sz="4" w:space="0" w:color="BFBFBF"/>
-              <w:right w:val="single" w:sz="4" w:space="0" w:color="BFBFBF"/>
+              <w:top w:val="single" w:color="BFBFBF" w:sz="4" w:space="0"/>
+              <w:left w:val="single" w:color="BFBFBF" w:sz="4" w:space="0"/>
+              <w:bottom w:val="single" w:color="BFBFBF" w:sz="4" w:space="0"/>
+              <w:right w:val="single" w:color="BFBFBF" w:sz="4" w:space="0"/>
             </w:tcBorders>
             <w:shd w:val="clear" w:color="auto" w:fill="F2F2F2"/>
             <w:tcMar>
@@ -1061,10 +1254,10 @@
           <w:tcPr>
             <w:tcW w:w="6960" w:type="dxa"/>
             <w:tcBorders>
-              <w:top w:val="single" w:sz="4" w:space="0" w:color="BFBFBF"/>
-              <w:left w:val="single" w:sz="4" w:space="0" w:color="BFBFBF"/>
-              <w:bottom w:val="single" w:sz="4" w:space="0" w:color="BFBFBF"/>
-              <w:right w:val="single" w:sz="4" w:space="0" w:color="BFBFBF"/>
+              <w:top w:val="single" w:color="BFBFBF" w:sz="4" w:space="0"/>
+              <w:left w:val="single" w:color="BFBFBF" w:sz="4" w:space="0"/>
+              <w:bottom w:val="single" w:color="BFBFBF" w:sz="4" w:space="0"/>
+              <w:right w:val="single" w:color="BFBFBF" w:sz="4" w:space="0"/>
             </w:tcBorders>
             <w:shd w:val="clear" w:color="auto" w:fill="F2F2F2"/>
             <w:tcMar>
@@ -1093,14 +1286,20 @@
         </w:tc>
       </w:tr>
       <w:tr>
+        <w:tblPrEx>
+          <w:tblCellMar>
+            <w:top w:w="0" w:type="dxa"/>
+            <w:bottom w:w="0" w:type="dxa"/>
+          </w:tblCellMar>
+        </w:tblPrEx>
         <w:tc>
           <w:tcPr>
             <w:tcW w:w="2400" w:type="dxa"/>
             <w:tcBorders>
-              <w:top w:val="single" w:sz="4" w:space="0" w:color="BFBFBF"/>
-              <w:left w:val="single" w:sz="4" w:space="0" w:color="BFBFBF"/>
-              <w:bottom w:val="single" w:sz="4" w:space="0" w:color="BFBFBF"/>
-              <w:right w:val="single" w:sz="4" w:space="0" w:color="BFBFBF"/>
+              <w:top w:val="single" w:color="BFBFBF" w:sz="4" w:space="0"/>
+              <w:left w:val="single" w:color="BFBFBF" w:sz="4" w:space="0"/>
+              <w:bottom w:val="single" w:color="BFBFBF" w:sz="4" w:space="0"/>
+              <w:right w:val="single" w:color="BFBFBF" w:sz="4" w:space="0"/>
             </w:tcBorders>
             <w:shd w:val="clear" w:color="auto" w:fill="FFFFFF"/>
             <w:tcMar>
@@ -1127,10 +1326,10 @@
           <w:tcPr>
             <w:tcW w:w="6960" w:type="dxa"/>
             <w:tcBorders>
-              <w:top w:val="single" w:sz="4" w:space="0" w:color="BFBFBF"/>
-              <w:left w:val="single" w:sz="4" w:space="0" w:color="BFBFBF"/>
-              <w:bottom w:val="single" w:sz="4" w:space="0" w:color="BFBFBF"/>
-              <w:right w:val="single" w:sz="4" w:space="0" w:color="BFBFBF"/>
+              <w:top w:val="single" w:color="BFBFBF" w:sz="4" w:space="0"/>
+              <w:left w:val="single" w:color="BFBFBF" w:sz="4" w:space="0"/>
+              <w:bottom w:val="single" w:color="BFBFBF" w:sz="4" w:space="0"/>
+              <w:right w:val="single" w:color="BFBFBF" w:sz="4" w:space="0"/>
             </w:tcBorders>
             <w:shd w:val="clear" w:color="auto" w:fill="FFFFFF"/>
             <w:tcMar>
@@ -1155,14 +1354,20 @@
         </w:tc>
       </w:tr>
       <w:tr>
+        <w:tblPrEx>
+          <w:tblCellMar>
+            <w:top w:w="0" w:type="dxa"/>
+            <w:bottom w:w="0" w:type="dxa"/>
+          </w:tblCellMar>
+        </w:tblPrEx>
         <w:tc>
           <w:tcPr>
             <w:tcW w:w="2400" w:type="dxa"/>
             <w:tcBorders>
-              <w:top w:val="single" w:sz="4" w:space="0" w:color="BFBFBF"/>
-              <w:left w:val="single" w:sz="4" w:space="0" w:color="BFBFBF"/>
-              <w:bottom w:val="single" w:sz="4" w:space="0" w:color="BFBFBF"/>
-              <w:right w:val="single" w:sz="4" w:space="0" w:color="BFBFBF"/>
+              <w:top w:val="single" w:color="BFBFBF" w:sz="4" w:space="0"/>
+              <w:left w:val="single" w:color="BFBFBF" w:sz="4" w:space="0"/>
+              <w:bottom w:val="single" w:color="BFBFBF" w:sz="4" w:space="0"/>
+              <w:right w:val="single" w:color="BFBFBF" w:sz="4" w:space="0"/>
             </w:tcBorders>
             <w:shd w:val="clear" w:color="auto" w:fill="F2F2F2"/>
             <w:tcMar>
@@ -1189,10 +1394,10 @@
           <w:tcPr>
             <w:tcW w:w="6960" w:type="dxa"/>
             <w:tcBorders>
-              <w:top w:val="single" w:sz="4" w:space="0" w:color="BFBFBF"/>
-              <w:left w:val="single" w:sz="4" w:space="0" w:color="BFBFBF"/>
-              <w:bottom w:val="single" w:sz="4" w:space="0" w:color="BFBFBF"/>
-              <w:right w:val="single" w:sz="4" w:space="0" w:color="BFBFBF"/>
+              <w:top w:val="single" w:color="BFBFBF" w:sz="4" w:space="0"/>
+              <w:left w:val="single" w:color="BFBFBF" w:sz="4" w:space="0"/>
+              <w:bottom w:val="single" w:color="BFBFBF" w:sz="4" w:space="0"/>
+              <w:right w:val="single" w:color="BFBFBF" w:sz="4" w:space="0"/>
             </w:tcBorders>
             <w:shd w:val="clear" w:color="auto" w:fill="F2F2F2"/>
             <w:tcMar>
@@ -1217,14 +1422,20 @@
         </w:tc>
       </w:tr>
       <w:tr>
+        <w:tblPrEx>
+          <w:tblCellMar>
+            <w:top w:w="0" w:type="dxa"/>
+            <w:bottom w:w="0" w:type="dxa"/>
+          </w:tblCellMar>
+        </w:tblPrEx>
         <w:tc>
           <w:tcPr>
             <w:tcW w:w="2400" w:type="dxa"/>
             <w:tcBorders>
-              <w:top w:val="single" w:sz="4" w:space="0" w:color="BFBFBF"/>
-              <w:left w:val="single" w:sz="4" w:space="0" w:color="BFBFBF"/>
-              <w:bottom w:val="single" w:sz="4" w:space="0" w:color="BFBFBF"/>
-              <w:right w:val="single" w:sz="4" w:space="0" w:color="BFBFBF"/>
+              <w:top w:val="single" w:color="BFBFBF" w:sz="4" w:space="0"/>
+              <w:left w:val="single" w:color="BFBFBF" w:sz="4" w:space="0"/>
+              <w:bottom w:val="single" w:color="BFBFBF" w:sz="4" w:space="0"/>
+              <w:right w:val="single" w:color="BFBFBF" w:sz="4" w:space="0"/>
             </w:tcBorders>
             <w:shd w:val="clear" w:color="auto" w:fill="FFFFFF"/>
             <w:tcMar>
@@ -1251,10 +1462,10 @@
           <w:tcPr>
             <w:tcW w:w="6960" w:type="dxa"/>
             <w:tcBorders>
-              <w:top w:val="single" w:sz="4" w:space="0" w:color="BFBFBF"/>
-              <w:left w:val="single" w:sz="4" w:space="0" w:color="BFBFBF"/>
-              <w:bottom w:val="single" w:sz="4" w:space="0" w:color="BFBFBF"/>
-              <w:right w:val="single" w:sz="4" w:space="0" w:color="BFBFBF"/>
+              <w:top w:val="single" w:color="BFBFBF" w:sz="4" w:space="0"/>
+              <w:left w:val="single" w:color="BFBFBF" w:sz="4" w:space="0"/>
+              <w:bottom w:val="single" w:color="BFBFBF" w:sz="4" w:space="0"/>
+              <w:right w:val="single" w:color="BFBFBF" w:sz="4" w:space="0"/>
             </w:tcBorders>
             <w:shd w:val="clear" w:color="auto" w:fill="FFFFFF"/>
             <w:tcMar>
@@ -1279,14 +1490,20 @@
         </w:tc>
       </w:tr>
       <w:tr>
+        <w:tblPrEx>
+          <w:tblCellMar>
+            <w:top w:w="0" w:type="dxa"/>
+            <w:bottom w:w="0" w:type="dxa"/>
+          </w:tblCellMar>
+        </w:tblPrEx>
         <w:tc>
           <w:tcPr>
             <w:tcW w:w="2400" w:type="dxa"/>
             <w:tcBorders>
-              <w:top w:val="single" w:sz="4" w:space="0" w:color="BFBFBF"/>
-              <w:left w:val="single" w:sz="4" w:space="0" w:color="BFBFBF"/>
-              <w:bottom w:val="single" w:sz="4" w:space="0" w:color="BFBFBF"/>
-              <w:right w:val="single" w:sz="4" w:space="0" w:color="BFBFBF"/>
+              <w:top w:val="single" w:color="BFBFBF" w:sz="4" w:space="0"/>
+              <w:left w:val="single" w:color="BFBFBF" w:sz="4" w:space="0"/>
+              <w:bottom w:val="single" w:color="BFBFBF" w:sz="4" w:space="0"/>
+              <w:right w:val="single" w:color="BFBFBF" w:sz="4" w:space="0"/>
             </w:tcBorders>
             <w:shd w:val="clear" w:color="auto" w:fill="F2F2F2"/>
             <w:tcMar>
@@ -1313,10 +1530,10 @@
           <w:tcPr>
             <w:tcW w:w="6960" w:type="dxa"/>
             <w:tcBorders>
-              <w:top w:val="single" w:sz="4" w:space="0" w:color="BFBFBF"/>
-              <w:left w:val="single" w:sz="4" w:space="0" w:color="BFBFBF"/>
-              <w:bottom w:val="single" w:sz="4" w:space="0" w:color="BFBFBF"/>
-              <w:right w:val="single" w:sz="4" w:space="0" w:color="BFBFBF"/>
+              <w:top w:val="single" w:color="BFBFBF" w:sz="4" w:space="0"/>
+              <w:left w:val="single" w:color="BFBFBF" w:sz="4" w:space="0"/>
+              <w:bottom w:val="single" w:color="BFBFBF" w:sz="4" w:space="0"/>
+              <w:right w:val="single" w:color="BFBFBF" w:sz="4" w:space="0"/>
             </w:tcBorders>
             <w:shd w:val="clear" w:color="auto" w:fill="F2F2F2"/>
             <w:tcMar>
@@ -1341,14 +1558,20 @@
         </w:tc>
       </w:tr>
       <w:tr>
+        <w:tblPrEx>
+          <w:tblCellMar>
+            <w:top w:w="0" w:type="dxa"/>
+            <w:bottom w:w="0" w:type="dxa"/>
+          </w:tblCellMar>
+        </w:tblPrEx>
         <w:tc>
           <w:tcPr>
             <w:tcW w:w="2400" w:type="dxa"/>
             <w:tcBorders>
-              <w:top w:val="single" w:sz="4" w:space="0" w:color="BFBFBF"/>
-              <w:left w:val="single" w:sz="4" w:space="0" w:color="BFBFBF"/>
-              <w:bottom w:val="single" w:sz="4" w:space="0" w:color="BFBFBF"/>
-              <w:right w:val="single" w:sz="4" w:space="0" w:color="BFBFBF"/>
+              <w:top w:val="single" w:color="BFBFBF" w:sz="4" w:space="0"/>
+              <w:left w:val="single" w:color="BFBFBF" w:sz="4" w:space="0"/>
+              <w:bottom w:val="single" w:color="BFBFBF" w:sz="4" w:space="0"/>
+              <w:right w:val="single" w:color="BFBFBF" w:sz="4" w:space="0"/>
             </w:tcBorders>
             <w:shd w:val="clear" w:color="auto" w:fill="FFFFFF"/>
             <w:tcMar>
@@ -1375,10 +1598,10 @@
           <w:tcPr>
             <w:tcW w:w="6960" w:type="dxa"/>
             <w:tcBorders>
-              <w:top w:val="single" w:sz="4" w:space="0" w:color="BFBFBF"/>
-              <w:left w:val="single" w:sz="4" w:space="0" w:color="BFBFBF"/>
-              <w:bottom w:val="single" w:sz="4" w:space="0" w:color="BFBFBF"/>
-              <w:right w:val="single" w:sz="4" w:space="0" w:color="BFBFBF"/>
+              <w:top w:val="single" w:color="BFBFBF" w:sz="4" w:space="0"/>
+              <w:left w:val="single" w:color="BFBFBF" w:sz="4" w:space="0"/>
+              <w:bottom w:val="single" w:color="BFBFBF" w:sz="4" w:space="0"/>
+              <w:right w:val="single" w:color="BFBFBF" w:sz="4" w:space="0"/>
             </w:tcBorders>
             <w:shd w:val="clear" w:color="auto" w:fill="FFFFFF"/>
             <w:tcMar>
@@ -1432,12 +1655,12 @@
         <w:tblW w:w="9360" w:type="dxa"/>
         <w:tblInd w:w="-3" w:type="dxa"/>
         <w:tblBorders>
-          <w:top w:val="single" w:sz="4" w:space="0" w:color="auto"/>
-          <w:left w:val="single" w:sz="4" w:space="0" w:color="auto"/>
-          <w:bottom w:val="single" w:sz="4" w:space="0" w:color="auto"/>
-          <w:right w:val="single" w:sz="4" w:space="0" w:color="auto"/>
-          <w:insideH w:val="single" w:sz="4" w:space="0" w:color="auto"/>
-          <w:insideV w:val="single" w:sz="4" w:space="0" w:color="auto"/>
+          <w:top w:val="single" w:color="auto" w:sz="4" w:space="0"/>
+          <w:left w:val="single" w:color="auto" w:sz="4" w:space="0"/>
+          <w:bottom w:val="single" w:color="auto" w:sz="4" w:space="0"/>
+          <w:right w:val="single" w:color="auto" w:sz="4" w:space="0"/>
+          <w:insideH w:val="single" w:color="auto" w:sz="4" w:space="0"/>
+          <w:insideV w:val="single" w:color="auto" w:sz="4" w:space="0"/>
         </w:tblBorders>
         <w:tblCellMar>
           <w:left w:w="10" w:type="dxa"/>
@@ -1451,6 +1674,12 @@
         <w:gridCol w:w="5303"/>
       </w:tblGrid>
       <w:tr>
+        <w:tblPrEx>
+          <w:tblCellMar>
+            <w:top w:w="0" w:type="dxa"/>
+            <w:bottom w:w="0" w:type="dxa"/>
+          </w:tblCellMar>
+        </w:tblPrEx>
         <w:trPr>
           <w:tblHeader/>
         </w:trPr>
@@ -1458,10 +1687,10 @@
           <w:tcPr>
             <w:tcW w:w="2600" w:type="dxa"/>
             <w:tcBorders>
-              <w:top w:val="single" w:sz="4" w:space="0" w:color="BFBFBF"/>
-              <w:left w:val="single" w:sz="4" w:space="0" w:color="BFBFBF"/>
-              <w:bottom w:val="single" w:sz="4" w:space="0" w:color="BFBFBF"/>
-              <w:right w:val="single" w:sz="4" w:space="0" w:color="BFBFBF"/>
+              <w:top w:val="single" w:color="BFBFBF" w:sz="4" w:space="0"/>
+              <w:left w:val="single" w:color="BFBFBF" w:sz="4" w:space="0"/>
+              <w:bottom w:val="single" w:color="BFBFBF" w:sz="4" w:space="0"/>
+              <w:right w:val="single" w:color="BFBFBF" w:sz="4" w:space="0"/>
             </w:tcBorders>
             <w:shd w:val="clear" w:color="auto" w:fill="1F3864"/>
             <w:tcMar>
@@ -1486,10 +1715,10 @@
           <w:tcPr>
             <w:tcW w:w="1200" w:type="dxa"/>
             <w:tcBorders>
-              <w:top w:val="single" w:sz="4" w:space="0" w:color="BFBFBF"/>
-              <w:left w:val="single" w:sz="4" w:space="0" w:color="BFBFBF"/>
-              <w:bottom w:val="single" w:sz="4" w:space="0" w:color="BFBFBF"/>
-              <w:right w:val="single" w:sz="4" w:space="0" w:color="BFBFBF"/>
+              <w:top w:val="single" w:color="BFBFBF" w:sz="4" w:space="0"/>
+              <w:left w:val="single" w:color="BFBFBF" w:sz="4" w:space="0"/>
+              <w:bottom w:val="single" w:color="BFBFBF" w:sz="4" w:space="0"/>
+              <w:right w:val="single" w:color="BFBFBF" w:sz="4" w:space="0"/>
             </w:tcBorders>
             <w:shd w:val="clear" w:color="auto" w:fill="1F3864"/>
             <w:tcMar>
@@ -1514,10 +1743,10 @@
           <w:tcPr>
             <w:tcW w:w="5560" w:type="dxa"/>
             <w:tcBorders>
-              <w:top w:val="single" w:sz="4" w:space="0" w:color="BFBFBF"/>
-              <w:left w:val="single" w:sz="4" w:space="0" w:color="BFBFBF"/>
-              <w:bottom w:val="single" w:sz="4" w:space="0" w:color="BFBFBF"/>
-              <w:right w:val="single" w:sz="4" w:space="0" w:color="BFBFBF"/>
+              <w:top w:val="single" w:color="BFBFBF" w:sz="4" w:space="0"/>
+              <w:left w:val="single" w:color="BFBFBF" w:sz="4" w:space="0"/>
+              <w:bottom w:val="single" w:color="BFBFBF" w:sz="4" w:space="0"/>
+              <w:right w:val="single" w:color="BFBFBF" w:sz="4" w:space="0"/>
             </w:tcBorders>
             <w:shd w:val="clear" w:color="auto" w:fill="1F3864"/>
             <w:tcMar>
@@ -1540,14 +1769,20 @@
         </w:tc>
       </w:tr>
       <w:tr>
+        <w:tblPrEx>
+          <w:tblCellMar>
+            <w:top w:w="0" w:type="dxa"/>
+            <w:bottom w:w="0" w:type="dxa"/>
+          </w:tblCellMar>
+        </w:tblPrEx>
         <w:tc>
           <w:tcPr>
             <w:tcW w:w="2600" w:type="dxa"/>
             <w:tcBorders>
-              <w:top w:val="single" w:sz="4" w:space="0" w:color="BFBFBF"/>
-              <w:left w:val="single" w:sz="4" w:space="0" w:color="BFBFBF"/>
-              <w:bottom w:val="single" w:sz="4" w:space="0" w:color="BFBFBF"/>
-              <w:right w:val="single" w:sz="4" w:space="0" w:color="BFBFBF"/>
+              <w:top w:val="single" w:color="BFBFBF" w:sz="4" w:space="0"/>
+              <w:left w:val="single" w:color="BFBFBF" w:sz="4" w:space="0"/>
+              <w:bottom w:val="single" w:color="BFBFBF" w:sz="4" w:space="0"/>
+              <w:right w:val="single" w:color="BFBFBF" w:sz="4" w:space="0"/>
             </w:tcBorders>
             <w:shd w:val="clear" w:color="auto" w:fill="FFFFFF"/>
             <w:tcMar>
@@ -1574,10 +1809,10 @@
           <w:tcPr>
             <w:tcW w:w="1200" w:type="dxa"/>
             <w:tcBorders>
-              <w:top w:val="single" w:sz="4" w:space="0" w:color="BFBFBF"/>
-              <w:left w:val="single" w:sz="4" w:space="0" w:color="BFBFBF"/>
-              <w:bottom w:val="single" w:sz="4" w:space="0" w:color="BFBFBF"/>
-              <w:right w:val="single" w:sz="4" w:space="0" w:color="BFBFBF"/>
+              <w:top w:val="single" w:color="BFBFBF" w:sz="4" w:space="0"/>
+              <w:left w:val="single" w:color="BFBFBF" w:sz="4" w:space="0"/>
+              <w:bottom w:val="single" w:color="BFBFBF" w:sz="4" w:space="0"/>
+              <w:right w:val="single" w:color="BFBFBF" w:sz="4" w:space="0"/>
             </w:tcBorders>
             <w:shd w:val="clear" w:color="auto" w:fill="FFFFFF"/>
             <w:tcMar>
@@ -1604,10 +1839,10 @@
           <w:tcPr>
             <w:tcW w:w="5560" w:type="dxa"/>
             <w:tcBorders>
-              <w:top w:val="single" w:sz="4" w:space="0" w:color="BFBFBF"/>
-              <w:left w:val="single" w:sz="4" w:space="0" w:color="BFBFBF"/>
-              <w:bottom w:val="single" w:sz="4" w:space="0" w:color="BFBFBF"/>
-              <w:right w:val="single" w:sz="4" w:space="0" w:color="BFBFBF"/>
+              <w:top w:val="single" w:color="BFBFBF" w:sz="4" w:space="0"/>
+              <w:left w:val="single" w:color="BFBFBF" w:sz="4" w:space="0"/>
+              <w:bottom w:val="single" w:color="BFBFBF" w:sz="4" w:space="0"/>
+              <w:right w:val="single" w:color="BFBFBF" w:sz="4" w:space="0"/>
             </w:tcBorders>
             <w:shd w:val="clear" w:color="auto" w:fill="FFFFFF"/>
             <w:tcMar>
@@ -1632,14 +1867,20 @@
         </w:tc>
       </w:tr>
       <w:tr>
+        <w:tblPrEx>
+          <w:tblCellMar>
+            <w:top w:w="0" w:type="dxa"/>
+            <w:bottom w:w="0" w:type="dxa"/>
+          </w:tblCellMar>
+        </w:tblPrEx>
         <w:tc>
           <w:tcPr>
             <w:tcW w:w="2600" w:type="dxa"/>
             <w:tcBorders>
-              <w:top w:val="single" w:sz="4" w:space="0" w:color="BFBFBF"/>
-              <w:left w:val="single" w:sz="4" w:space="0" w:color="BFBFBF"/>
-              <w:bottom w:val="single" w:sz="4" w:space="0" w:color="BFBFBF"/>
-              <w:right w:val="single" w:sz="4" w:space="0" w:color="BFBFBF"/>
+              <w:top w:val="single" w:color="BFBFBF" w:sz="4" w:space="0"/>
+              <w:left w:val="single" w:color="BFBFBF" w:sz="4" w:space="0"/>
+              <w:bottom w:val="single" w:color="BFBFBF" w:sz="4" w:space="0"/>
+              <w:right w:val="single" w:color="BFBFBF" w:sz="4" w:space="0"/>
             </w:tcBorders>
             <w:shd w:val="clear" w:color="auto" w:fill="F2F2F2"/>
             <w:tcMar>
@@ -1658,7 +1899,6 @@
                 <w:sz w:val="20"/>
                 <w:szCs w:val="20"/>
               </w:rPr>
-              <w:lastRenderedPageBreak/>
               <w:t>DRY RUN COMPLETE</w:t>
             </w:r>
           </w:p>
@@ -1667,10 +1907,10 @@
           <w:tcPr>
             <w:tcW w:w="1200" w:type="dxa"/>
             <w:tcBorders>
-              <w:top w:val="single" w:sz="4" w:space="0" w:color="BFBFBF"/>
-              <w:left w:val="single" w:sz="4" w:space="0" w:color="BFBFBF"/>
-              <w:bottom w:val="single" w:sz="4" w:space="0" w:color="BFBFBF"/>
-              <w:right w:val="single" w:sz="4" w:space="0" w:color="BFBFBF"/>
+              <w:top w:val="single" w:color="BFBFBF" w:sz="4" w:space="0"/>
+              <w:left w:val="single" w:color="BFBFBF" w:sz="4" w:space="0"/>
+              <w:bottom w:val="single" w:color="BFBFBF" w:sz="4" w:space="0"/>
+              <w:right w:val="single" w:color="BFBFBF" w:sz="4" w:space="0"/>
             </w:tcBorders>
             <w:shd w:val="clear" w:color="auto" w:fill="F2F2F2"/>
             <w:tcMar>
@@ -1697,10 +1937,10 @@
           <w:tcPr>
             <w:tcW w:w="5560" w:type="dxa"/>
             <w:tcBorders>
-              <w:top w:val="single" w:sz="4" w:space="0" w:color="BFBFBF"/>
-              <w:left w:val="single" w:sz="4" w:space="0" w:color="BFBFBF"/>
-              <w:bottom w:val="single" w:sz="4" w:space="0" w:color="BFBFBF"/>
-              <w:right w:val="single" w:sz="4" w:space="0" w:color="BFBFBF"/>
+              <w:top w:val="single" w:color="BFBFBF" w:sz="4" w:space="0"/>
+              <w:left w:val="single" w:color="BFBFBF" w:sz="4" w:space="0"/>
+              <w:bottom w:val="single" w:color="BFBFBF" w:sz="4" w:space="0"/>
+              <w:right w:val="single" w:color="BFBFBF" w:sz="4" w:space="0"/>
             </w:tcBorders>
             <w:shd w:val="clear" w:color="auto" w:fill="F2F2F2"/>
             <w:tcMar>
@@ -1725,14 +1965,20 @@
         </w:tc>
       </w:tr>
       <w:tr>
+        <w:tblPrEx>
+          <w:tblCellMar>
+            <w:top w:w="0" w:type="dxa"/>
+            <w:bottom w:w="0" w:type="dxa"/>
+          </w:tblCellMar>
+        </w:tblPrEx>
         <w:tc>
           <w:tcPr>
             <w:tcW w:w="2600" w:type="dxa"/>
             <w:tcBorders>
-              <w:top w:val="single" w:sz="4" w:space="0" w:color="BFBFBF"/>
-              <w:left w:val="single" w:sz="4" w:space="0" w:color="BFBFBF"/>
-              <w:bottom w:val="single" w:sz="4" w:space="0" w:color="BFBFBF"/>
-              <w:right w:val="single" w:sz="4" w:space="0" w:color="BFBFBF"/>
+              <w:top w:val="single" w:color="BFBFBF" w:sz="4" w:space="0"/>
+              <w:left w:val="single" w:color="BFBFBF" w:sz="4" w:space="0"/>
+              <w:bottom w:val="single" w:color="BFBFBF" w:sz="4" w:space="0"/>
+              <w:right w:val="single" w:color="BFBFBF" w:sz="4" w:space="0"/>
             </w:tcBorders>
             <w:shd w:val="clear" w:color="auto" w:fill="FFFFFF"/>
             <w:tcMar>
@@ -1759,10 +2005,10 @@
           <w:tcPr>
             <w:tcW w:w="1200" w:type="dxa"/>
             <w:tcBorders>
-              <w:top w:val="single" w:sz="4" w:space="0" w:color="BFBFBF"/>
-              <w:left w:val="single" w:sz="4" w:space="0" w:color="BFBFBF"/>
-              <w:bottom w:val="single" w:sz="4" w:space="0" w:color="BFBFBF"/>
-              <w:right w:val="single" w:sz="4" w:space="0" w:color="BFBFBF"/>
+              <w:top w:val="single" w:color="BFBFBF" w:sz="4" w:space="0"/>
+              <w:left w:val="single" w:color="BFBFBF" w:sz="4" w:space="0"/>
+              <w:bottom w:val="single" w:color="BFBFBF" w:sz="4" w:space="0"/>
+              <w:right w:val="single" w:color="BFBFBF" w:sz="4" w:space="0"/>
             </w:tcBorders>
             <w:shd w:val="clear" w:color="auto" w:fill="FFFFFF"/>
             <w:tcMar>
@@ -1789,10 +2035,10 @@
           <w:tcPr>
             <w:tcW w:w="5560" w:type="dxa"/>
             <w:tcBorders>
-              <w:top w:val="single" w:sz="4" w:space="0" w:color="BFBFBF"/>
-              <w:left w:val="single" w:sz="4" w:space="0" w:color="BFBFBF"/>
-              <w:bottom w:val="single" w:sz="4" w:space="0" w:color="BFBFBF"/>
-              <w:right w:val="single" w:sz="4" w:space="0" w:color="BFBFBF"/>
+              <w:top w:val="single" w:color="BFBFBF" w:sz="4" w:space="0"/>
+              <w:left w:val="single" w:color="BFBFBF" w:sz="4" w:space="0"/>
+              <w:bottom w:val="single" w:color="BFBFBF" w:sz="4" w:space="0"/>
+              <w:right w:val="single" w:color="BFBFBF" w:sz="4" w:space="0"/>
             </w:tcBorders>
             <w:shd w:val="clear" w:color="auto" w:fill="FFFFFF"/>
             <w:tcMar>
@@ -1817,14 +2063,20 @@
         </w:tc>
       </w:tr>
       <w:tr>
+        <w:tblPrEx>
+          <w:tblCellMar>
+            <w:top w:w="0" w:type="dxa"/>
+            <w:bottom w:w="0" w:type="dxa"/>
+          </w:tblCellMar>
+        </w:tblPrEx>
         <w:tc>
           <w:tcPr>
             <w:tcW w:w="2600" w:type="dxa"/>
             <w:tcBorders>
-              <w:top w:val="single" w:sz="4" w:space="0" w:color="BFBFBF"/>
-              <w:left w:val="single" w:sz="4" w:space="0" w:color="BFBFBF"/>
-              <w:bottom w:val="single" w:sz="4" w:space="0" w:color="BFBFBF"/>
-              <w:right w:val="single" w:sz="4" w:space="0" w:color="BFBFBF"/>
+              <w:top w:val="single" w:color="BFBFBF" w:sz="4" w:space="0"/>
+              <w:left w:val="single" w:color="BFBFBF" w:sz="4" w:space="0"/>
+              <w:bottom w:val="single" w:color="BFBFBF" w:sz="4" w:space="0"/>
+              <w:right w:val="single" w:color="BFBFBF" w:sz="4" w:space="0"/>
             </w:tcBorders>
             <w:shd w:val="clear" w:color="auto" w:fill="F2F2F2"/>
             <w:tcMar>
@@ -1851,10 +2103,10 @@
           <w:tcPr>
             <w:tcW w:w="1200" w:type="dxa"/>
             <w:tcBorders>
-              <w:top w:val="single" w:sz="4" w:space="0" w:color="BFBFBF"/>
-              <w:left w:val="single" w:sz="4" w:space="0" w:color="BFBFBF"/>
-              <w:bottom w:val="single" w:sz="4" w:space="0" w:color="BFBFBF"/>
-              <w:right w:val="single" w:sz="4" w:space="0" w:color="BFBFBF"/>
+              <w:top w:val="single" w:color="BFBFBF" w:sz="4" w:space="0"/>
+              <w:left w:val="single" w:color="BFBFBF" w:sz="4" w:space="0"/>
+              <w:bottom w:val="single" w:color="BFBFBF" w:sz="4" w:space="0"/>
+              <w:right w:val="single" w:color="BFBFBF" w:sz="4" w:space="0"/>
             </w:tcBorders>
             <w:shd w:val="clear" w:color="auto" w:fill="F2F2F2"/>
             <w:tcMar>
@@ -1881,10 +2133,10 @@
           <w:tcPr>
             <w:tcW w:w="5560" w:type="dxa"/>
             <w:tcBorders>
-              <w:top w:val="single" w:sz="4" w:space="0" w:color="BFBFBF"/>
-              <w:left w:val="single" w:sz="4" w:space="0" w:color="BFBFBF"/>
-              <w:bottom w:val="single" w:sz="4" w:space="0" w:color="BFBFBF"/>
-              <w:right w:val="single" w:sz="4" w:space="0" w:color="BFBFBF"/>
+              <w:top w:val="single" w:color="BFBFBF" w:sz="4" w:space="0"/>
+              <w:left w:val="single" w:color="BFBFBF" w:sz="4" w:space="0"/>
+              <w:bottom w:val="single" w:color="BFBFBF" w:sz="4" w:space="0"/>
+              <w:right w:val="single" w:color="BFBFBF" w:sz="4" w:space="0"/>
             </w:tcBorders>
             <w:shd w:val="clear" w:color="auto" w:fill="F2F2F2"/>
             <w:tcMar>
@@ -1909,14 +2161,20 @@
         </w:tc>
       </w:tr>
       <w:tr>
+        <w:tblPrEx>
+          <w:tblCellMar>
+            <w:top w:w="0" w:type="dxa"/>
+            <w:bottom w:w="0" w:type="dxa"/>
+          </w:tblCellMar>
+        </w:tblPrEx>
         <w:tc>
           <w:tcPr>
             <w:tcW w:w="2600" w:type="dxa"/>
             <w:tcBorders>
-              <w:top w:val="single" w:sz="4" w:space="0" w:color="BFBFBF"/>
-              <w:left w:val="single" w:sz="4" w:space="0" w:color="BFBFBF"/>
-              <w:bottom w:val="single" w:sz="4" w:space="0" w:color="BFBFBF"/>
-              <w:right w:val="single" w:sz="4" w:space="0" w:color="BFBFBF"/>
+              <w:top w:val="single" w:color="BFBFBF" w:sz="4" w:space="0"/>
+              <w:left w:val="single" w:color="BFBFBF" w:sz="4" w:space="0"/>
+              <w:bottom w:val="single" w:color="BFBFBF" w:sz="4" w:space="0"/>
+              <w:right w:val="single" w:color="BFBFBF" w:sz="4" w:space="0"/>
             </w:tcBorders>
             <w:shd w:val="clear" w:color="auto" w:fill="FFFFFF"/>
             <w:tcMar>
@@ -1943,10 +2201,10 @@
           <w:tcPr>
             <w:tcW w:w="1200" w:type="dxa"/>
             <w:tcBorders>
-              <w:top w:val="single" w:sz="4" w:space="0" w:color="BFBFBF"/>
-              <w:left w:val="single" w:sz="4" w:space="0" w:color="BFBFBF"/>
-              <w:bottom w:val="single" w:sz="4" w:space="0" w:color="BFBFBF"/>
-              <w:right w:val="single" w:sz="4" w:space="0" w:color="BFBFBF"/>
+              <w:top w:val="single" w:color="BFBFBF" w:sz="4" w:space="0"/>
+              <w:left w:val="single" w:color="BFBFBF" w:sz="4" w:space="0"/>
+              <w:bottom w:val="single" w:color="BFBFBF" w:sz="4" w:space="0"/>
+              <w:right w:val="single" w:color="BFBFBF" w:sz="4" w:space="0"/>
             </w:tcBorders>
             <w:shd w:val="clear" w:color="auto" w:fill="FFFFFF"/>
             <w:tcMar>
@@ -1973,10 +2231,10 @@
           <w:tcPr>
             <w:tcW w:w="5560" w:type="dxa"/>
             <w:tcBorders>
-              <w:top w:val="single" w:sz="4" w:space="0" w:color="BFBFBF"/>
-              <w:left w:val="single" w:sz="4" w:space="0" w:color="BFBFBF"/>
-              <w:bottom w:val="single" w:sz="4" w:space="0" w:color="BFBFBF"/>
-              <w:right w:val="single" w:sz="4" w:space="0" w:color="BFBFBF"/>
+              <w:top w:val="single" w:color="BFBFBF" w:sz="4" w:space="0"/>
+              <w:left w:val="single" w:color="BFBFBF" w:sz="4" w:space="0"/>
+              <w:bottom w:val="single" w:color="BFBFBF" w:sz="4" w:space="0"/>
+              <w:right w:val="single" w:color="BFBFBF" w:sz="4" w:space="0"/>
             </w:tcBorders>
             <w:shd w:val="clear" w:color="auto" w:fill="FFFFFF"/>
             <w:tcMar>
@@ -2001,14 +2259,20 @@
         </w:tc>
       </w:tr>
       <w:tr>
+        <w:tblPrEx>
+          <w:tblCellMar>
+            <w:top w:w="0" w:type="dxa"/>
+            <w:bottom w:w="0" w:type="dxa"/>
+          </w:tblCellMar>
+        </w:tblPrEx>
         <w:tc>
           <w:tcPr>
             <w:tcW w:w="2600" w:type="dxa"/>
             <w:tcBorders>
-              <w:top w:val="single" w:sz="4" w:space="0" w:color="BFBFBF"/>
-              <w:left w:val="single" w:sz="4" w:space="0" w:color="BFBFBF"/>
-              <w:bottom w:val="single" w:sz="4" w:space="0" w:color="BFBFBF"/>
-              <w:right w:val="single" w:sz="4" w:space="0" w:color="BFBFBF"/>
+              <w:top w:val="single" w:color="BFBFBF" w:sz="4" w:space="0"/>
+              <w:left w:val="single" w:color="BFBFBF" w:sz="4" w:space="0"/>
+              <w:bottom w:val="single" w:color="BFBFBF" w:sz="4" w:space="0"/>
+              <w:right w:val="single" w:color="BFBFBF" w:sz="4" w:space="0"/>
             </w:tcBorders>
             <w:shd w:val="clear" w:color="auto" w:fill="F2F2F2"/>
             <w:tcMar>
@@ -2035,10 +2299,10 @@
           <w:tcPr>
             <w:tcW w:w="1200" w:type="dxa"/>
             <w:tcBorders>
-              <w:top w:val="single" w:sz="4" w:space="0" w:color="BFBFBF"/>
-              <w:left w:val="single" w:sz="4" w:space="0" w:color="BFBFBF"/>
-              <w:bottom w:val="single" w:sz="4" w:space="0" w:color="BFBFBF"/>
-              <w:right w:val="single" w:sz="4" w:space="0" w:color="BFBFBF"/>
+              <w:top w:val="single" w:color="BFBFBF" w:sz="4" w:space="0"/>
+              <w:left w:val="single" w:color="BFBFBF" w:sz="4" w:space="0"/>
+              <w:bottom w:val="single" w:color="BFBFBF" w:sz="4" w:space="0"/>
+              <w:right w:val="single" w:color="BFBFBF" w:sz="4" w:space="0"/>
             </w:tcBorders>
             <w:shd w:val="clear" w:color="auto" w:fill="F2F2F2"/>
             <w:tcMar>
@@ -2065,10 +2329,10 @@
           <w:tcPr>
             <w:tcW w:w="5560" w:type="dxa"/>
             <w:tcBorders>
-              <w:top w:val="single" w:sz="4" w:space="0" w:color="BFBFBF"/>
-              <w:left w:val="single" w:sz="4" w:space="0" w:color="BFBFBF"/>
-              <w:bottom w:val="single" w:sz="4" w:space="0" w:color="BFBFBF"/>
-              <w:right w:val="single" w:sz="4" w:space="0" w:color="BFBFBF"/>
+              <w:top w:val="single" w:color="BFBFBF" w:sz="4" w:space="0"/>
+              <w:left w:val="single" w:color="BFBFBF" w:sz="4" w:space="0"/>
+              <w:bottom w:val="single" w:color="BFBFBF" w:sz="4" w:space="0"/>
+              <w:right w:val="single" w:color="BFBFBF" w:sz="4" w:space="0"/>
             </w:tcBorders>
             <w:shd w:val="clear" w:color="auto" w:fill="F2F2F2"/>
             <w:tcMar>
@@ -2093,14 +2357,20 @@
         </w:tc>
       </w:tr>
       <w:tr>
+        <w:tblPrEx>
+          <w:tblCellMar>
+            <w:top w:w="0" w:type="dxa"/>
+            <w:bottom w:w="0" w:type="dxa"/>
+          </w:tblCellMar>
+        </w:tblPrEx>
         <w:tc>
           <w:tcPr>
             <w:tcW w:w="2600" w:type="dxa"/>
             <w:tcBorders>
-              <w:top w:val="single" w:sz="4" w:space="0" w:color="BFBFBF"/>
-              <w:left w:val="single" w:sz="4" w:space="0" w:color="BFBFBF"/>
-              <w:bottom w:val="single" w:sz="4" w:space="0" w:color="BFBFBF"/>
-              <w:right w:val="single" w:sz="4" w:space="0" w:color="BFBFBF"/>
+              <w:top w:val="single" w:color="BFBFBF" w:sz="4" w:space="0"/>
+              <w:left w:val="single" w:color="BFBFBF" w:sz="4" w:space="0"/>
+              <w:bottom w:val="single" w:color="BFBFBF" w:sz="4" w:space="0"/>
+              <w:right w:val="single" w:color="BFBFBF" w:sz="4" w:space="0"/>
             </w:tcBorders>
             <w:shd w:val="clear" w:color="auto" w:fill="FFFFFF"/>
             <w:tcMar>
@@ -2127,10 +2397,10 @@
           <w:tcPr>
             <w:tcW w:w="1200" w:type="dxa"/>
             <w:tcBorders>
-              <w:top w:val="single" w:sz="4" w:space="0" w:color="BFBFBF"/>
-              <w:left w:val="single" w:sz="4" w:space="0" w:color="BFBFBF"/>
-              <w:bottom w:val="single" w:sz="4" w:space="0" w:color="BFBFBF"/>
-              <w:right w:val="single" w:sz="4" w:space="0" w:color="BFBFBF"/>
+              <w:top w:val="single" w:color="BFBFBF" w:sz="4" w:space="0"/>
+              <w:left w:val="single" w:color="BFBFBF" w:sz="4" w:space="0"/>
+              <w:bottom w:val="single" w:color="BFBFBF" w:sz="4" w:space="0"/>
+              <w:right w:val="single" w:color="BFBFBF" w:sz="4" w:space="0"/>
             </w:tcBorders>
             <w:shd w:val="clear" w:color="auto" w:fill="FFFFFF"/>
             <w:tcMar>
@@ -2157,10 +2427,10 @@
           <w:tcPr>
             <w:tcW w:w="5560" w:type="dxa"/>
             <w:tcBorders>
-              <w:top w:val="single" w:sz="4" w:space="0" w:color="BFBFBF"/>
-              <w:left w:val="single" w:sz="4" w:space="0" w:color="BFBFBF"/>
-              <w:bottom w:val="single" w:sz="4" w:space="0" w:color="BFBFBF"/>
-              <w:right w:val="single" w:sz="4" w:space="0" w:color="BFBFBF"/>
+              <w:top w:val="single" w:color="BFBFBF" w:sz="4" w:space="0"/>
+              <w:left w:val="single" w:color="BFBFBF" w:sz="4" w:space="0"/>
+              <w:bottom w:val="single" w:color="BFBFBF" w:sz="4" w:space="0"/>
+              <w:right w:val="single" w:color="BFBFBF" w:sz="4" w:space="0"/>
             </w:tcBorders>
             <w:shd w:val="clear" w:color="auto" w:fill="FFFFFF"/>
             <w:tcMar>
@@ -2214,12 +2484,12 @@
         <w:tblW w:w="9360" w:type="dxa"/>
         <w:tblInd w:w="-3" w:type="dxa"/>
         <w:tblBorders>
-          <w:top w:val="single" w:sz="4" w:space="0" w:color="auto"/>
-          <w:left w:val="single" w:sz="4" w:space="0" w:color="auto"/>
-          <w:bottom w:val="single" w:sz="4" w:space="0" w:color="auto"/>
-          <w:right w:val="single" w:sz="4" w:space="0" w:color="auto"/>
-          <w:insideH w:val="single" w:sz="4" w:space="0" w:color="auto"/>
-          <w:insideV w:val="single" w:sz="4" w:space="0" w:color="auto"/>
+          <w:top w:val="single" w:color="auto" w:sz="4" w:space="0"/>
+          <w:left w:val="single" w:color="auto" w:sz="4" w:space="0"/>
+          <w:bottom w:val="single" w:color="auto" w:sz="4" w:space="0"/>
+          <w:right w:val="single" w:color="auto" w:sz="4" w:space="0"/>
+          <w:insideH w:val="single" w:color="auto" w:sz="4" w:space="0"/>
+          <w:insideV w:val="single" w:color="auto" w:sz="4" w:space="0"/>
         </w:tblBorders>
         <w:tblCellMar>
           <w:left w:w="10" w:type="dxa"/>
@@ -2232,6 +2502,12 @@
         <w:gridCol w:w="6960"/>
       </w:tblGrid>
       <w:tr>
+        <w:tblPrEx>
+          <w:tblCellMar>
+            <w:top w:w="0" w:type="dxa"/>
+            <w:bottom w:w="0" w:type="dxa"/>
+          </w:tblCellMar>
+        </w:tblPrEx>
         <w:trPr>
           <w:tblHeader/>
         </w:trPr>
@@ -2239,10 +2515,10 @@
           <w:tcPr>
             <w:tcW w:w="2400" w:type="dxa"/>
             <w:tcBorders>
-              <w:top w:val="single" w:sz="4" w:space="0" w:color="BFBFBF"/>
-              <w:left w:val="single" w:sz="4" w:space="0" w:color="BFBFBF"/>
-              <w:bottom w:val="single" w:sz="4" w:space="0" w:color="BFBFBF"/>
-              <w:right w:val="single" w:sz="4" w:space="0" w:color="BFBFBF"/>
+              <w:top w:val="single" w:color="BFBFBF" w:sz="4" w:space="0"/>
+              <w:left w:val="single" w:color="BFBFBF" w:sz="4" w:space="0"/>
+              <w:bottom w:val="single" w:color="BFBFBF" w:sz="4" w:space="0"/>
+              <w:right w:val="single" w:color="BFBFBF" w:sz="4" w:space="0"/>
             </w:tcBorders>
             <w:shd w:val="clear" w:color="auto" w:fill="1F3864"/>
             <w:tcMar>
@@ -2267,10 +2543,10 @@
           <w:tcPr>
             <w:tcW w:w="6960" w:type="dxa"/>
             <w:tcBorders>
-              <w:top w:val="single" w:sz="4" w:space="0" w:color="BFBFBF"/>
-              <w:left w:val="single" w:sz="4" w:space="0" w:color="BFBFBF"/>
-              <w:bottom w:val="single" w:sz="4" w:space="0" w:color="BFBFBF"/>
-              <w:right w:val="single" w:sz="4" w:space="0" w:color="BFBFBF"/>
+              <w:top w:val="single" w:color="BFBFBF" w:sz="4" w:space="0"/>
+              <w:left w:val="single" w:color="BFBFBF" w:sz="4" w:space="0"/>
+              <w:bottom w:val="single" w:color="BFBFBF" w:sz="4" w:space="0"/>
+              <w:right w:val="single" w:color="BFBFBF" w:sz="4" w:space="0"/>
             </w:tcBorders>
             <w:shd w:val="clear" w:color="auto" w:fill="1F3864"/>
             <w:tcMar>
@@ -2293,14 +2569,20 @@
         </w:tc>
       </w:tr>
       <w:tr>
+        <w:tblPrEx>
+          <w:tblCellMar>
+            <w:top w:w="0" w:type="dxa"/>
+            <w:bottom w:w="0" w:type="dxa"/>
+          </w:tblCellMar>
+        </w:tblPrEx>
         <w:tc>
           <w:tcPr>
             <w:tcW w:w="2400" w:type="dxa"/>
             <w:tcBorders>
-              <w:top w:val="single" w:sz="4" w:space="0" w:color="BFBFBF"/>
-              <w:left w:val="single" w:sz="4" w:space="0" w:color="BFBFBF"/>
-              <w:bottom w:val="single" w:sz="4" w:space="0" w:color="BFBFBF"/>
-              <w:right w:val="single" w:sz="4" w:space="0" w:color="BFBFBF"/>
+              <w:top w:val="single" w:color="BFBFBF" w:sz="4" w:space="0"/>
+              <w:left w:val="single" w:color="BFBFBF" w:sz="4" w:space="0"/>
+              <w:bottom w:val="single" w:color="BFBFBF" w:sz="4" w:space="0"/>
+              <w:right w:val="single" w:color="BFBFBF" w:sz="4" w:space="0"/>
             </w:tcBorders>
             <w:shd w:val="clear" w:color="auto" w:fill="FFFFFF"/>
             <w:tcMar>
@@ -2327,10 +2609,10 @@
           <w:tcPr>
             <w:tcW w:w="6960" w:type="dxa"/>
             <w:tcBorders>
-              <w:top w:val="single" w:sz="4" w:space="0" w:color="BFBFBF"/>
-              <w:left w:val="single" w:sz="4" w:space="0" w:color="BFBFBF"/>
-              <w:bottom w:val="single" w:sz="4" w:space="0" w:color="BFBFBF"/>
-              <w:right w:val="single" w:sz="4" w:space="0" w:color="BFBFBF"/>
+              <w:top w:val="single" w:color="BFBFBF" w:sz="4" w:space="0"/>
+              <w:left w:val="single" w:color="BFBFBF" w:sz="4" w:space="0"/>
+              <w:bottom w:val="single" w:color="BFBFBF" w:sz="4" w:space="0"/>
+              <w:right w:val="single" w:color="BFBFBF" w:sz="4" w:space="0"/>
             </w:tcBorders>
             <w:shd w:val="clear" w:color="auto" w:fill="FFFFFF"/>
             <w:tcMar>
@@ -2355,14 +2637,20 @@
         </w:tc>
       </w:tr>
       <w:tr>
+        <w:tblPrEx>
+          <w:tblCellMar>
+            <w:top w:w="0" w:type="dxa"/>
+            <w:bottom w:w="0" w:type="dxa"/>
+          </w:tblCellMar>
+        </w:tblPrEx>
         <w:tc>
           <w:tcPr>
             <w:tcW w:w="2400" w:type="dxa"/>
             <w:tcBorders>
-              <w:top w:val="single" w:sz="4" w:space="0" w:color="BFBFBF"/>
-              <w:left w:val="single" w:sz="4" w:space="0" w:color="BFBFBF"/>
-              <w:bottom w:val="single" w:sz="4" w:space="0" w:color="BFBFBF"/>
-              <w:right w:val="single" w:sz="4" w:space="0" w:color="BFBFBF"/>
+              <w:top w:val="single" w:color="BFBFBF" w:sz="4" w:space="0"/>
+              <w:left w:val="single" w:color="BFBFBF" w:sz="4" w:space="0"/>
+              <w:bottom w:val="single" w:color="BFBFBF" w:sz="4" w:space="0"/>
+              <w:right w:val="single" w:color="BFBFBF" w:sz="4" w:space="0"/>
             </w:tcBorders>
             <w:shd w:val="clear" w:color="auto" w:fill="F2F2F2"/>
             <w:tcMar>
@@ -2389,10 +2677,10 @@
           <w:tcPr>
             <w:tcW w:w="6960" w:type="dxa"/>
             <w:tcBorders>
-              <w:top w:val="single" w:sz="4" w:space="0" w:color="BFBFBF"/>
-              <w:left w:val="single" w:sz="4" w:space="0" w:color="BFBFBF"/>
-              <w:bottom w:val="single" w:sz="4" w:space="0" w:color="BFBFBF"/>
-              <w:right w:val="single" w:sz="4" w:space="0" w:color="BFBFBF"/>
+              <w:top w:val="single" w:color="BFBFBF" w:sz="4" w:space="0"/>
+              <w:left w:val="single" w:color="BFBFBF" w:sz="4" w:space="0"/>
+              <w:bottom w:val="single" w:color="BFBFBF" w:sz="4" w:space="0"/>
+              <w:right w:val="single" w:color="BFBFBF" w:sz="4" w:space="0"/>
             </w:tcBorders>
             <w:shd w:val="clear" w:color="auto" w:fill="F2F2F2"/>
             <w:tcMar>
@@ -2417,14 +2705,20 @@
         </w:tc>
       </w:tr>
       <w:tr>
+        <w:tblPrEx>
+          <w:tblCellMar>
+            <w:top w:w="0" w:type="dxa"/>
+            <w:bottom w:w="0" w:type="dxa"/>
+          </w:tblCellMar>
+        </w:tblPrEx>
         <w:tc>
           <w:tcPr>
             <w:tcW w:w="2400" w:type="dxa"/>
             <w:tcBorders>
-              <w:top w:val="single" w:sz="4" w:space="0" w:color="BFBFBF"/>
-              <w:left w:val="single" w:sz="4" w:space="0" w:color="BFBFBF"/>
-              <w:bottom w:val="single" w:sz="4" w:space="0" w:color="BFBFBF"/>
-              <w:right w:val="single" w:sz="4" w:space="0" w:color="BFBFBF"/>
+              <w:top w:val="single" w:color="BFBFBF" w:sz="4" w:space="0"/>
+              <w:left w:val="single" w:color="BFBFBF" w:sz="4" w:space="0"/>
+              <w:bottom w:val="single" w:color="BFBFBF" w:sz="4" w:space="0"/>
+              <w:right w:val="single" w:color="BFBFBF" w:sz="4" w:space="0"/>
             </w:tcBorders>
             <w:shd w:val="clear" w:color="auto" w:fill="FFFFFF"/>
             <w:tcMar>
@@ -2451,10 +2745,10 @@
           <w:tcPr>
             <w:tcW w:w="6960" w:type="dxa"/>
             <w:tcBorders>
-              <w:top w:val="single" w:sz="4" w:space="0" w:color="BFBFBF"/>
-              <w:left w:val="single" w:sz="4" w:space="0" w:color="BFBFBF"/>
-              <w:bottom w:val="single" w:sz="4" w:space="0" w:color="BFBFBF"/>
-              <w:right w:val="single" w:sz="4" w:space="0" w:color="BFBFBF"/>
+              <w:top w:val="single" w:color="BFBFBF" w:sz="4" w:space="0"/>
+              <w:left w:val="single" w:color="BFBFBF" w:sz="4" w:space="0"/>
+              <w:bottom w:val="single" w:color="BFBFBF" w:sz="4" w:space="0"/>
+              <w:right w:val="single" w:color="BFBFBF" w:sz="4" w:space="0"/>
             </w:tcBorders>
             <w:shd w:val="clear" w:color="auto" w:fill="FFFFFF"/>
             <w:tcMar>
@@ -2479,14 +2773,20 @@
         </w:tc>
       </w:tr>
       <w:tr>
+        <w:tblPrEx>
+          <w:tblCellMar>
+            <w:top w:w="0" w:type="dxa"/>
+            <w:bottom w:w="0" w:type="dxa"/>
+          </w:tblCellMar>
+        </w:tblPrEx>
         <w:tc>
           <w:tcPr>
             <w:tcW w:w="2400" w:type="dxa"/>
             <w:tcBorders>
-              <w:top w:val="single" w:sz="4" w:space="0" w:color="BFBFBF"/>
-              <w:left w:val="single" w:sz="4" w:space="0" w:color="BFBFBF"/>
-              <w:bottom w:val="single" w:sz="4" w:space="0" w:color="BFBFBF"/>
-              <w:right w:val="single" w:sz="4" w:space="0" w:color="BFBFBF"/>
+              <w:top w:val="single" w:color="BFBFBF" w:sz="4" w:space="0"/>
+              <w:left w:val="single" w:color="BFBFBF" w:sz="4" w:space="0"/>
+              <w:bottom w:val="single" w:color="BFBFBF" w:sz="4" w:space="0"/>
+              <w:right w:val="single" w:color="BFBFBF" w:sz="4" w:space="0"/>
             </w:tcBorders>
             <w:shd w:val="clear" w:color="auto" w:fill="F2F2F2"/>
             <w:tcMar>
@@ -2513,10 +2813,10 @@
           <w:tcPr>
             <w:tcW w:w="6960" w:type="dxa"/>
             <w:tcBorders>
-              <w:top w:val="single" w:sz="4" w:space="0" w:color="BFBFBF"/>
-              <w:left w:val="single" w:sz="4" w:space="0" w:color="BFBFBF"/>
-              <w:bottom w:val="single" w:sz="4" w:space="0" w:color="BFBFBF"/>
-              <w:right w:val="single" w:sz="4" w:space="0" w:color="BFBFBF"/>
+              <w:top w:val="single" w:color="BFBFBF" w:sz="4" w:space="0"/>
+              <w:left w:val="single" w:color="BFBFBF" w:sz="4" w:space="0"/>
+              <w:bottom w:val="single" w:color="BFBFBF" w:sz="4" w:space="0"/>
+              <w:right w:val="single" w:color="BFBFBF" w:sz="4" w:space="0"/>
             </w:tcBorders>
             <w:shd w:val="clear" w:color="auto" w:fill="F2F2F2"/>
             <w:tcMar>
@@ -2546,7 +2846,6 @@
         <w:spacing w:after="120"/>
       </w:pPr>
       <w:r>
-        <w:lastRenderedPageBreak/>
         <w:t xml:space="preserve"> </w:t>
       </w:r>
     </w:p>
@@ -2555,12 +2854,12 @@
         <w:tblW w:w="9360" w:type="dxa"/>
         <w:tblInd w:w="-3" w:type="dxa"/>
         <w:tblBorders>
-          <w:top w:val="single" w:sz="4" w:space="0" w:color="auto"/>
-          <w:left w:val="single" w:sz="4" w:space="0" w:color="auto"/>
-          <w:bottom w:val="single" w:sz="4" w:space="0" w:color="auto"/>
-          <w:right w:val="single" w:sz="4" w:space="0" w:color="auto"/>
-          <w:insideH w:val="single" w:sz="4" w:space="0" w:color="auto"/>
-          <w:insideV w:val="single" w:sz="4" w:space="0" w:color="auto"/>
+          <w:top w:val="single" w:color="auto" w:sz="4" w:space="0"/>
+          <w:left w:val="single" w:color="auto" w:sz="4" w:space="0"/>
+          <w:bottom w:val="single" w:color="auto" w:sz="4" w:space="0"/>
+          <w:right w:val="single" w:color="auto" w:sz="4" w:space="0"/>
+          <w:insideH w:val="single" w:color="auto" w:sz="4" w:space="0"/>
+          <w:insideV w:val="single" w:color="auto" w:sz="4" w:space="0"/>
         </w:tblBorders>
         <w:tblCellMar>
           <w:left w:w="10" w:type="dxa"/>
@@ -2573,6 +2872,12 @@
         <w:gridCol w:w="9240"/>
       </w:tblGrid>
       <w:tr>
+        <w:tblPrEx>
+          <w:tblCellMar>
+            <w:top w:w="0" w:type="dxa"/>
+            <w:bottom w:w="0" w:type="dxa"/>
+          </w:tblCellMar>
+        </w:tblPrEx>
         <w:tc>
           <w:tcPr>
             <w:tcW w:w="120" w:type="dxa"/>
@@ -2643,30 +2948,35 @@
         <w:spacing w:after="120"/>
       </w:pPr>
       <w:r>
+        <w:rPr/>
         <w:t xml:space="preserve">Confirm the exact ignore string with your </w:t>
       </w:r>
       <w:r>
+        <w:rPr/>
         <w:t>VCF Orchestrator</w:t>
       </w:r>
       <w:r>
+        <w:rPr/>
         <w:t xml:space="preserve"> administrator. A common convention is </w:t>
       </w:r>
       <w:r>
         <w:rPr>
-          <w:rFonts w:ascii="Consolas" w:eastAsia="Consolas" w:hAnsi="Consolas" w:cs="Consolas"/>
+          <w:rFonts w:ascii="Consolas" w:hAnsi="Consolas" w:eastAsia="Consolas" w:cs="Consolas"/>
         </w:rPr>
         <w:t>BACKUP-DO-NOT-DELETE</w:t>
       </w:r>
       <w:r>
+        <w:rPr/>
         <w:t xml:space="preserve"> or </w:t>
       </w:r>
       <w:r>
         <w:rPr>
-          <w:rFonts w:ascii="Consolas" w:eastAsia="Consolas" w:hAnsi="Consolas" w:cs="Consolas"/>
+          <w:rFonts w:ascii="Consolas" w:hAnsi="Consolas" w:eastAsia="Consolas" w:cs="Consolas"/>
         </w:rPr>
         <w:t>KEEP</w:t>
       </w:r>
       <w:r>
+        <w:rPr/>
         <w:t>. The match is case-insensitive and is a substring match, so this works:</w:t>
       </w:r>
     </w:p>
@@ -2675,12 +2985,12 @@
         <w:tblW w:w="9360" w:type="dxa"/>
         <w:tblInd w:w="-3" w:type="dxa"/>
         <w:tblBorders>
-          <w:top w:val="single" w:sz="4" w:space="0" w:color="auto"/>
-          <w:left w:val="single" w:sz="4" w:space="0" w:color="auto"/>
-          <w:bottom w:val="single" w:sz="4" w:space="0" w:color="auto"/>
-          <w:right w:val="single" w:sz="4" w:space="0" w:color="auto"/>
-          <w:insideH w:val="single" w:sz="4" w:space="0" w:color="auto"/>
-          <w:insideV w:val="single" w:sz="4" w:space="0" w:color="auto"/>
+          <w:top w:val="single" w:color="auto" w:sz="4" w:space="0"/>
+          <w:left w:val="single" w:color="auto" w:sz="4" w:space="0"/>
+          <w:bottom w:val="single" w:color="auto" w:sz="4" w:space="0"/>
+          <w:right w:val="single" w:color="auto" w:sz="4" w:space="0"/>
+          <w:insideH w:val="single" w:color="auto" w:sz="4" w:space="0"/>
+          <w:insideV w:val="single" w:color="auto" w:sz="4" w:space="0"/>
         </w:tblBorders>
         <w:tblCellMar>
           <w:left w:w="10" w:type="dxa"/>
@@ -2693,6 +3003,12 @@
         <w:gridCol w:w="4860"/>
       </w:tblGrid>
       <w:tr>
+        <w:tblPrEx>
+          <w:tblCellMar>
+            <w:top w:w="0" w:type="dxa"/>
+            <w:bottom w:w="0" w:type="dxa"/>
+          </w:tblCellMar>
+        </w:tblPrEx>
         <w:trPr>
           <w:tblHeader/>
         </w:trPr>
@@ -2700,10 +3016,10 @@
           <w:tcPr>
             <w:tcW w:w="4500" w:type="dxa"/>
             <w:tcBorders>
-              <w:top w:val="single" w:sz="4" w:space="0" w:color="BFBFBF"/>
-              <w:left w:val="single" w:sz="4" w:space="0" w:color="BFBFBF"/>
-              <w:bottom w:val="single" w:sz="4" w:space="0" w:color="BFBFBF"/>
-              <w:right w:val="single" w:sz="4" w:space="0" w:color="BFBFBF"/>
+              <w:top w:val="single" w:color="BFBFBF" w:sz="4" w:space="0"/>
+              <w:left w:val="single" w:color="BFBFBF" w:sz="4" w:space="0"/>
+              <w:bottom w:val="single" w:color="BFBFBF" w:sz="4" w:space="0"/>
+              <w:right w:val="single" w:color="BFBFBF" w:sz="4" w:space="0"/>
             </w:tcBorders>
             <w:shd w:val="clear" w:color="auto" w:fill="1F3864"/>
             <w:tcMar>
@@ -2728,10 +3044,10 @@
           <w:tcPr>
             <w:tcW w:w="4860" w:type="dxa"/>
             <w:tcBorders>
-              <w:top w:val="single" w:sz="4" w:space="0" w:color="BFBFBF"/>
-              <w:left w:val="single" w:sz="4" w:space="0" w:color="BFBFBF"/>
-              <w:bottom w:val="single" w:sz="4" w:space="0" w:color="BFBFBF"/>
-              <w:right w:val="single" w:sz="4" w:space="0" w:color="BFBFBF"/>
+              <w:top w:val="single" w:color="BFBFBF" w:sz="4" w:space="0"/>
+              <w:left w:val="single" w:color="BFBFBF" w:sz="4" w:space="0"/>
+              <w:bottom w:val="single" w:color="BFBFBF" w:sz="4" w:space="0"/>
+              <w:right w:val="single" w:color="BFBFBF" w:sz="4" w:space="0"/>
             </w:tcBorders>
             <w:shd w:val="clear" w:color="auto" w:fill="1F3864"/>
             <w:tcMar>
@@ -2754,14 +3070,20 @@
         </w:tc>
       </w:tr>
       <w:tr>
+        <w:tblPrEx>
+          <w:tblCellMar>
+            <w:top w:w="0" w:type="dxa"/>
+            <w:bottom w:w="0" w:type="dxa"/>
+          </w:tblCellMar>
+        </w:tblPrEx>
         <w:tc>
           <w:tcPr>
             <w:tcW w:w="4500" w:type="dxa"/>
             <w:tcBorders>
-              <w:top w:val="single" w:sz="4" w:space="0" w:color="BFBFBF"/>
-              <w:left w:val="single" w:sz="4" w:space="0" w:color="BFBFBF"/>
-              <w:bottom w:val="single" w:sz="4" w:space="0" w:color="BFBFBF"/>
-              <w:right w:val="single" w:sz="4" w:space="0" w:color="BFBFBF"/>
+              <w:top w:val="single" w:color="BFBFBF" w:sz="4" w:space="0"/>
+              <w:left w:val="single" w:color="BFBFBF" w:sz="4" w:space="0"/>
+              <w:bottom w:val="single" w:color="BFBFBF" w:sz="4" w:space="0"/>
+              <w:right w:val="single" w:color="BFBFBF" w:sz="4" w:space="0"/>
             </w:tcBorders>
             <w:shd w:val="clear" w:color="auto" w:fill="FFFFFF"/>
             <w:tcMar>
@@ -2788,10 +3110,10 @@
           <w:tcPr>
             <w:tcW w:w="4860" w:type="dxa"/>
             <w:tcBorders>
-              <w:top w:val="single" w:sz="4" w:space="0" w:color="BFBFBF"/>
-              <w:left w:val="single" w:sz="4" w:space="0" w:color="BFBFBF"/>
-              <w:bottom w:val="single" w:sz="4" w:space="0" w:color="BFBFBF"/>
-              <w:right w:val="single" w:sz="4" w:space="0" w:color="BFBFBF"/>
+              <w:top w:val="single" w:color="BFBFBF" w:sz="4" w:space="0"/>
+              <w:left w:val="single" w:color="BFBFBF" w:sz="4" w:space="0"/>
+              <w:bottom w:val="single" w:color="BFBFBF" w:sz="4" w:space="0"/>
+              <w:right w:val="single" w:color="BFBFBF" w:sz="4" w:space="0"/>
             </w:tcBorders>
             <w:shd w:val="clear" w:color="auto" w:fill="FFFFFF"/>
             <w:tcMar>
@@ -2816,14 +3138,20 @@
         </w:tc>
       </w:tr>
       <w:tr>
+        <w:tblPrEx>
+          <w:tblCellMar>
+            <w:top w:w="0" w:type="dxa"/>
+            <w:bottom w:w="0" w:type="dxa"/>
+          </w:tblCellMar>
+        </w:tblPrEx>
         <w:tc>
           <w:tcPr>
             <w:tcW w:w="4500" w:type="dxa"/>
             <w:tcBorders>
-              <w:top w:val="single" w:sz="4" w:space="0" w:color="BFBFBF"/>
-              <w:left w:val="single" w:sz="4" w:space="0" w:color="BFBFBF"/>
-              <w:bottom w:val="single" w:sz="4" w:space="0" w:color="BFBFBF"/>
-              <w:right w:val="single" w:sz="4" w:space="0" w:color="BFBFBF"/>
+              <w:top w:val="single" w:color="BFBFBF" w:sz="4" w:space="0"/>
+              <w:left w:val="single" w:color="BFBFBF" w:sz="4" w:space="0"/>
+              <w:bottom w:val="single" w:color="BFBFBF" w:sz="4" w:space="0"/>
+              <w:right w:val="single" w:color="BFBFBF" w:sz="4" w:space="0"/>
             </w:tcBorders>
             <w:shd w:val="clear" w:color="auto" w:fill="F2F2F2"/>
             <w:tcMar>
@@ -2850,10 +3178,10 @@
           <w:tcPr>
             <w:tcW w:w="4860" w:type="dxa"/>
             <w:tcBorders>
-              <w:top w:val="single" w:sz="4" w:space="0" w:color="BFBFBF"/>
-              <w:left w:val="single" w:sz="4" w:space="0" w:color="BFBFBF"/>
-              <w:bottom w:val="single" w:sz="4" w:space="0" w:color="BFBFBF"/>
-              <w:right w:val="single" w:sz="4" w:space="0" w:color="BFBFBF"/>
+              <w:top w:val="single" w:color="BFBFBF" w:sz="4" w:space="0"/>
+              <w:left w:val="single" w:color="BFBFBF" w:sz="4" w:space="0"/>
+              <w:bottom w:val="single" w:color="BFBFBF" w:sz="4" w:space="0"/>
+              <w:right w:val="single" w:color="BFBFBF" w:sz="4" w:space="0"/>
             </w:tcBorders>
             <w:shd w:val="clear" w:color="auto" w:fill="F2F2F2"/>
             <w:tcMar>
@@ -2878,14 +3206,20 @@
         </w:tc>
       </w:tr>
       <w:tr>
+        <w:tblPrEx>
+          <w:tblCellMar>
+            <w:top w:w="0" w:type="dxa"/>
+            <w:bottom w:w="0" w:type="dxa"/>
+          </w:tblCellMar>
+        </w:tblPrEx>
         <w:tc>
           <w:tcPr>
             <w:tcW w:w="4500" w:type="dxa"/>
             <w:tcBorders>
-              <w:top w:val="single" w:sz="4" w:space="0" w:color="BFBFBF"/>
-              <w:left w:val="single" w:sz="4" w:space="0" w:color="BFBFBF"/>
-              <w:bottom w:val="single" w:sz="4" w:space="0" w:color="BFBFBF"/>
-              <w:right w:val="single" w:sz="4" w:space="0" w:color="BFBFBF"/>
+              <w:top w:val="single" w:color="BFBFBF" w:sz="4" w:space="0"/>
+              <w:left w:val="single" w:color="BFBFBF" w:sz="4" w:space="0"/>
+              <w:bottom w:val="single" w:color="BFBFBF" w:sz="4" w:space="0"/>
+              <w:right w:val="single" w:color="BFBFBF" w:sz="4" w:space="0"/>
             </w:tcBorders>
             <w:shd w:val="clear" w:color="auto" w:fill="FFFFFF"/>
             <w:tcMar>
@@ -2912,10 +3246,10 @@
           <w:tcPr>
             <w:tcW w:w="4860" w:type="dxa"/>
             <w:tcBorders>
-              <w:top w:val="single" w:sz="4" w:space="0" w:color="BFBFBF"/>
-              <w:left w:val="single" w:sz="4" w:space="0" w:color="BFBFBF"/>
-              <w:bottom w:val="single" w:sz="4" w:space="0" w:color="BFBFBF"/>
-              <w:right w:val="single" w:sz="4" w:space="0" w:color="BFBFBF"/>
+              <w:top w:val="single" w:color="BFBFBF" w:sz="4" w:space="0"/>
+              <w:left w:val="single" w:color="BFBFBF" w:sz="4" w:space="0"/>
+              <w:bottom w:val="single" w:color="BFBFBF" w:sz="4" w:space="0"/>
+              <w:right w:val="single" w:color="BFBFBF" w:sz="4" w:space="0"/>
             </w:tcBorders>
             <w:shd w:val="clear" w:color="auto" w:fill="FFFFFF"/>
             <w:tcMar>
@@ -2940,14 +3274,20 @@
         </w:tc>
       </w:tr>
       <w:tr>
+        <w:tblPrEx>
+          <w:tblCellMar>
+            <w:top w:w="0" w:type="dxa"/>
+            <w:bottom w:w="0" w:type="dxa"/>
+          </w:tblCellMar>
+        </w:tblPrEx>
         <w:tc>
           <w:tcPr>
             <w:tcW w:w="4500" w:type="dxa"/>
             <w:tcBorders>
-              <w:top w:val="single" w:sz="4" w:space="0" w:color="BFBFBF"/>
-              <w:left w:val="single" w:sz="4" w:space="0" w:color="BFBFBF"/>
-              <w:bottom w:val="single" w:sz="4" w:space="0" w:color="BFBFBF"/>
-              <w:right w:val="single" w:sz="4" w:space="0" w:color="BFBFBF"/>
+              <w:top w:val="single" w:color="BFBFBF" w:sz="4" w:space="0"/>
+              <w:left w:val="single" w:color="BFBFBF" w:sz="4" w:space="0"/>
+              <w:bottom w:val="single" w:color="BFBFBF" w:sz="4" w:space="0"/>
+              <w:right w:val="single" w:color="BFBFBF" w:sz="4" w:space="0"/>
             </w:tcBorders>
             <w:shd w:val="clear" w:color="auto" w:fill="F2F2F2"/>
             <w:tcMar>
@@ -2974,10 +3314,10 @@
           <w:tcPr>
             <w:tcW w:w="4860" w:type="dxa"/>
             <w:tcBorders>
-              <w:top w:val="single" w:sz="4" w:space="0" w:color="BFBFBF"/>
-              <w:left w:val="single" w:sz="4" w:space="0" w:color="BFBFBF"/>
-              <w:bottom w:val="single" w:sz="4" w:space="0" w:color="BFBFBF"/>
-              <w:right w:val="single" w:sz="4" w:space="0" w:color="BFBFBF"/>
+              <w:top w:val="single" w:color="BFBFBF" w:sz="4" w:space="0"/>
+              <w:left w:val="single" w:color="BFBFBF" w:sz="4" w:space="0"/>
+              <w:bottom w:val="single" w:color="BFBFBF" w:sz="4" w:space="0"/>
+              <w:right w:val="single" w:color="BFBFBF" w:sz="4" w:space="0"/>
             </w:tcBorders>
             <w:shd w:val="clear" w:color="auto" w:fill="F2F2F2"/>
             <w:tcMar>
@@ -3002,14 +3342,20 @@
         </w:tc>
       </w:tr>
       <w:tr>
+        <w:tblPrEx>
+          <w:tblCellMar>
+            <w:top w:w="0" w:type="dxa"/>
+            <w:bottom w:w="0" w:type="dxa"/>
+          </w:tblCellMar>
+        </w:tblPrEx>
         <w:tc>
           <w:tcPr>
             <w:tcW w:w="4500" w:type="dxa"/>
             <w:tcBorders>
-              <w:top w:val="single" w:sz="4" w:space="0" w:color="BFBFBF"/>
-              <w:left w:val="single" w:sz="4" w:space="0" w:color="BFBFBF"/>
-              <w:bottom w:val="single" w:sz="4" w:space="0" w:color="BFBFBF"/>
-              <w:right w:val="single" w:sz="4" w:space="0" w:color="BFBFBF"/>
+              <w:top w:val="single" w:color="BFBFBF" w:sz="4" w:space="0"/>
+              <w:left w:val="single" w:color="BFBFBF" w:sz="4" w:space="0"/>
+              <w:bottom w:val="single" w:color="BFBFBF" w:sz="4" w:space="0"/>
+              <w:right w:val="single" w:color="BFBFBF" w:sz="4" w:space="0"/>
             </w:tcBorders>
             <w:shd w:val="clear" w:color="auto" w:fill="FFFFFF"/>
             <w:tcMar>
@@ -3036,10 +3382,10 @@
           <w:tcPr>
             <w:tcW w:w="4860" w:type="dxa"/>
             <w:tcBorders>
-              <w:top w:val="single" w:sz="4" w:space="0" w:color="BFBFBF"/>
-              <w:left w:val="single" w:sz="4" w:space="0" w:color="BFBFBF"/>
-              <w:bottom w:val="single" w:sz="4" w:space="0" w:color="BFBFBF"/>
-              <w:right w:val="single" w:sz="4" w:space="0" w:color="BFBFBF"/>
+              <w:top w:val="single" w:color="BFBFBF" w:sz="4" w:space="0"/>
+              <w:left w:val="single" w:color="BFBFBF" w:sz="4" w:space="0"/>
+              <w:bottom w:val="single" w:color="BFBFBF" w:sz="4" w:space="0"/>
+              <w:right w:val="single" w:color="BFBFBF" w:sz="4" w:space="0"/>
             </w:tcBorders>
             <w:shd w:val="clear" w:color="auto" w:fill="FFFFFF"/>
             <w:tcMar>
@@ -3077,12 +3423,12 @@
         <w:tblW w:w="9360" w:type="dxa"/>
         <w:tblInd w:w="-3" w:type="dxa"/>
         <w:tblBorders>
-          <w:top w:val="single" w:sz="4" w:space="0" w:color="auto"/>
-          <w:left w:val="single" w:sz="4" w:space="0" w:color="auto"/>
-          <w:bottom w:val="single" w:sz="4" w:space="0" w:color="auto"/>
-          <w:right w:val="single" w:sz="4" w:space="0" w:color="auto"/>
-          <w:insideH w:val="single" w:sz="4" w:space="0" w:color="auto"/>
-          <w:insideV w:val="single" w:sz="4" w:space="0" w:color="auto"/>
+          <w:top w:val="single" w:color="auto" w:sz="4" w:space="0"/>
+          <w:left w:val="single" w:color="auto" w:sz="4" w:space="0"/>
+          <w:bottom w:val="single" w:color="auto" w:sz="4" w:space="0"/>
+          <w:right w:val="single" w:color="auto" w:sz="4" w:space="0"/>
+          <w:insideH w:val="single" w:color="auto" w:sz="4" w:space="0"/>
+          <w:insideV w:val="single" w:color="auto" w:sz="4" w:space="0"/>
         </w:tblBorders>
         <w:tblCellMar>
           <w:left w:w="10" w:type="dxa"/>
@@ -3095,6 +3441,12 @@
         <w:gridCol w:w="9240"/>
       </w:tblGrid>
       <w:tr>
+        <w:tblPrEx>
+          <w:tblCellMar>
+            <w:top w:w="0" w:type="dxa"/>
+            <w:bottom w:w="0" w:type="dxa"/>
+          </w:tblCellMar>
+        </w:tblPrEx>
         <w:tc>
           <w:tcPr>
             <w:tcW w:w="120" w:type="dxa"/>
@@ -3204,7 +3556,6 @@
         <w:spacing w:after="80"/>
       </w:pPr>
       <w:r>
-        <w:lastRenderedPageBreak/>
         <w:t>Workflow input default — the fallback. Should always be true so manual runs are safe by default.</w:t>
       </w:r>
     </w:p>
@@ -3224,23 +3575,30 @@
           <w:numId w:val="3"/>
         </w:numPr>
         <w:spacing w:after="80"/>
-      </w:pPr>
-      <w:r>
+        <w:rPr/>
+      </w:pPr>
+      <w:r>
+        <w:rPr/>
         <w:t xml:space="preserve">Open the workflow in </w:t>
       </w:r>
       <w:r>
+        <w:rPr/>
         <w:t>VCF Orchestrator</w:t>
       </w:r>
       <w:r>
+        <w:rPr/>
         <w:t xml:space="preserve"> → </w:t>
       </w:r>
       <w:r>
+        <w:rPr/>
         <w:t xml:space="preserve">Activity → </w:t>
       </w:r>
       <w:r>
+        <w:rPr/>
         <w:t>Schedule</w:t>
       </w:r>
       <w:r>
+        <w:rPr/>
         <w:t>d view.</w:t>
       </w:r>
     </w:p>
@@ -3252,21 +3610,28 @@
           <w:numId w:val="3"/>
         </w:numPr>
         <w:spacing w:after="80"/>
-      </w:pPr>
-      <w:r>
+        <w:rPr/>
+      </w:pPr>
+      <w:r>
+        <w:rPr/>
         <w:t xml:space="preserve">Click </w:t>
       </w:r>
       <w:r>
         <w:rPr>
-          <w:b/>
-          <w:bCs/>
+          <w:b w:val="1"/>
+          <w:bCs w:val="1"/>
         </w:rPr>
         <w:t>Open</w:t>
       </w:r>
       <w:r>
+        <w:rPr>
+          <w:b w:val="0"/>
+          <w:bCs w:val="0"/>
+        </w:rPr>
         <w:t xml:space="preserve"> on </w:t>
       </w:r>
       <w:r>
+        <w:rPr/>
         <w:t>the active schedule entry.</w:t>
       </w:r>
     </w:p>
@@ -3341,12 +3706,12 @@
         <w:tblW w:w="9360" w:type="dxa"/>
         <w:tblInd w:w="-3" w:type="dxa"/>
         <w:tblBorders>
-          <w:top w:val="single" w:sz="4" w:space="0" w:color="auto"/>
-          <w:left w:val="single" w:sz="4" w:space="0" w:color="auto"/>
-          <w:bottom w:val="single" w:sz="4" w:space="0" w:color="auto"/>
-          <w:right w:val="single" w:sz="4" w:space="0" w:color="auto"/>
-          <w:insideH w:val="single" w:sz="4" w:space="0" w:color="auto"/>
-          <w:insideV w:val="single" w:sz="4" w:space="0" w:color="auto"/>
+          <w:top w:val="single" w:color="auto" w:sz="4" w:space="0"/>
+          <w:left w:val="single" w:color="auto" w:sz="4" w:space="0"/>
+          <w:bottom w:val="single" w:color="auto" w:sz="4" w:space="0"/>
+          <w:right w:val="single" w:color="auto" w:sz="4" w:space="0"/>
+          <w:insideH w:val="single" w:color="auto" w:sz="4" w:space="0"/>
+          <w:insideV w:val="single" w:color="auto" w:sz="4" w:space="0"/>
         </w:tblBorders>
         <w:tblCellMar>
           <w:left w:w="10" w:type="dxa"/>
@@ -3359,6 +3724,12 @@
         <w:gridCol w:w="9240"/>
       </w:tblGrid>
       <w:tr>
+        <w:tblPrEx>
+          <w:tblCellMar>
+            <w:top w:w="0" w:type="dxa"/>
+            <w:bottom w:w="0" w:type="dxa"/>
+          </w:tblCellMar>
+        </w:tblPrEx>
         <w:tc>
           <w:tcPr>
             <w:tcW w:w="120" w:type="dxa"/>
@@ -3401,14 +3772,40 @@
             </w:r>
           </w:p>
           <w:p>
-            <w:r>
+            <w:pPr>
+              <w:rPr>
+                <w:lang w:val="en-US"/>
+              </w:rPr>
+            </w:pPr>
+            <w:r>
+              <w:rPr>
+                <w:lang w:val="en-US"/>
+              </w:rPr>
               <w:t xml:space="preserve">Before clearing the lock, confirm there really is no active run. In the </w:t>
             </w:r>
             <w:r>
+              <w:rPr>
+                <w:lang w:val="en-US"/>
+              </w:rPr>
               <w:t>VCF Orchestrator</w:t>
             </w:r>
             <w:r>
-              <w:t xml:space="preserve"> Client, open the workflow and check the Runs tab. If a run shows state “running”, do not clear the lock — that run owns it.</w:t>
+              <w:rPr>
+                <w:lang w:val="en-US"/>
+              </w:rPr>
+              <w:t xml:space="preserve"> Client, open the workflow and check the Runs tab. If a run shows state “running</w:t>
+            </w:r>
+            <w:r>
+              <w:rPr>
+                <w:lang w:val="en-US"/>
+              </w:rPr>
+              <w:t>”,</w:t>
+            </w:r>
+            <w:r>
+              <w:rPr>
+                <w:lang w:val="en-US"/>
+              </w:rPr>
+              <w:t xml:space="preserve"> do not clear the lock — that run owns it.</w:t>
             </w:r>
           </w:p>
         </w:tc>
@@ -3430,27 +3827,58 @@
           <w:numId w:val="3"/>
         </w:numPr>
         <w:spacing w:after="80"/>
-      </w:pPr>
-      <w:r>
+        <w:rPr>
+          <w:lang w:val="en-US"/>
+        </w:rPr>
+      </w:pPr>
+      <w:r>
+        <w:rPr>
+          <w:lang w:val="en-US"/>
+        </w:rPr>
         <w:t xml:space="preserve">Open </w:t>
       </w:r>
       <w:r>
+        <w:rPr>
+          <w:lang w:val="en-US"/>
+        </w:rPr>
         <w:t>VCF Orchestrator</w:t>
       </w:r>
       <w:r>
+        <w:rPr>
+          <w:lang w:val="en-US"/>
+        </w:rPr>
         <w:t xml:space="preserve"> → </w:t>
       </w:r>
       <w:r>
-        <w:t xml:space="preserve">Library and locate the workflow.  Select the workflow and click </w:t>
-      </w:r>
-      <w:r>
         <w:rPr>
-          <w:b/>
-          <w:bCs/>
+          <w:lang w:val="en-US"/>
+        </w:rPr>
+        <w:t xml:space="preserve">Library and </w:t>
+      </w:r>
+      <w:r>
+        <w:rPr>
+          <w:lang w:val="en-US"/>
+        </w:rPr>
+        <w:t>locate</w:t>
+      </w:r>
+      <w:r>
+        <w:rPr>
+          <w:lang w:val="en-US"/>
+        </w:rPr>
+        <w:t xml:space="preserve"> the workflow.  Select the workflow and click </w:t>
+      </w:r>
+      <w:r>
+        <w:rPr>
+          <w:b w:val="1"/>
+          <w:bCs w:val="1"/>
+          <w:lang w:val="en-US"/>
         </w:rPr>
         <w:t>All Runs</w:t>
       </w:r>
       <w:r>
+        <w:rPr>
+          <w:lang w:val="en-US"/>
+        </w:rPr>
         <w:t>. Confirm there is no run currently in state running.</w:t>
       </w:r>
     </w:p>
@@ -3462,15 +3890,51 @@
           <w:numId w:val="3"/>
         </w:numPr>
         <w:spacing w:after="80"/>
-      </w:pPr>
-      <w:r>
+        <w:rPr>
+          <w:lang w:val="en-US"/>
+        </w:rPr>
+      </w:pPr>
+      <w:r>
+        <w:rPr>
+          <w:lang w:val="en-US"/>
+        </w:rPr>
         <w:t xml:space="preserve">Navigate to Assets </w:t>
       </w:r>
       <w:r>
+        <w:rPr>
+          <w:lang w:val="en-US"/>
+        </w:rPr>
         <w:t xml:space="preserve">→ Configurations </w:t>
       </w:r>
       <w:r>
-        <w:t>and locate the RuntimeState configuration element under the SnapshotCleanup folder.  Click on it</w:t>
+        <w:rPr>
+          <w:lang w:val="en-US"/>
+        </w:rPr>
+        <w:t xml:space="preserve">and </w:t>
+      </w:r>
+      <w:r>
+        <w:rPr>
+          <w:lang w:val="en-US"/>
+        </w:rPr>
+        <w:t>locate</w:t>
+      </w:r>
+      <w:r>
+        <w:rPr>
+          <w:lang w:val="en-US"/>
+        </w:rPr>
+        <w:t xml:space="preserve"> the </w:t>
+      </w:r>
+      <w:r>
+        <w:rPr>
+          <w:lang w:val="en-US"/>
+        </w:rPr>
+        <w:t>RuntimeState</w:t>
+      </w:r>
+      <w:r>
+        <w:rPr>
+          <w:lang w:val="en-US"/>
+        </w:rPr>
+        <w:t xml:space="preserve"> configuration element under the SnapshotCleanup folder.  Click on it</w:t>
       </w:r>
     </w:p>
     <w:p>
@@ -3481,12 +3945,45 @@
           <w:numId w:val="3"/>
         </w:numPr>
         <w:spacing w:after="80"/>
-      </w:pPr>
-      <w:r>
+        <w:rPr>
+          <w:lang w:val="en-US"/>
+        </w:rPr>
+      </w:pPr>
+      <w:r>
+        <w:rPr>
+          <w:lang w:val="en-US"/>
+        </w:rPr>
         <w:t xml:space="preserve">Click on the </w:t>
       </w:r>
       <w:r>
-        <w:t>→ SnapshotCleanup → RuntimeState.</w:t>
+        <w:rPr>
+          <w:lang w:val="en-US"/>
+        </w:rPr>
+        <w:t xml:space="preserve">→ </w:t>
+      </w:r>
+      <w:r>
+        <w:rPr>
+          <w:lang w:val="en-US"/>
+        </w:rPr>
+        <w:t>SnapshotCleanup</w:t>
+      </w:r>
+      <w:r>
+        <w:rPr>
+          <w:lang w:val="en-US"/>
+        </w:rPr>
+        <w:t xml:space="preserve"> → </w:t>
+      </w:r>
+      <w:r>
+        <w:rPr>
+          <w:lang w:val="en-US"/>
+        </w:rPr>
+        <w:t>RuntimeState</w:t>
+      </w:r>
+      <w:r>
+        <w:rPr>
+          <w:lang w:val="en-US"/>
+        </w:rPr>
+        <w:t>.</w:t>
       </w:r>
     </w:p>
     <w:p>
@@ -3497,17 +3994,65 @@
           <w:numId w:val="3"/>
         </w:numPr>
         <w:spacing w:after="80"/>
-      </w:pPr>
-      <w:r>
-        <w:t>Locate the runLock attribute. Its current value is the run ID that supposedly holds the lock.</w:t>
-      </w:r>
-      <w:r>
-        <w:t xml:space="preserve">  If there is a value on this attribute, edit the configuration element and set the runLock value to an empty string and click </w:t>
-      </w:r>
-      <w:r>
         <w:rPr>
-          <w:b/>
-          <w:bCs/>
+          <w:b w:val="0"/>
+          <w:bCs w:val="0"/>
+          <w:lang w:val="en-US"/>
+        </w:rPr>
+      </w:pPr>
+      <w:r>
+        <w:rPr>
+          <w:lang w:val="en-US"/>
+        </w:rPr>
+        <w:t xml:space="preserve">Locate the </w:t>
+      </w:r>
+      <w:r>
+        <w:rPr>
+          <w:lang w:val="en-US"/>
+        </w:rPr>
+        <w:t>runLock</w:t>
+      </w:r>
+      <w:r>
+        <w:rPr>
+          <w:lang w:val="en-US"/>
+        </w:rPr>
+        <w:t xml:space="preserve"> attribute. Its current value is the run ID that </w:t>
+      </w:r>
+      <w:r>
+        <w:rPr>
+          <w:lang w:val="en-US"/>
+        </w:rPr>
+        <w:t>supposedly holds</w:t>
+      </w:r>
+      <w:r>
+        <w:rPr>
+          <w:lang w:val="en-US"/>
+        </w:rPr>
+        <w:t xml:space="preserve"> the lock.</w:t>
+      </w:r>
+      <w:r>
+        <w:rPr>
+          <w:lang w:val="en-US"/>
+        </w:rPr>
+        <w:t xml:space="preserve">  If there is a value on this attribute, edit the configuration element and set the </w:t>
+      </w:r>
+      <w:r>
+        <w:rPr>
+          <w:lang w:val="en-US"/>
+        </w:rPr>
+        <w:t>runLock</w:t>
+      </w:r>
+      <w:r>
+        <w:rPr>
+          <w:lang w:val="en-US"/>
+        </w:rPr>
+        <w:t xml:space="preserve"> value to an empty string and click </w:t>
+      </w:r>
+      <w:r>
+        <w:rPr>
+          <w:b w:val="1"/>
+          <w:bCs w:val="1"/>
+          <w:lang w:val="en-US"/>
         </w:rPr>
         <w:t>Save.</w:t>
       </w:r>
@@ -3542,7 +4087,7 @@
       </w:r>
       <w:r>
         <w:rPr>
-          <w:rFonts w:ascii="Consolas" w:eastAsia="Consolas" w:hAnsi="Consolas" w:cs="Consolas"/>
+          <w:rFonts w:ascii="Consolas" w:hAnsi="Consolas" w:eastAsia="Consolas" w:cs="Consolas"/>
         </w:rPr>
         <w:t>MAINTENANCE</w:t>
       </w:r>
@@ -3555,7 +4100,6 @@
         <w:pStyle w:val="heading10"/>
       </w:pPr>
       <w:r>
-        <w:lastRenderedPageBreak/>
         <w:t>9. Troubleshooting</w:t>
       </w:r>
     </w:p>
@@ -3580,12 +4124,12 @@
         <w:tblW w:w="9360" w:type="dxa"/>
         <w:tblInd w:w="-3" w:type="dxa"/>
         <w:tblBorders>
-          <w:top w:val="single" w:sz="4" w:space="0" w:color="auto"/>
-          <w:left w:val="single" w:sz="4" w:space="0" w:color="auto"/>
-          <w:bottom w:val="single" w:sz="4" w:space="0" w:color="auto"/>
-          <w:right w:val="single" w:sz="4" w:space="0" w:color="auto"/>
-          <w:insideH w:val="single" w:sz="4" w:space="0" w:color="auto"/>
-          <w:insideV w:val="single" w:sz="4" w:space="0" w:color="auto"/>
+          <w:top w:val="single" w:color="auto" w:sz="4" w:space="0"/>
+          <w:left w:val="single" w:color="auto" w:sz="4" w:space="0"/>
+          <w:bottom w:val="single" w:color="auto" w:sz="4" w:space="0"/>
+          <w:right w:val="single" w:color="auto" w:sz="4" w:space="0"/>
+          <w:insideH w:val="single" w:color="auto" w:sz="4" w:space="0"/>
+          <w:insideV w:val="single" w:color="auto" w:sz="4" w:space="0"/>
         </w:tblBorders>
         <w:tblCellMar>
           <w:left w:w="10" w:type="dxa"/>
@@ -3598,6 +4142,12 @@
         <w:gridCol w:w="5160"/>
       </w:tblGrid>
       <w:tr>
+        <w:tblPrEx>
+          <w:tblCellMar>
+            <w:top w:w="0" w:type="dxa"/>
+            <w:bottom w:w="0" w:type="dxa"/>
+          </w:tblCellMar>
+        </w:tblPrEx>
         <w:trPr>
           <w:tblHeader/>
         </w:trPr>
@@ -3605,10 +4155,10 @@
           <w:tcPr>
             <w:tcW w:w="4200" w:type="dxa"/>
             <w:tcBorders>
-              <w:top w:val="single" w:sz="4" w:space="0" w:color="BFBFBF"/>
-              <w:left w:val="single" w:sz="4" w:space="0" w:color="BFBFBF"/>
-              <w:bottom w:val="single" w:sz="4" w:space="0" w:color="BFBFBF"/>
-              <w:right w:val="single" w:sz="4" w:space="0" w:color="BFBFBF"/>
+              <w:top w:val="single" w:color="BFBFBF" w:sz="4" w:space="0"/>
+              <w:left w:val="single" w:color="BFBFBF" w:sz="4" w:space="0"/>
+              <w:bottom w:val="single" w:color="BFBFBF" w:sz="4" w:space="0"/>
+              <w:right w:val="single" w:color="BFBFBF" w:sz="4" w:space="0"/>
             </w:tcBorders>
             <w:shd w:val="clear" w:color="auto" w:fill="1F3864"/>
             <w:tcMar>
@@ -3633,10 +4183,10 @@
           <w:tcPr>
             <w:tcW w:w="5160" w:type="dxa"/>
             <w:tcBorders>
-              <w:top w:val="single" w:sz="4" w:space="0" w:color="BFBFBF"/>
-              <w:left w:val="single" w:sz="4" w:space="0" w:color="BFBFBF"/>
-              <w:bottom w:val="single" w:sz="4" w:space="0" w:color="BFBFBF"/>
-              <w:right w:val="single" w:sz="4" w:space="0" w:color="BFBFBF"/>
+              <w:top w:val="single" w:color="BFBFBF" w:sz="4" w:space="0"/>
+              <w:left w:val="single" w:color="BFBFBF" w:sz="4" w:space="0"/>
+              <w:bottom w:val="single" w:color="BFBFBF" w:sz="4" w:space="0"/>
+              <w:right w:val="single" w:color="BFBFBF" w:sz="4" w:space="0"/>
             </w:tcBorders>
             <w:shd w:val="clear" w:color="auto" w:fill="1F3864"/>
             <w:tcMar>
@@ -3659,14 +4209,20 @@
         </w:tc>
       </w:tr>
       <w:tr>
+        <w:tblPrEx>
+          <w:tblCellMar>
+            <w:top w:w="0" w:type="dxa"/>
+            <w:bottom w:w="0" w:type="dxa"/>
+          </w:tblCellMar>
+        </w:tblPrEx>
         <w:tc>
           <w:tcPr>
             <w:tcW w:w="4200" w:type="dxa"/>
             <w:tcBorders>
-              <w:top w:val="single" w:sz="4" w:space="0" w:color="BFBFBF"/>
-              <w:left w:val="single" w:sz="4" w:space="0" w:color="BFBFBF"/>
-              <w:bottom w:val="single" w:sz="4" w:space="0" w:color="BFBFBF"/>
-              <w:right w:val="single" w:sz="4" w:space="0" w:color="BFBFBF"/>
+              <w:top w:val="single" w:color="BFBFBF" w:sz="4" w:space="0"/>
+              <w:left w:val="single" w:color="BFBFBF" w:sz="4" w:space="0"/>
+              <w:bottom w:val="single" w:color="BFBFBF" w:sz="4" w:space="0"/>
+              <w:right w:val="single" w:color="BFBFBF" w:sz="4" w:space="0"/>
             </w:tcBorders>
             <w:shd w:val="clear" w:color="auto" w:fill="FFFFFF"/>
             <w:tcMar>
@@ -3693,10 +4249,10 @@
           <w:tcPr>
             <w:tcW w:w="5160" w:type="dxa"/>
             <w:tcBorders>
-              <w:top w:val="single" w:sz="4" w:space="0" w:color="BFBFBF"/>
-              <w:left w:val="single" w:sz="4" w:space="0" w:color="BFBFBF"/>
-              <w:bottom w:val="single" w:sz="4" w:space="0" w:color="BFBFBF"/>
-              <w:right w:val="single" w:sz="4" w:space="0" w:color="BFBFBF"/>
+              <w:top w:val="single" w:color="BFBFBF" w:sz="4" w:space="0"/>
+              <w:left w:val="single" w:color="BFBFBF" w:sz="4" w:space="0"/>
+              <w:bottom w:val="single" w:color="BFBFBF" w:sz="4" w:space="0"/>
+              <w:right w:val="single" w:color="BFBFBF" w:sz="4" w:space="0"/>
             </w:tcBorders>
             <w:shd w:val="clear" w:color="auto" w:fill="FFFFFF"/>
             <w:tcMar>
@@ -3721,14 +4277,20 @@
         </w:tc>
       </w:tr>
       <w:tr>
+        <w:tblPrEx>
+          <w:tblCellMar>
+            <w:top w:w="0" w:type="dxa"/>
+            <w:bottom w:w="0" w:type="dxa"/>
+          </w:tblCellMar>
+        </w:tblPrEx>
         <w:tc>
           <w:tcPr>
             <w:tcW w:w="4200" w:type="dxa"/>
             <w:tcBorders>
-              <w:top w:val="single" w:sz="4" w:space="0" w:color="BFBFBF"/>
-              <w:left w:val="single" w:sz="4" w:space="0" w:color="BFBFBF"/>
-              <w:bottom w:val="single" w:sz="4" w:space="0" w:color="BFBFBF"/>
-              <w:right w:val="single" w:sz="4" w:space="0" w:color="BFBFBF"/>
+              <w:top w:val="single" w:color="BFBFBF" w:sz="4" w:space="0"/>
+              <w:left w:val="single" w:color="BFBFBF" w:sz="4" w:space="0"/>
+              <w:bottom w:val="single" w:color="BFBFBF" w:sz="4" w:space="0"/>
+              <w:right w:val="single" w:color="BFBFBF" w:sz="4" w:space="0"/>
             </w:tcBorders>
             <w:shd w:val="clear" w:color="auto" w:fill="F2F2F2"/>
             <w:tcMar>
@@ -3755,10 +4317,10 @@
           <w:tcPr>
             <w:tcW w:w="5160" w:type="dxa"/>
             <w:tcBorders>
-              <w:top w:val="single" w:sz="4" w:space="0" w:color="BFBFBF"/>
-              <w:left w:val="single" w:sz="4" w:space="0" w:color="BFBFBF"/>
-              <w:bottom w:val="single" w:sz="4" w:space="0" w:color="BFBFBF"/>
-              <w:right w:val="single" w:sz="4" w:space="0" w:color="BFBFBF"/>
+              <w:top w:val="single" w:color="BFBFBF" w:sz="4" w:space="0"/>
+              <w:left w:val="single" w:color="BFBFBF" w:sz="4" w:space="0"/>
+              <w:bottom w:val="single" w:color="BFBFBF" w:sz="4" w:space="0"/>
+              <w:right w:val="single" w:color="BFBFBF" w:sz="4" w:space="0"/>
             </w:tcBorders>
             <w:shd w:val="clear" w:color="auto" w:fill="F2F2F2"/>
             <w:tcMar>
@@ -3783,14 +4345,20 @@
         </w:tc>
       </w:tr>
       <w:tr>
+        <w:tblPrEx>
+          <w:tblCellMar>
+            <w:top w:w="0" w:type="dxa"/>
+            <w:bottom w:w="0" w:type="dxa"/>
+          </w:tblCellMar>
+        </w:tblPrEx>
         <w:tc>
           <w:tcPr>
             <w:tcW w:w="4200" w:type="dxa"/>
             <w:tcBorders>
-              <w:top w:val="single" w:sz="4" w:space="0" w:color="BFBFBF"/>
-              <w:left w:val="single" w:sz="4" w:space="0" w:color="BFBFBF"/>
-              <w:bottom w:val="single" w:sz="4" w:space="0" w:color="BFBFBF"/>
-              <w:right w:val="single" w:sz="4" w:space="0" w:color="BFBFBF"/>
+              <w:top w:val="single" w:color="BFBFBF" w:sz="4" w:space="0"/>
+              <w:left w:val="single" w:color="BFBFBF" w:sz="4" w:space="0"/>
+              <w:bottom w:val="single" w:color="BFBFBF" w:sz="4" w:space="0"/>
+              <w:right w:val="single" w:color="BFBFBF" w:sz="4" w:space="0"/>
             </w:tcBorders>
             <w:shd w:val="clear" w:color="auto" w:fill="FFFFFF"/>
             <w:tcMar>
@@ -3817,10 +4385,10 @@
           <w:tcPr>
             <w:tcW w:w="5160" w:type="dxa"/>
             <w:tcBorders>
-              <w:top w:val="single" w:sz="4" w:space="0" w:color="BFBFBF"/>
-              <w:left w:val="single" w:sz="4" w:space="0" w:color="BFBFBF"/>
-              <w:bottom w:val="single" w:sz="4" w:space="0" w:color="BFBFBF"/>
-              <w:right w:val="single" w:sz="4" w:space="0" w:color="BFBFBF"/>
+              <w:top w:val="single" w:color="BFBFBF" w:sz="4" w:space="0"/>
+              <w:left w:val="single" w:color="BFBFBF" w:sz="4" w:space="0"/>
+              <w:bottom w:val="single" w:color="BFBFBF" w:sz="4" w:space="0"/>
+              <w:right w:val="single" w:color="BFBFBF" w:sz="4" w:space="0"/>
             </w:tcBorders>
             <w:shd w:val="clear" w:color="auto" w:fill="FFFFFF"/>
             <w:tcMar>
@@ -3845,14 +4413,20 @@
         </w:tc>
       </w:tr>
       <w:tr>
+        <w:tblPrEx>
+          <w:tblCellMar>
+            <w:top w:w="0" w:type="dxa"/>
+            <w:bottom w:w="0" w:type="dxa"/>
+          </w:tblCellMar>
+        </w:tblPrEx>
         <w:tc>
           <w:tcPr>
             <w:tcW w:w="4200" w:type="dxa"/>
             <w:tcBorders>
-              <w:top w:val="single" w:sz="4" w:space="0" w:color="BFBFBF"/>
-              <w:left w:val="single" w:sz="4" w:space="0" w:color="BFBFBF"/>
-              <w:bottom w:val="single" w:sz="4" w:space="0" w:color="BFBFBF"/>
-              <w:right w:val="single" w:sz="4" w:space="0" w:color="BFBFBF"/>
+              <w:top w:val="single" w:color="BFBFBF" w:sz="4" w:space="0"/>
+              <w:left w:val="single" w:color="BFBFBF" w:sz="4" w:space="0"/>
+              <w:bottom w:val="single" w:color="BFBFBF" w:sz="4" w:space="0"/>
+              <w:right w:val="single" w:color="BFBFBF" w:sz="4" w:space="0"/>
             </w:tcBorders>
             <w:shd w:val="clear" w:color="auto" w:fill="F2F2F2"/>
             <w:tcMar>
@@ -3879,10 +4453,10 @@
           <w:tcPr>
             <w:tcW w:w="5160" w:type="dxa"/>
             <w:tcBorders>
-              <w:top w:val="single" w:sz="4" w:space="0" w:color="BFBFBF"/>
-              <w:left w:val="single" w:sz="4" w:space="0" w:color="BFBFBF"/>
-              <w:bottom w:val="single" w:sz="4" w:space="0" w:color="BFBFBF"/>
-              <w:right w:val="single" w:sz="4" w:space="0" w:color="BFBFBF"/>
+              <w:top w:val="single" w:color="BFBFBF" w:sz="4" w:space="0"/>
+              <w:left w:val="single" w:color="BFBFBF" w:sz="4" w:space="0"/>
+              <w:bottom w:val="single" w:color="BFBFBF" w:sz="4" w:space="0"/>
+              <w:right w:val="single" w:color="BFBFBF" w:sz="4" w:space="0"/>
             </w:tcBorders>
             <w:shd w:val="clear" w:color="auto" w:fill="F2F2F2"/>
             <w:tcMar>
@@ -3907,14 +4481,20 @@
         </w:tc>
       </w:tr>
       <w:tr>
+        <w:tblPrEx>
+          <w:tblCellMar>
+            <w:top w:w="0" w:type="dxa"/>
+            <w:bottom w:w="0" w:type="dxa"/>
+          </w:tblCellMar>
+        </w:tblPrEx>
         <w:tc>
           <w:tcPr>
             <w:tcW w:w="4200" w:type="dxa"/>
             <w:tcBorders>
-              <w:top w:val="single" w:sz="4" w:space="0" w:color="BFBFBF"/>
-              <w:left w:val="single" w:sz="4" w:space="0" w:color="BFBFBF"/>
-              <w:bottom w:val="single" w:sz="4" w:space="0" w:color="BFBFBF"/>
-              <w:right w:val="single" w:sz="4" w:space="0" w:color="BFBFBF"/>
+              <w:top w:val="single" w:color="BFBFBF" w:sz="4" w:space="0"/>
+              <w:left w:val="single" w:color="BFBFBF" w:sz="4" w:space="0"/>
+              <w:bottom w:val="single" w:color="BFBFBF" w:sz="4" w:space="0"/>
+              <w:right w:val="single" w:color="BFBFBF" w:sz="4" w:space="0"/>
             </w:tcBorders>
             <w:shd w:val="clear" w:color="auto" w:fill="FFFFFF"/>
             <w:tcMar>
@@ -3941,10 +4521,10 @@
           <w:tcPr>
             <w:tcW w:w="5160" w:type="dxa"/>
             <w:tcBorders>
-              <w:top w:val="single" w:sz="4" w:space="0" w:color="BFBFBF"/>
-              <w:left w:val="single" w:sz="4" w:space="0" w:color="BFBFBF"/>
-              <w:bottom w:val="single" w:sz="4" w:space="0" w:color="BFBFBF"/>
-              <w:right w:val="single" w:sz="4" w:space="0" w:color="BFBFBF"/>
+              <w:top w:val="single" w:color="BFBFBF" w:sz="4" w:space="0"/>
+              <w:left w:val="single" w:color="BFBFBF" w:sz="4" w:space="0"/>
+              <w:bottom w:val="single" w:color="BFBFBF" w:sz="4" w:space="0"/>
+              <w:right w:val="single" w:color="BFBFBF" w:sz="4" w:space="0"/>
             </w:tcBorders>
             <w:shd w:val="clear" w:color="auto" w:fill="FFFFFF"/>
             <w:tcMar>
@@ -3969,14 +4549,20 @@
         </w:tc>
       </w:tr>
       <w:tr>
+        <w:tblPrEx>
+          <w:tblCellMar>
+            <w:top w:w="0" w:type="dxa"/>
+            <w:bottom w:w="0" w:type="dxa"/>
+          </w:tblCellMar>
+        </w:tblPrEx>
         <w:tc>
           <w:tcPr>
             <w:tcW w:w="4200" w:type="dxa"/>
             <w:tcBorders>
-              <w:top w:val="single" w:sz="4" w:space="0" w:color="BFBFBF"/>
-              <w:left w:val="single" w:sz="4" w:space="0" w:color="BFBFBF"/>
-              <w:bottom w:val="single" w:sz="4" w:space="0" w:color="BFBFBF"/>
-              <w:right w:val="single" w:sz="4" w:space="0" w:color="BFBFBF"/>
+              <w:top w:val="single" w:color="BFBFBF" w:sz="4" w:space="0"/>
+              <w:left w:val="single" w:color="BFBFBF" w:sz="4" w:space="0"/>
+              <w:bottom w:val="single" w:color="BFBFBF" w:sz="4" w:space="0"/>
+              <w:right w:val="single" w:color="BFBFBF" w:sz="4" w:space="0"/>
             </w:tcBorders>
             <w:shd w:val="clear" w:color="auto" w:fill="F2F2F2"/>
             <w:tcMar>
@@ -4003,10 +4589,10 @@
           <w:tcPr>
             <w:tcW w:w="5160" w:type="dxa"/>
             <w:tcBorders>
-              <w:top w:val="single" w:sz="4" w:space="0" w:color="BFBFBF"/>
-              <w:left w:val="single" w:sz="4" w:space="0" w:color="BFBFBF"/>
-              <w:bottom w:val="single" w:sz="4" w:space="0" w:color="BFBFBF"/>
-              <w:right w:val="single" w:sz="4" w:space="0" w:color="BFBFBF"/>
+              <w:top w:val="single" w:color="BFBFBF" w:sz="4" w:space="0"/>
+              <w:left w:val="single" w:color="BFBFBF" w:sz="4" w:space="0"/>
+              <w:bottom w:val="single" w:color="BFBFBF" w:sz="4" w:space="0"/>
+              <w:right w:val="single" w:color="BFBFBF" w:sz="4" w:space="0"/>
             </w:tcBorders>
             <w:shd w:val="clear" w:color="auto" w:fill="F2F2F2"/>
             <w:tcMar>
@@ -4060,12 +4646,12 @@
         <w:tblW w:w="9360" w:type="dxa"/>
         <w:tblInd w:w="-3" w:type="dxa"/>
         <w:tblBorders>
-          <w:top w:val="single" w:sz="4" w:space="0" w:color="auto"/>
-          <w:left w:val="single" w:sz="4" w:space="0" w:color="auto"/>
-          <w:bottom w:val="single" w:sz="4" w:space="0" w:color="auto"/>
-          <w:right w:val="single" w:sz="4" w:space="0" w:color="auto"/>
-          <w:insideH w:val="single" w:sz="4" w:space="0" w:color="auto"/>
-          <w:insideV w:val="single" w:sz="4" w:space="0" w:color="auto"/>
+          <w:top w:val="single" w:color="auto" w:sz="4" w:space="0"/>
+          <w:left w:val="single" w:color="auto" w:sz="4" w:space="0"/>
+          <w:bottom w:val="single" w:color="auto" w:sz="4" w:space="0"/>
+          <w:right w:val="single" w:color="auto" w:sz="4" w:space="0"/>
+          <w:insideH w:val="single" w:color="auto" w:sz="4" w:space="0"/>
+          <w:insideV w:val="single" w:color="auto" w:sz="4" w:space="0"/>
         </w:tblBorders>
         <w:tblCellMar>
           <w:left w:w="10" w:type="dxa"/>
@@ -4078,6 +4664,12 @@
         <w:gridCol w:w="5160"/>
       </w:tblGrid>
       <w:tr>
+        <w:tblPrEx>
+          <w:tblCellMar>
+            <w:top w:w="0" w:type="dxa"/>
+            <w:bottom w:w="0" w:type="dxa"/>
+          </w:tblCellMar>
+        </w:tblPrEx>
         <w:trPr>
           <w:tblHeader/>
         </w:trPr>
@@ -4085,10 +4677,10 @@
           <w:tcPr>
             <w:tcW w:w="4200" w:type="dxa"/>
             <w:tcBorders>
-              <w:top w:val="single" w:sz="4" w:space="0" w:color="BFBFBF" w:themeColor="background1" w:themeShade="BF"/>
-              <w:left w:val="single" w:sz="4" w:space="0" w:color="BFBFBF" w:themeColor="background1" w:themeShade="BF"/>
-              <w:bottom w:val="single" w:sz="4" w:space="0" w:color="BFBFBF" w:themeColor="background1" w:themeShade="BF"/>
-              <w:right w:val="single" w:sz="4" w:space="0" w:color="BFBFBF" w:themeColor="background1" w:themeShade="BF"/>
+              <w:top w:val="single" w:color="BFBFBF" w:themeColor="background1" w:themeShade="BF" w:sz="4" w:space="0"/>
+              <w:left w:val="single" w:color="BFBFBF" w:themeColor="background1" w:themeShade="BF" w:sz="4" w:space="0"/>
+              <w:bottom w:val="single" w:color="BFBFBF" w:themeColor="background1" w:themeShade="BF" w:sz="4" w:space="0"/>
+              <w:right w:val="single" w:color="BFBFBF" w:themeColor="background1" w:themeShade="BF" w:sz="4" w:space="0"/>
             </w:tcBorders>
             <w:shd w:val="clear" w:color="auto" w:fill="1F3864" w:themeFill="accent1" w:themeFillShade="80"/>
             <w:tcMar>
@@ -4113,10 +4705,10 @@
           <w:tcPr>
             <w:tcW w:w="5160" w:type="dxa"/>
             <w:tcBorders>
-              <w:top w:val="single" w:sz="4" w:space="0" w:color="BFBFBF" w:themeColor="background1" w:themeShade="BF"/>
-              <w:left w:val="single" w:sz="4" w:space="0" w:color="BFBFBF" w:themeColor="background1" w:themeShade="BF"/>
-              <w:bottom w:val="single" w:sz="4" w:space="0" w:color="BFBFBF" w:themeColor="background1" w:themeShade="BF"/>
-              <w:right w:val="single" w:sz="4" w:space="0" w:color="BFBFBF" w:themeColor="background1" w:themeShade="BF"/>
+              <w:top w:val="single" w:color="BFBFBF" w:themeColor="background1" w:themeShade="BF" w:sz="4" w:space="0"/>
+              <w:left w:val="single" w:color="BFBFBF" w:themeColor="background1" w:themeShade="BF" w:sz="4" w:space="0"/>
+              <w:bottom w:val="single" w:color="BFBFBF" w:themeColor="background1" w:themeShade="BF" w:sz="4" w:space="0"/>
+              <w:right w:val="single" w:color="BFBFBF" w:themeColor="background1" w:themeShade="BF" w:sz="4" w:space="0"/>
             </w:tcBorders>
             <w:shd w:val="clear" w:color="auto" w:fill="1F3864" w:themeFill="accent1" w:themeFillShade="80"/>
             <w:tcMar>
@@ -4139,14 +4731,20 @@
         </w:tc>
       </w:tr>
       <w:tr>
+        <w:tblPrEx>
+          <w:tblCellMar>
+            <w:top w:w="0" w:type="dxa"/>
+            <w:bottom w:w="0" w:type="dxa"/>
+          </w:tblCellMar>
+        </w:tblPrEx>
         <w:tc>
           <w:tcPr>
             <w:tcW w:w="4200" w:type="dxa"/>
             <w:tcBorders>
-              <w:top w:val="single" w:sz="4" w:space="0" w:color="BFBFBF" w:themeColor="background1" w:themeShade="BF"/>
-              <w:left w:val="single" w:sz="4" w:space="0" w:color="BFBFBF" w:themeColor="background1" w:themeShade="BF"/>
-              <w:bottom w:val="single" w:sz="4" w:space="0" w:color="BFBFBF" w:themeColor="background1" w:themeShade="BF"/>
-              <w:right w:val="single" w:sz="4" w:space="0" w:color="BFBFBF" w:themeColor="background1" w:themeShade="BF"/>
+              <w:top w:val="single" w:color="BFBFBF" w:themeColor="background1" w:themeShade="BF" w:sz="4" w:space="0"/>
+              <w:left w:val="single" w:color="BFBFBF" w:themeColor="background1" w:themeShade="BF" w:sz="4" w:space="0"/>
+              <w:bottom w:val="single" w:color="BFBFBF" w:themeColor="background1" w:themeShade="BF" w:sz="4" w:space="0"/>
+              <w:right w:val="single" w:color="BFBFBF" w:themeColor="background1" w:themeShade="BF" w:sz="4" w:space="0"/>
             </w:tcBorders>
             <w:shd w:val="clear" w:color="auto" w:fill="FFFFFF" w:themeFill="background1"/>
             <w:tcMar>
@@ -4173,10 +4771,10 @@
           <w:tcPr>
             <w:tcW w:w="5160" w:type="dxa"/>
             <w:tcBorders>
-              <w:top w:val="single" w:sz="4" w:space="0" w:color="BFBFBF" w:themeColor="background1" w:themeShade="BF"/>
-              <w:left w:val="single" w:sz="4" w:space="0" w:color="BFBFBF" w:themeColor="background1" w:themeShade="BF"/>
-              <w:bottom w:val="single" w:sz="4" w:space="0" w:color="BFBFBF" w:themeColor="background1" w:themeShade="BF"/>
-              <w:right w:val="single" w:sz="4" w:space="0" w:color="BFBFBF" w:themeColor="background1" w:themeShade="BF"/>
+              <w:top w:val="single" w:color="BFBFBF" w:themeColor="background1" w:themeShade="BF" w:sz="4" w:space="0"/>
+              <w:left w:val="single" w:color="BFBFBF" w:themeColor="background1" w:themeShade="BF" w:sz="4" w:space="0"/>
+              <w:bottom w:val="single" w:color="BFBFBF" w:themeColor="background1" w:themeShade="BF" w:sz="4" w:space="0"/>
+              <w:right w:val="single" w:color="BFBFBF" w:themeColor="background1" w:themeShade="BF" w:sz="4" w:space="0"/>
             </w:tcBorders>
             <w:shd w:val="clear" w:color="auto" w:fill="FFFFFF" w:themeFill="background1"/>
             <w:tcMar>
@@ -4201,14 +4799,20 @@
         </w:tc>
       </w:tr>
       <w:tr>
+        <w:tblPrEx>
+          <w:tblCellMar>
+            <w:top w:w="0" w:type="dxa"/>
+            <w:bottom w:w="0" w:type="dxa"/>
+          </w:tblCellMar>
+        </w:tblPrEx>
         <w:tc>
           <w:tcPr>
             <w:tcW w:w="4200" w:type="dxa"/>
             <w:tcBorders>
-              <w:top w:val="single" w:sz="4" w:space="0" w:color="BFBFBF" w:themeColor="background1" w:themeShade="BF"/>
-              <w:left w:val="single" w:sz="4" w:space="0" w:color="BFBFBF" w:themeColor="background1" w:themeShade="BF"/>
-              <w:bottom w:val="single" w:sz="4" w:space="0" w:color="BFBFBF" w:themeColor="background1" w:themeShade="BF"/>
-              <w:right w:val="single" w:sz="4" w:space="0" w:color="BFBFBF" w:themeColor="background1" w:themeShade="BF"/>
+              <w:top w:val="single" w:color="BFBFBF" w:themeColor="background1" w:themeShade="BF" w:sz="4" w:space="0"/>
+              <w:left w:val="single" w:color="BFBFBF" w:themeColor="background1" w:themeShade="BF" w:sz="4" w:space="0"/>
+              <w:bottom w:val="single" w:color="BFBFBF" w:themeColor="background1" w:themeShade="BF" w:sz="4" w:space="0"/>
+              <w:right w:val="single" w:color="BFBFBF" w:themeColor="background1" w:themeShade="BF" w:sz="4" w:space="0"/>
             </w:tcBorders>
             <w:shd w:val="clear" w:color="auto" w:fill="F2F2F2" w:themeFill="background1" w:themeFillShade="F2"/>
             <w:tcMar>
@@ -4235,10 +4839,10 @@
           <w:tcPr>
             <w:tcW w:w="5160" w:type="dxa"/>
             <w:tcBorders>
-              <w:top w:val="single" w:sz="4" w:space="0" w:color="BFBFBF" w:themeColor="background1" w:themeShade="BF"/>
-              <w:left w:val="single" w:sz="4" w:space="0" w:color="BFBFBF" w:themeColor="background1" w:themeShade="BF"/>
-              <w:bottom w:val="single" w:sz="4" w:space="0" w:color="BFBFBF" w:themeColor="background1" w:themeShade="BF"/>
-              <w:right w:val="single" w:sz="4" w:space="0" w:color="BFBFBF" w:themeColor="background1" w:themeShade="BF"/>
+              <w:top w:val="single" w:color="BFBFBF" w:themeColor="background1" w:themeShade="BF" w:sz="4" w:space="0"/>
+              <w:left w:val="single" w:color="BFBFBF" w:themeColor="background1" w:themeShade="BF" w:sz="4" w:space="0"/>
+              <w:bottom w:val="single" w:color="BFBFBF" w:themeColor="background1" w:themeShade="BF" w:sz="4" w:space="0"/>
+              <w:right w:val="single" w:color="BFBFBF" w:themeColor="background1" w:themeShade="BF" w:sz="4" w:space="0"/>
             </w:tcBorders>
             <w:shd w:val="clear" w:color="auto" w:fill="F2F2F2" w:themeFill="background1" w:themeFillShade="F2"/>
             <w:tcMar>
@@ -4254,12 +4858,14 @@
               <w:rPr>
                 <w:sz w:val="20"/>
                 <w:szCs w:val="20"/>
-              </w:rPr>
-            </w:pPr>
-            <w:r>
-              <w:rPr>
-                <w:sz w:val="20"/>
-                <w:szCs w:val="20"/>
+                <w:lang w:val="en-US"/>
+              </w:rPr>
+            </w:pPr>
+            <w:r>
+              <w:rPr>
+                <w:sz w:val="20"/>
+                <w:szCs w:val="20"/>
+                <w:lang w:val="en-US"/>
               </w:rPr>
               <w:t xml:space="preserve">vCenter unreachable from </w:t>
             </w:r>
@@ -4267,6 +4873,7 @@
               <w:rPr>
                 <w:sz w:val="20"/>
                 <w:szCs w:val="20"/>
+                <w:lang w:val="en-US"/>
               </w:rPr>
               <w:t>VCF Orchestrator</w:t>
             </w:r>
@@ -4274,6 +4881,7 @@
               <w:rPr>
                 <w:sz w:val="20"/>
                 <w:szCs w:val="20"/>
+                <w:lang w:val="en-US"/>
               </w:rPr>
               <w:t xml:space="preserve">. Check vCenter health and the SDK connection in </w:t>
             </w:r>
@@ -4281,6 +4889,7 @@
               <w:rPr>
                 <w:sz w:val="20"/>
                 <w:szCs w:val="20"/>
+                <w:lang w:val="en-US"/>
               </w:rPr>
               <w:t>VCF Orchestrator</w:t>
             </w:r>
@@ -4288,21 +4897,44 @@
               <w:rPr>
                 <w:sz w:val="20"/>
                 <w:szCs w:val="20"/>
-              </w:rPr>
-              <w:t>. Other vCenters are unaffected.</w:t>
+                <w:lang w:val="en-US"/>
+              </w:rPr>
+              <w:t xml:space="preserve">. Other </w:t>
+            </w:r>
+            <w:r>
+              <w:rPr>
+                <w:sz w:val="20"/>
+                <w:szCs w:val="20"/>
+                <w:lang w:val="en-US"/>
+              </w:rPr>
+              <w:t>vCenters</w:t>
+            </w:r>
+            <w:r>
+              <w:rPr>
+                <w:sz w:val="20"/>
+                <w:szCs w:val="20"/>
+                <w:lang w:val="en-US"/>
+              </w:rPr>
+              <w:t xml:space="preserve"> are unaffected.</w:t>
             </w:r>
           </w:p>
         </w:tc>
       </w:tr>
       <w:tr>
+        <w:tblPrEx>
+          <w:tblCellMar>
+            <w:top w:w="0" w:type="dxa"/>
+            <w:bottom w:w="0" w:type="dxa"/>
+          </w:tblCellMar>
+        </w:tblPrEx>
         <w:tc>
           <w:tcPr>
             <w:tcW w:w="4200" w:type="dxa"/>
             <w:tcBorders>
-              <w:top w:val="single" w:sz="4" w:space="0" w:color="BFBFBF" w:themeColor="background1" w:themeShade="BF"/>
-              <w:left w:val="single" w:sz="4" w:space="0" w:color="BFBFBF" w:themeColor="background1" w:themeShade="BF"/>
-              <w:bottom w:val="single" w:sz="4" w:space="0" w:color="BFBFBF" w:themeColor="background1" w:themeShade="BF"/>
-              <w:right w:val="single" w:sz="4" w:space="0" w:color="BFBFBF" w:themeColor="background1" w:themeShade="BF"/>
+              <w:top w:val="single" w:color="BFBFBF" w:themeColor="background1" w:themeShade="BF" w:sz="4" w:space="0"/>
+              <w:left w:val="single" w:color="BFBFBF" w:themeColor="background1" w:themeShade="BF" w:sz="4" w:space="0"/>
+              <w:bottom w:val="single" w:color="BFBFBF" w:themeColor="background1" w:themeShade="BF" w:sz="4" w:space="0"/>
+              <w:right w:val="single" w:color="BFBFBF" w:themeColor="background1" w:themeShade="BF" w:sz="4" w:space="0"/>
             </w:tcBorders>
             <w:shd w:val="clear" w:color="auto" w:fill="FFFFFF" w:themeFill="background1"/>
             <w:tcMar>
@@ -4329,10 +4961,10 @@
           <w:tcPr>
             <w:tcW w:w="5160" w:type="dxa"/>
             <w:tcBorders>
-              <w:top w:val="single" w:sz="4" w:space="0" w:color="BFBFBF" w:themeColor="background1" w:themeShade="BF"/>
-              <w:left w:val="single" w:sz="4" w:space="0" w:color="BFBFBF" w:themeColor="background1" w:themeShade="BF"/>
-              <w:bottom w:val="single" w:sz="4" w:space="0" w:color="BFBFBF" w:themeColor="background1" w:themeShade="BF"/>
-              <w:right w:val="single" w:sz="4" w:space="0" w:color="BFBFBF" w:themeColor="background1" w:themeShade="BF"/>
+              <w:top w:val="single" w:color="BFBFBF" w:themeColor="background1" w:themeShade="BF" w:sz="4" w:space="0"/>
+              <w:left w:val="single" w:color="BFBFBF" w:themeColor="background1" w:themeShade="BF" w:sz="4" w:space="0"/>
+              <w:bottom w:val="single" w:color="BFBFBF" w:themeColor="background1" w:themeShade="BF" w:sz="4" w:space="0"/>
+              <w:right w:val="single" w:color="BFBFBF" w:themeColor="background1" w:themeShade="BF" w:sz="4" w:space="0"/>
             </w:tcBorders>
             <w:shd w:val="clear" w:color="auto" w:fill="FFFFFF" w:themeFill="background1"/>
             <w:tcMar>
@@ -4348,12 +4980,14 @@
               <w:rPr>
                 <w:sz w:val="20"/>
                 <w:szCs w:val="20"/>
-              </w:rPr>
-            </w:pPr>
-            <w:r>
-              <w:rPr>
-                <w:sz w:val="20"/>
-                <w:szCs w:val="20"/>
+                <w:lang w:val="en-US"/>
+              </w:rPr>
+            </w:pPr>
+            <w:r>
+              <w:rPr>
+                <w:sz w:val="20"/>
+                <w:szCs w:val="20"/>
+                <w:lang w:val="en-US"/>
               </w:rPr>
               <w:t>VCF Orchestrator</w:t>
             </w:r>
@@ -4361,21 +4995,44 @@
               <w:rPr>
                 <w:sz w:val="20"/>
                 <w:szCs w:val="20"/>
-              </w:rPr>
-              <w:t xml:space="preserve"> inventory shows the vCenter but the live SDK connection failed during processing. Refresh the SDK connection.</w:t>
+                <w:lang w:val="en-US"/>
+              </w:rPr>
+              <w:t xml:space="preserve"> inventory shows the </w:t>
+            </w:r>
+            <w:r>
+              <w:rPr>
+                <w:sz w:val="20"/>
+                <w:szCs w:val="20"/>
+                <w:lang w:val="en-US"/>
+              </w:rPr>
+              <w:t>vCenter</w:t>
+            </w:r>
+            <w:r>
+              <w:rPr>
+                <w:sz w:val="20"/>
+                <w:szCs w:val="20"/>
+                <w:lang w:val="en-US"/>
+              </w:rPr>
+              <w:t xml:space="preserve"> but the live SDK connection failed during processing. Refresh the SDK connection.</w:t>
             </w:r>
           </w:p>
         </w:tc>
       </w:tr>
       <w:tr>
+        <w:tblPrEx>
+          <w:tblCellMar>
+            <w:top w:w="0" w:type="dxa"/>
+            <w:bottom w:w="0" w:type="dxa"/>
+          </w:tblCellMar>
+        </w:tblPrEx>
         <w:tc>
           <w:tcPr>
             <w:tcW w:w="4200" w:type="dxa"/>
             <w:tcBorders>
-              <w:top w:val="single" w:sz="4" w:space="0" w:color="BFBFBF" w:themeColor="background1" w:themeShade="BF"/>
-              <w:left w:val="single" w:sz="4" w:space="0" w:color="BFBFBF" w:themeColor="background1" w:themeShade="BF"/>
-              <w:bottom w:val="single" w:sz="4" w:space="0" w:color="BFBFBF" w:themeColor="background1" w:themeShade="BF"/>
-              <w:right w:val="single" w:sz="4" w:space="0" w:color="BFBFBF" w:themeColor="background1" w:themeShade="BF"/>
+              <w:top w:val="single" w:color="BFBFBF" w:themeColor="background1" w:themeShade="BF" w:sz="4" w:space="0"/>
+              <w:left w:val="single" w:color="BFBFBF" w:themeColor="background1" w:themeShade="BF" w:sz="4" w:space="0"/>
+              <w:bottom w:val="single" w:color="BFBFBF" w:themeColor="background1" w:themeShade="BF" w:sz="4" w:space="0"/>
+              <w:right w:val="single" w:color="BFBFBF" w:themeColor="background1" w:themeShade="BF" w:sz="4" w:space="0"/>
             </w:tcBorders>
             <w:shd w:val="clear" w:color="auto" w:fill="F2F2F2" w:themeFill="background1" w:themeFillShade="F2"/>
             <w:tcMar>
@@ -4402,10 +5059,10 @@
           <w:tcPr>
             <w:tcW w:w="5160" w:type="dxa"/>
             <w:tcBorders>
-              <w:top w:val="single" w:sz="4" w:space="0" w:color="BFBFBF" w:themeColor="background1" w:themeShade="BF"/>
-              <w:left w:val="single" w:sz="4" w:space="0" w:color="BFBFBF" w:themeColor="background1" w:themeShade="BF"/>
-              <w:bottom w:val="single" w:sz="4" w:space="0" w:color="BFBFBF" w:themeColor="background1" w:themeShade="BF"/>
-              <w:right w:val="single" w:sz="4" w:space="0" w:color="BFBFBF" w:themeColor="background1" w:themeShade="BF"/>
+              <w:top w:val="single" w:color="BFBFBF" w:themeColor="background1" w:themeShade="BF" w:sz="4" w:space="0"/>
+              <w:left w:val="single" w:color="BFBFBF" w:themeColor="background1" w:themeShade="BF" w:sz="4" w:space="0"/>
+              <w:bottom w:val="single" w:color="BFBFBF" w:themeColor="background1" w:themeShade="BF" w:sz="4" w:space="0"/>
+              <w:right w:val="single" w:color="BFBFBF" w:themeColor="background1" w:themeShade="BF" w:sz="4" w:space="0"/>
             </w:tcBorders>
             <w:shd w:val="clear" w:color="auto" w:fill="F2F2F2" w:themeFill="background1" w:themeFillShade="F2"/>
             <w:tcMar>
@@ -4430,14 +5087,20 @@
         </w:tc>
       </w:tr>
       <w:tr>
+        <w:tblPrEx>
+          <w:tblCellMar>
+            <w:top w:w="0" w:type="dxa"/>
+            <w:bottom w:w="0" w:type="dxa"/>
+          </w:tblCellMar>
+        </w:tblPrEx>
         <w:tc>
           <w:tcPr>
             <w:tcW w:w="4200" w:type="dxa"/>
             <w:tcBorders>
-              <w:top w:val="single" w:sz="4" w:space="0" w:color="BFBFBF" w:themeColor="background1" w:themeShade="BF"/>
-              <w:left w:val="single" w:sz="4" w:space="0" w:color="BFBFBF" w:themeColor="background1" w:themeShade="BF"/>
-              <w:bottom w:val="single" w:sz="4" w:space="0" w:color="BFBFBF" w:themeColor="background1" w:themeShade="BF"/>
-              <w:right w:val="single" w:sz="4" w:space="0" w:color="BFBFBF" w:themeColor="background1" w:themeShade="BF"/>
+              <w:top w:val="single" w:color="BFBFBF" w:themeColor="background1" w:themeShade="BF" w:sz="4" w:space="0"/>
+              <w:left w:val="single" w:color="BFBFBF" w:themeColor="background1" w:themeShade="BF" w:sz="4" w:space="0"/>
+              <w:bottom w:val="single" w:color="BFBFBF" w:themeColor="background1" w:themeShade="BF" w:sz="4" w:space="0"/>
+              <w:right w:val="single" w:color="BFBFBF" w:themeColor="background1" w:themeShade="BF" w:sz="4" w:space="0"/>
             </w:tcBorders>
             <w:shd w:val="clear" w:color="auto" w:fill="FFFFFF" w:themeFill="background1"/>
             <w:tcMar>
@@ -4464,10 +5127,10 @@
           <w:tcPr>
             <w:tcW w:w="5160" w:type="dxa"/>
             <w:tcBorders>
-              <w:top w:val="single" w:sz="4" w:space="0" w:color="BFBFBF" w:themeColor="background1" w:themeShade="BF"/>
-              <w:left w:val="single" w:sz="4" w:space="0" w:color="BFBFBF" w:themeColor="background1" w:themeShade="BF"/>
-              <w:bottom w:val="single" w:sz="4" w:space="0" w:color="BFBFBF" w:themeColor="background1" w:themeShade="BF"/>
-              <w:right w:val="single" w:sz="4" w:space="0" w:color="BFBFBF" w:themeColor="background1" w:themeShade="BF"/>
+              <w:top w:val="single" w:color="BFBFBF" w:themeColor="background1" w:themeShade="BF" w:sz="4" w:space="0"/>
+              <w:left w:val="single" w:color="BFBFBF" w:themeColor="background1" w:themeShade="BF" w:sz="4" w:space="0"/>
+              <w:bottom w:val="single" w:color="BFBFBF" w:themeColor="background1" w:themeShade="BF" w:sz="4" w:space="0"/>
+              <w:right w:val="single" w:color="BFBFBF" w:themeColor="background1" w:themeShade="BF" w:sz="4" w:space="0"/>
             </w:tcBorders>
             <w:shd w:val="clear" w:color="auto" w:fill="FFFFFF" w:themeFill="background1"/>
             <w:tcMar>
@@ -4492,14 +5155,20 @@
         </w:tc>
       </w:tr>
       <w:tr>
+        <w:tblPrEx>
+          <w:tblCellMar>
+            <w:top w:w="0" w:type="dxa"/>
+            <w:bottom w:w="0" w:type="dxa"/>
+          </w:tblCellMar>
+        </w:tblPrEx>
         <w:tc>
           <w:tcPr>
             <w:tcW w:w="4200" w:type="dxa"/>
             <w:tcBorders>
-              <w:top w:val="single" w:sz="4" w:space="0" w:color="BFBFBF" w:themeColor="background1" w:themeShade="BF"/>
-              <w:left w:val="single" w:sz="4" w:space="0" w:color="BFBFBF" w:themeColor="background1" w:themeShade="BF"/>
-              <w:bottom w:val="single" w:sz="4" w:space="0" w:color="BFBFBF" w:themeColor="background1" w:themeShade="BF"/>
-              <w:right w:val="single" w:sz="4" w:space="0" w:color="BFBFBF" w:themeColor="background1" w:themeShade="BF"/>
+              <w:top w:val="single" w:color="BFBFBF" w:themeColor="background1" w:themeShade="BF" w:sz="4" w:space="0"/>
+              <w:left w:val="single" w:color="BFBFBF" w:themeColor="background1" w:themeShade="BF" w:sz="4" w:space="0"/>
+              <w:bottom w:val="single" w:color="BFBFBF" w:themeColor="background1" w:themeShade="BF" w:sz="4" w:space="0"/>
+              <w:right w:val="single" w:color="BFBFBF" w:themeColor="background1" w:themeShade="BF" w:sz="4" w:space="0"/>
             </w:tcBorders>
             <w:shd w:val="clear" w:color="auto" w:fill="F2F2F2" w:themeFill="background1" w:themeFillShade="F2"/>
             <w:tcMar>
@@ -4518,7 +5187,6 @@
                 <w:sz w:val="20"/>
                 <w:szCs w:val="20"/>
               </w:rPr>
-              <w:lastRenderedPageBreak/>
               <w:t>Could not release the lock automatically</w:t>
             </w:r>
           </w:p>
@@ -4527,10 +5195,10 @@
           <w:tcPr>
             <w:tcW w:w="5160" w:type="dxa"/>
             <w:tcBorders>
-              <w:top w:val="single" w:sz="4" w:space="0" w:color="BFBFBF" w:themeColor="background1" w:themeShade="BF"/>
-              <w:left w:val="single" w:sz="4" w:space="0" w:color="BFBFBF" w:themeColor="background1" w:themeShade="BF"/>
-              <w:bottom w:val="single" w:sz="4" w:space="0" w:color="BFBFBF" w:themeColor="background1" w:themeShade="BF"/>
-              <w:right w:val="single" w:sz="4" w:space="0" w:color="BFBFBF" w:themeColor="background1" w:themeShade="BF"/>
+              <w:top w:val="single" w:color="BFBFBF" w:themeColor="background1" w:themeShade="BF" w:sz="4" w:space="0"/>
+              <w:left w:val="single" w:color="BFBFBF" w:themeColor="background1" w:themeShade="BF" w:sz="4" w:space="0"/>
+              <w:bottom w:val="single" w:color="BFBFBF" w:themeColor="background1" w:themeShade="BF" w:sz="4" w:space="0"/>
+              <w:right w:val="single" w:color="BFBFBF" w:themeColor="background1" w:themeShade="BF" w:sz="4" w:space="0"/>
             </w:tcBorders>
             <w:shd w:val="clear" w:color="auto" w:fill="F2F2F2" w:themeFill="background1" w:themeFillShade="F2"/>
             <w:tcMar>
@@ -4676,14 +5344,18 @@
           <w:numId w:val="3"/>
         </w:numPr>
         <w:spacing w:after="80"/>
-      </w:pPr>
-      <w:r>
+        <w:rPr/>
+      </w:pPr>
+      <w:r>
+        <w:rPr/>
         <w:t xml:space="preserve">Check the </w:t>
       </w:r>
       <w:r>
+        <w:rPr/>
         <w:t>VCF Orchestrator</w:t>
       </w:r>
       <w:r>
+        <w:rPr/>
         <w:t xml:space="preserve"> Runs tab for a run in state “waiting” — this can mean the workflow is queued behind another long-running workflow.</w:t>
       </w:r>
     </w:p>
@@ -4708,14 +5380,18 @@
           <w:numId w:val="3"/>
         </w:numPr>
         <w:spacing w:after="80"/>
-      </w:pPr>
-      <w:r>
+        <w:rPr/>
+      </w:pPr>
+      <w:r>
+        <w:rPr/>
         <w:t xml:space="preserve">Confirm </w:t>
       </w:r>
       <w:r>
+        <w:rPr/>
         <w:t>VCF Orchestrator</w:t>
       </w:r>
       <w:r>
+        <w:rPr/>
         <w:t xml:space="preserve"> appliance health and that the vCenter SDK plugin is loaded.</w:t>
       </w:r>
     </w:p>
@@ -4754,15 +5430,39 @@
     <w:p>
       <w:pPr>
         <w:spacing w:after="120"/>
-      </w:pPr>
-      <w:r>
+        <w:rPr>
+          <w:lang w:val="en-US"/>
+        </w:rPr>
+      </w:pPr>
+      <w:r>
+        <w:rPr>
+          <w:lang w:val="en-US"/>
+        </w:rPr>
         <w:t xml:space="preserve">Yes. In </w:t>
       </w:r>
       <w:r>
+        <w:rPr>
+          <w:lang w:val="en-US"/>
+        </w:rPr>
         <w:t>VCF Orchestrator</w:t>
       </w:r>
       <w:r>
-        <w:t xml:space="preserve"> Client → Inventory → your workflow → right-click → Run. Confirm the inputs (in particular dryRun) before clicking Run.</w:t>
+        <w:rPr>
+          <w:lang w:val="en-US"/>
+        </w:rPr>
+        <w:t xml:space="preserve"> Client → Inventory → your workflow → right-click → Run. Confirm the inputs (in particular </w:t>
+      </w:r>
+      <w:r>
+        <w:rPr>
+          <w:lang w:val="en-US"/>
+        </w:rPr>
+        <w:t>dryRun</w:t>
+      </w:r>
+      <w:r>
+        <w:rPr>
+          <w:lang w:val="en-US"/>
+        </w:rPr>
+        <w:t>) before clicking Run.</w:t>
       </w:r>
     </w:p>
     <w:p>
@@ -4778,7 +5478,6 @@
         <w:spacing w:after="120"/>
       </w:pPr>
       <w:r>
-        <w:lastRenderedPageBreak/>
         <w:t>No. The mutex is global to this workflow. The design assumption is that storage is often shared (notably stretched vSAN clusters), so a single coordinated run is safer than parallel runs that cannot see each other.</w:t>
       </w:r>
     </w:p>
@@ -4811,9 +5510,11 @@
         <w:spacing w:after="120"/>
       </w:pPr>
       <w:r>
+        <w:rPr/>
         <w:t>VCF Orchestrator</w:t>
       </w:r>
       <w:r>
+        <w:rPr/>
         <w:t xml:space="preserve"> can send notifications on workflow failure via its built-in notification policies. Configure a policy to alert on any run of the Adaptive Snapshot Cleanup workflow that ends in state failed; the Exception Handler ensures real errors propagate as failed runs. For COMPLETED WITH ERRORS (which is a successful workflow run with non-zero error count inside it), use an Aria Operations for Logs alert keyed off the [FAIL] marker.</w:t>
       </w:r>
     </w:p>
@@ -4844,14 +5545,38 @@
     <w:p>
       <w:pPr>
         <w:spacing w:after="120"/>
-      </w:pPr>
-      <w:r>
-        <w:t xml:space="preserve">Follow the procedure in Section 8 to clear the lock manually. This is rare and usually indicates the configuration element became unreachable during shutdown (for example, the </w:t>
-      </w:r>
-      <w:r>
+        <w:rPr>
+          <w:lang w:val="en-US"/>
+        </w:rPr>
+      </w:pPr>
+      <w:r>
+        <w:rPr>
+          <w:lang w:val="en-US"/>
+        </w:rPr>
+        <w:t xml:space="preserve">Follow the procedure in Section 8 to clear the lock manually. This is rare and usually </w:t>
+      </w:r>
+      <w:r>
+        <w:rPr>
+          <w:lang w:val="en-US"/>
+        </w:rPr>
+        <w:t>indicates</w:t>
+      </w:r>
+      <w:r>
+        <w:rPr>
+          <w:lang w:val="en-US"/>
+        </w:rPr>
+        <w:t xml:space="preserve"> the configuration element became unreachable during shutdown (for example, the </w:t>
+      </w:r>
+      <w:r>
+        <w:rPr>
+          <w:lang w:val="en-US"/>
+        </w:rPr>
         <w:t>VCF Orchestrator</w:t>
       </w:r>
       <w:r>
+        <w:rPr>
+          <w:lang w:val="en-US"/>
+        </w:rPr>
         <w:t xml:space="preserve"> appliance restarted mid-run).</w:t>
       </w:r>
     </w:p>
@@ -4876,12 +5601,12 @@
         <w:tblW w:w="9360" w:type="dxa"/>
         <w:tblInd w:w="-3" w:type="dxa"/>
         <w:tblBorders>
-          <w:top w:val="single" w:sz="4" w:space="0" w:color="auto"/>
-          <w:left w:val="single" w:sz="4" w:space="0" w:color="auto"/>
-          <w:bottom w:val="single" w:sz="4" w:space="0" w:color="auto"/>
-          <w:right w:val="single" w:sz="4" w:space="0" w:color="auto"/>
-          <w:insideH w:val="single" w:sz="4" w:space="0" w:color="auto"/>
-          <w:insideV w:val="single" w:sz="4" w:space="0" w:color="auto"/>
+          <w:top w:val="single" w:color="auto" w:sz="4" w:space="0"/>
+          <w:left w:val="single" w:color="auto" w:sz="4" w:space="0"/>
+          <w:bottom w:val="single" w:color="auto" w:sz="4" w:space="0"/>
+          <w:right w:val="single" w:color="auto" w:sz="4" w:space="0"/>
+          <w:insideH w:val="single" w:color="auto" w:sz="4" w:space="0"/>
+          <w:insideV w:val="single" w:color="auto" w:sz="4" w:space="0"/>
         </w:tblBorders>
         <w:tblCellMar>
           <w:left w:w="10" w:type="dxa"/>
@@ -4894,6 +5619,12 @@
         <w:gridCol w:w="5860"/>
       </w:tblGrid>
       <w:tr>
+        <w:tblPrEx>
+          <w:tblCellMar>
+            <w:top w:w="0" w:type="dxa"/>
+            <w:bottom w:w="0" w:type="dxa"/>
+          </w:tblCellMar>
+        </w:tblPrEx>
         <w:trPr>
           <w:tblHeader/>
         </w:trPr>
@@ -4901,10 +5632,10 @@
           <w:tcPr>
             <w:tcW w:w="3500" w:type="dxa"/>
             <w:tcBorders>
-              <w:top w:val="single" w:sz="4" w:space="0" w:color="BFBFBF"/>
-              <w:left w:val="single" w:sz="4" w:space="0" w:color="BFBFBF"/>
-              <w:bottom w:val="single" w:sz="4" w:space="0" w:color="BFBFBF"/>
-              <w:right w:val="single" w:sz="4" w:space="0" w:color="BFBFBF"/>
+              <w:top w:val="single" w:color="BFBFBF" w:sz="4" w:space="0"/>
+              <w:left w:val="single" w:color="BFBFBF" w:sz="4" w:space="0"/>
+              <w:bottom w:val="single" w:color="BFBFBF" w:sz="4" w:space="0"/>
+              <w:right w:val="single" w:color="BFBFBF" w:sz="4" w:space="0"/>
             </w:tcBorders>
             <w:shd w:val="clear" w:color="auto" w:fill="1F3864"/>
             <w:tcMar>
@@ -4929,10 +5660,10 @@
           <w:tcPr>
             <w:tcW w:w="5860" w:type="dxa"/>
             <w:tcBorders>
-              <w:top w:val="single" w:sz="4" w:space="0" w:color="BFBFBF"/>
-              <w:left w:val="single" w:sz="4" w:space="0" w:color="BFBFBF"/>
-              <w:bottom w:val="single" w:sz="4" w:space="0" w:color="BFBFBF"/>
-              <w:right w:val="single" w:sz="4" w:space="0" w:color="BFBFBF"/>
+              <w:top w:val="single" w:color="BFBFBF" w:sz="4" w:space="0"/>
+              <w:left w:val="single" w:color="BFBFBF" w:sz="4" w:space="0"/>
+              <w:bottom w:val="single" w:color="BFBFBF" w:sz="4" w:space="0"/>
+              <w:right w:val="single" w:color="BFBFBF" w:sz="4" w:space="0"/>
             </w:tcBorders>
             <w:shd w:val="clear" w:color="auto" w:fill="1F3864"/>
             <w:tcMar>
@@ -4955,14 +5686,20 @@
         </w:tc>
       </w:tr>
       <w:tr>
+        <w:tblPrEx>
+          <w:tblCellMar>
+            <w:top w:w="0" w:type="dxa"/>
+            <w:bottom w:w="0" w:type="dxa"/>
+          </w:tblCellMar>
+        </w:tblPrEx>
         <w:tc>
           <w:tcPr>
             <w:tcW w:w="3500" w:type="dxa"/>
             <w:tcBorders>
-              <w:top w:val="single" w:sz="4" w:space="0" w:color="BFBFBF"/>
-              <w:left w:val="single" w:sz="4" w:space="0" w:color="BFBFBF"/>
-              <w:bottom w:val="single" w:sz="4" w:space="0" w:color="BFBFBF"/>
-              <w:right w:val="single" w:sz="4" w:space="0" w:color="BFBFBF"/>
+              <w:top w:val="single" w:color="BFBFBF" w:sz="4" w:space="0"/>
+              <w:left w:val="single" w:color="BFBFBF" w:sz="4" w:space="0"/>
+              <w:bottom w:val="single" w:color="BFBFBF" w:sz="4" w:space="0"/>
+              <w:right w:val="single" w:color="BFBFBF" w:sz="4" w:space="0"/>
             </w:tcBorders>
             <w:shd w:val="clear" w:color="auto" w:fill="FFFFFF"/>
             <w:tcMar>
@@ -4989,10 +5726,10 @@
           <w:tcPr>
             <w:tcW w:w="5860" w:type="dxa"/>
             <w:tcBorders>
-              <w:top w:val="single" w:sz="4" w:space="0" w:color="BFBFBF"/>
-              <w:left w:val="single" w:sz="4" w:space="0" w:color="BFBFBF"/>
-              <w:bottom w:val="single" w:sz="4" w:space="0" w:color="BFBFBF"/>
-              <w:right w:val="single" w:sz="4" w:space="0" w:color="BFBFBF"/>
+              <w:top w:val="single" w:color="BFBFBF" w:sz="4" w:space="0"/>
+              <w:left w:val="single" w:color="BFBFBF" w:sz="4" w:space="0"/>
+              <w:bottom w:val="single" w:color="BFBFBF" w:sz="4" w:space="0"/>
+              <w:right w:val="single" w:color="BFBFBF" w:sz="4" w:space="0"/>
             </w:tcBorders>
             <w:shd w:val="clear" w:color="auto" w:fill="FFFFFF"/>
             <w:tcMar>
@@ -5017,14 +5754,20 @@
         </w:tc>
       </w:tr>
       <w:tr>
+        <w:tblPrEx>
+          <w:tblCellMar>
+            <w:top w:w="0" w:type="dxa"/>
+            <w:bottom w:w="0" w:type="dxa"/>
+          </w:tblCellMar>
+        </w:tblPrEx>
         <w:tc>
           <w:tcPr>
             <w:tcW w:w="3500" w:type="dxa"/>
             <w:tcBorders>
-              <w:top w:val="single" w:sz="4" w:space="0" w:color="BFBFBF"/>
-              <w:left w:val="single" w:sz="4" w:space="0" w:color="BFBFBF"/>
-              <w:bottom w:val="single" w:sz="4" w:space="0" w:color="BFBFBF"/>
-              <w:right w:val="single" w:sz="4" w:space="0" w:color="BFBFBF"/>
+              <w:top w:val="single" w:color="BFBFBF" w:sz="4" w:space="0"/>
+              <w:left w:val="single" w:color="BFBFBF" w:sz="4" w:space="0"/>
+              <w:bottom w:val="single" w:color="BFBFBF" w:sz="4" w:space="0"/>
+              <w:right w:val="single" w:color="BFBFBF" w:sz="4" w:space="0"/>
             </w:tcBorders>
             <w:shd w:val="clear" w:color="auto" w:fill="F2F2F2"/>
             <w:tcMar>
@@ -5051,10 +5794,10 @@
           <w:tcPr>
             <w:tcW w:w="5860" w:type="dxa"/>
             <w:tcBorders>
-              <w:top w:val="single" w:sz="4" w:space="0" w:color="BFBFBF"/>
-              <w:left w:val="single" w:sz="4" w:space="0" w:color="BFBFBF"/>
-              <w:bottom w:val="single" w:sz="4" w:space="0" w:color="BFBFBF"/>
-              <w:right w:val="single" w:sz="4" w:space="0" w:color="BFBFBF"/>
+              <w:top w:val="single" w:color="BFBFBF" w:sz="4" w:space="0"/>
+              <w:left w:val="single" w:color="BFBFBF" w:sz="4" w:space="0"/>
+              <w:bottom w:val="single" w:color="BFBFBF" w:sz="4" w:space="0"/>
+              <w:right w:val="single" w:color="BFBFBF" w:sz="4" w:space="0"/>
             </w:tcBorders>
             <w:shd w:val="clear" w:color="auto" w:fill="F2F2F2"/>
             <w:tcMar>
@@ -5079,14 +5822,20 @@
         </w:tc>
       </w:tr>
       <w:tr>
+        <w:tblPrEx>
+          <w:tblCellMar>
+            <w:top w:w="0" w:type="dxa"/>
+            <w:bottom w:w="0" w:type="dxa"/>
+          </w:tblCellMar>
+        </w:tblPrEx>
         <w:tc>
           <w:tcPr>
             <w:tcW w:w="3500" w:type="dxa"/>
             <w:tcBorders>
-              <w:top w:val="single" w:sz="4" w:space="0" w:color="BFBFBF"/>
-              <w:left w:val="single" w:sz="4" w:space="0" w:color="BFBFBF"/>
-              <w:bottom w:val="single" w:sz="4" w:space="0" w:color="BFBFBF"/>
-              <w:right w:val="single" w:sz="4" w:space="0" w:color="BFBFBF"/>
+              <w:top w:val="single" w:color="BFBFBF" w:sz="4" w:space="0"/>
+              <w:left w:val="single" w:color="BFBFBF" w:sz="4" w:space="0"/>
+              <w:bottom w:val="single" w:color="BFBFBF" w:sz="4" w:space="0"/>
+              <w:right w:val="single" w:color="BFBFBF" w:sz="4" w:space="0"/>
             </w:tcBorders>
             <w:shd w:val="clear" w:color="auto" w:fill="FFFFFF"/>
             <w:tcMar>
@@ -5113,10 +5862,10 @@
           <w:tcPr>
             <w:tcW w:w="5860" w:type="dxa"/>
             <w:tcBorders>
-              <w:top w:val="single" w:sz="4" w:space="0" w:color="BFBFBF"/>
-              <w:left w:val="single" w:sz="4" w:space="0" w:color="BFBFBF"/>
-              <w:bottom w:val="single" w:sz="4" w:space="0" w:color="BFBFBF"/>
-              <w:right w:val="single" w:sz="4" w:space="0" w:color="BFBFBF"/>
+              <w:top w:val="single" w:color="BFBFBF" w:sz="4" w:space="0"/>
+              <w:left w:val="single" w:color="BFBFBF" w:sz="4" w:space="0"/>
+              <w:bottom w:val="single" w:color="BFBFBF" w:sz="4" w:space="0"/>
+              <w:right w:val="single" w:color="BFBFBF" w:sz="4" w:space="0"/>
             </w:tcBorders>
             <w:shd w:val="clear" w:color="auto" w:fill="FFFFFF"/>
             <w:tcMar>
@@ -5141,14 +5890,20 @@
         </w:tc>
       </w:tr>
       <w:tr>
+        <w:tblPrEx>
+          <w:tblCellMar>
+            <w:top w:w="0" w:type="dxa"/>
+            <w:bottom w:w="0" w:type="dxa"/>
+          </w:tblCellMar>
+        </w:tblPrEx>
         <w:tc>
           <w:tcPr>
             <w:tcW w:w="3500" w:type="dxa"/>
             <w:tcBorders>
-              <w:top w:val="single" w:sz="4" w:space="0" w:color="BFBFBF"/>
-              <w:left w:val="single" w:sz="4" w:space="0" w:color="BFBFBF"/>
-              <w:bottom w:val="single" w:sz="4" w:space="0" w:color="BFBFBF"/>
-              <w:right w:val="single" w:sz="4" w:space="0" w:color="BFBFBF"/>
+              <w:top w:val="single" w:color="BFBFBF" w:sz="4" w:space="0"/>
+              <w:left w:val="single" w:color="BFBFBF" w:sz="4" w:space="0"/>
+              <w:bottom w:val="single" w:color="BFBFBF" w:sz="4" w:space="0"/>
+              <w:right w:val="single" w:color="BFBFBF" w:sz="4" w:space="0"/>
             </w:tcBorders>
             <w:shd w:val="clear" w:color="auto" w:fill="F2F2F2"/>
             <w:tcMar>
@@ -5175,10 +5930,10 @@
           <w:tcPr>
             <w:tcW w:w="5860" w:type="dxa"/>
             <w:tcBorders>
-              <w:top w:val="single" w:sz="4" w:space="0" w:color="BFBFBF"/>
-              <w:left w:val="single" w:sz="4" w:space="0" w:color="BFBFBF"/>
-              <w:bottom w:val="single" w:sz="4" w:space="0" w:color="BFBFBF"/>
-              <w:right w:val="single" w:sz="4" w:space="0" w:color="BFBFBF"/>
+              <w:top w:val="single" w:color="BFBFBF" w:sz="4" w:space="0"/>
+              <w:left w:val="single" w:color="BFBFBF" w:sz="4" w:space="0"/>
+              <w:bottom w:val="single" w:color="BFBFBF" w:sz="4" w:space="0"/>
+              <w:right w:val="single" w:color="BFBFBF" w:sz="4" w:space="0"/>
             </w:tcBorders>
             <w:shd w:val="clear" w:color="auto" w:fill="F2F2F2"/>
             <w:tcMar>
@@ -5203,14 +5958,20 @@
         </w:tc>
       </w:tr>
       <w:tr>
+        <w:tblPrEx>
+          <w:tblCellMar>
+            <w:top w:w="0" w:type="dxa"/>
+            <w:bottom w:w="0" w:type="dxa"/>
+          </w:tblCellMar>
+        </w:tblPrEx>
         <w:tc>
           <w:tcPr>
             <w:tcW w:w="3500" w:type="dxa"/>
             <w:tcBorders>
-              <w:top w:val="single" w:sz="4" w:space="0" w:color="BFBFBF"/>
-              <w:left w:val="single" w:sz="4" w:space="0" w:color="BFBFBF"/>
-              <w:bottom w:val="single" w:sz="4" w:space="0" w:color="BFBFBF"/>
-              <w:right w:val="single" w:sz="4" w:space="0" w:color="BFBFBF"/>
+              <w:top w:val="single" w:color="BFBFBF" w:sz="4" w:space="0"/>
+              <w:left w:val="single" w:color="BFBFBF" w:sz="4" w:space="0"/>
+              <w:bottom w:val="single" w:color="BFBFBF" w:sz="4" w:space="0"/>
+              <w:right w:val="single" w:color="BFBFBF" w:sz="4" w:space="0"/>
             </w:tcBorders>
             <w:shd w:val="clear" w:color="auto" w:fill="FFFFFF"/>
             <w:tcMar>
@@ -5237,10 +5998,10 @@
           <w:tcPr>
             <w:tcW w:w="5860" w:type="dxa"/>
             <w:tcBorders>
-              <w:top w:val="single" w:sz="4" w:space="0" w:color="BFBFBF"/>
-              <w:left w:val="single" w:sz="4" w:space="0" w:color="BFBFBF"/>
-              <w:bottom w:val="single" w:sz="4" w:space="0" w:color="BFBFBF"/>
-              <w:right w:val="single" w:sz="4" w:space="0" w:color="BFBFBF"/>
+              <w:top w:val="single" w:color="BFBFBF" w:sz="4" w:space="0"/>
+              <w:left w:val="single" w:color="BFBFBF" w:sz="4" w:space="0"/>
+              <w:bottom w:val="single" w:color="BFBFBF" w:sz="4" w:space="0"/>
+              <w:right w:val="single" w:color="BFBFBF" w:sz="4" w:space="0"/>
             </w:tcBorders>
             <w:shd w:val="clear" w:color="auto" w:fill="FFFFFF"/>
             <w:tcMar>
@@ -5278,7 +6039,6 @@
         <w:pStyle w:val="heading20"/>
       </w:pPr>
       <w:r>
-        <w:lastRenderedPageBreak/>
         <w:t>Common operator actions</w:t>
       </w:r>
     </w:p>
@@ -5287,12 +6047,12 @@
         <w:tblW w:w="9360" w:type="dxa"/>
         <w:tblInd w:w="-3" w:type="dxa"/>
         <w:tblBorders>
-          <w:top w:val="single" w:sz="4" w:space="0" w:color="auto"/>
-          <w:left w:val="single" w:sz="4" w:space="0" w:color="auto"/>
-          <w:bottom w:val="single" w:sz="4" w:space="0" w:color="auto"/>
-          <w:right w:val="single" w:sz="4" w:space="0" w:color="auto"/>
-          <w:insideH w:val="single" w:sz="4" w:space="0" w:color="auto"/>
-          <w:insideV w:val="single" w:sz="4" w:space="0" w:color="auto"/>
+          <w:top w:val="single" w:color="auto" w:sz="4" w:space="0"/>
+          <w:left w:val="single" w:color="auto" w:sz="4" w:space="0"/>
+          <w:bottom w:val="single" w:color="auto" w:sz="4" w:space="0"/>
+          <w:right w:val="single" w:color="auto" w:sz="4" w:space="0"/>
+          <w:insideH w:val="single" w:color="auto" w:sz="4" w:space="0"/>
+          <w:insideV w:val="single" w:color="auto" w:sz="4" w:space="0"/>
         </w:tblBorders>
         <w:tblCellMar>
           <w:left w:w="10" w:type="dxa"/>
@@ -5305,6 +6065,12 @@
         <w:gridCol w:w="6360"/>
       </w:tblGrid>
       <w:tr>
+        <w:tblPrEx>
+          <w:tblCellMar>
+            <w:top w:w="0" w:type="dxa"/>
+            <w:bottom w:w="0" w:type="dxa"/>
+          </w:tblCellMar>
+        </w:tblPrEx>
         <w:trPr>
           <w:tblHeader/>
         </w:trPr>
@@ -5312,10 +6078,10 @@
           <w:tcPr>
             <w:tcW w:w="3000" w:type="dxa"/>
             <w:tcBorders>
-              <w:top w:val="single" w:sz="4" w:space="0" w:color="BFBFBF" w:themeColor="background1" w:themeShade="BF"/>
-              <w:left w:val="single" w:sz="4" w:space="0" w:color="BFBFBF" w:themeColor="background1" w:themeShade="BF"/>
-              <w:bottom w:val="single" w:sz="4" w:space="0" w:color="BFBFBF" w:themeColor="background1" w:themeShade="BF"/>
-              <w:right w:val="single" w:sz="4" w:space="0" w:color="BFBFBF" w:themeColor="background1" w:themeShade="BF"/>
+              <w:top w:val="single" w:color="BFBFBF" w:themeColor="background1" w:themeShade="BF" w:sz="4" w:space="0"/>
+              <w:left w:val="single" w:color="BFBFBF" w:themeColor="background1" w:themeShade="BF" w:sz="4" w:space="0"/>
+              <w:bottom w:val="single" w:color="BFBFBF" w:themeColor="background1" w:themeShade="BF" w:sz="4" w:space="0"/>
+              <w:right w:val="single" w:color="BFBFBF" w:themeColor="background1" w:themeShade="BF" w:sz="4" w:space="0"/>
             </w:tcBorders>
             <w:shd w:val="clear" w:color="auto" w:fill="1F3864" w:themeFill="accent1" w:themeFillShade="80"/>
             <w:tcMar>
@@ -5340,10 +6106,10 @@
           <w:tcPr>
             <w:tcW w:w="6360" w:type="dxa"/>
             <w:tcBorders>
-              <w:top w:val="single" w:sz="4" w:space="0" w:color="BFBFBF" w:themeColor="background1" w:themeShade="BF"/>
-              <w:left w:val="single" w:sz="4" w:space="0" w:color="BFBFBF" w:themeColor="background1" w:themeShade="BF"/>
-              <w:bottom w:val="single" w:sz="4" w:space="0" w:color="BFBFBF" w:themeColor="background1" w:themeShade="BF"/>
-              <w:right w:val="single" w:sz="4" w:space="0" w:color="BFBFBF" w:themeColor="background1" w:themeShade="BF"/>
+              <w:top w:val="single" w:color="BFBFBF" w:themeColor="background1" w:themeShade="BF" w:sz="4" w:space="0"/>
+              <w:left w:val="single" w:color="BFBFBF" w:themeColor="background1" w:themeShade="BF" w:sz="4" w:space="0"/>
+              <w:bottom w:val="single" w:color="BFBFBF" w:themeColor="background1" w:themeShade="BF" w:sz="4" w:space="0"/>
+              <w:right w:val="single" w:color="BFBFBF" w:themeColor="background1" w:themeShade="BF" w:sz="4" w:space="0"/>
             </w:tcBorders>
             <w:shd w:val="clear" w:color="auto" w:fill="1F3864" w:themeFill="accent1" w:themeFillShade="80"/>
             <w:tcMar>
@@ -5373,14 +6139,20 @@
         </w:tc>
       </w:tr>
       <w:tr>
+        <w:tblPrEx>
+          <w:tblCellMar>
+            <w:top w:w="0" w:type="dxa"/>
+            <w:bottom w:w="0" w:type="dxa"/>
+          </w:tblCellMar>
+        </w:tblPrEx>
         <w:tc>
           <w:tcPr>
             <w:tcW w:w="3000" w:type="dxa"/>
             <w:tcBorders>
-              <w:top w:val="single" w:sz="4" w:space="0" w:color="BFBFBF" w:themeColor="background1" w:themeShade="BF"/>
-              <w:left w:val="single" w:sz="4" w:space="0" w:color="BFBFBF" w:themeColor="background1" w:themeShade="BF"/>
-              <w:bottom w:val="single" w:sz="4" w:space="0" w:color="BFBFBF" w:themeColor="background1" w:themeShade="BF"/>
-              <w:right w:val="single" w:sz="4" w:space="0" w:color="BFBFBF" w:themeColor="background1" w:themeShade="BF"/>
+              <w:top w:val="single" w:color="BFBFBF" w:themeColor="background1" w:themeShade="BF" w:sz="4" w:space="0"/>
+              <w:left w:val="single" w:color="BFBFBF" w:themeColor="background1" w:themeShade="BF" w:sz="4" w:space="0"/>
+              <w:bottom w:val="single" w:color="BFBFBF" w:themeColor="background1" w:themeShade="BF" w:sz="4" w:space="0"/>
+              <w:right w:val="single" w:color="BFBFBF" w:themeColor="background1" w:themeShade="BF" w:sz="4" w:space="0"/>
             </w:tcBorders>
             <w:shd w:val="clear" w:color="auto" w:fill="FFFFFF" w:themeFill="background1"/>
             <w:tcMar>
@@ -5407,10 +6179,10 @@
           <w:tcPr>
             <w:tcW w:w="6360" w:type="dxa"/>
             <w:tcBorders>
-              <w:top w:val="single" w:sz="4" w:space="0" w:color="BFBFBF" w:themeColor="background1" w:themeShade="BF"/>
-              <w:left w:val="single" w:sz="4" w:space="0" w:color="BFBFBF" w:themeColor="background1" w:themeShade="BF"/>
-              <w:bottom w:val="single" w:sz="4" w:space="0" w:color="BFBFBF" w:themeColor="background1" w:themeShade="BF"/>
-              <w:right w:val="single" w:sz="4" w:space="0" w:color="BFBFBF" w:themeColor="background1" w:themeShade="BF"/>
+              <w:top w:val="single" w:color="BFBFBF" w:themeColor="background1" w:themeShade="BF" w:sz="4" w:space="0"/>
+              <w:left w:val="single" w:color="BFBFBF" w:themeColor="background1" w:themeShade="BF" w:sz="4" w:space="0"/>
+              <w:bottom w:val="single" w:color="BFBFBF" w:themeColor="background1" w:themeShade="BF" w:sz="4" w:space="0"/>
+              <w:right w:val="single" w:color="BFBFBF" w:themeColor="background1" w:themeShade="BF" w:sz="4" w:space="0"/>
             </w:tcBorders>
             <w:shd w:val="clear" w:color="auto" w:fill="FFFFFF" w:themeFill="background1"/>
             <w:tcMar>
@@ -5435,14 +6207,20 @@
         </w:tc>
       </w:tr>
       <w:tr>
+        <w:tblPrEx>
+          <w:tblCellMar>
+            <w:top w:w="0" w:type="dxa"/>
+            <w:bottom w:w="0" w:type="dxa"/>
+          </w:tblCellMar>
+        </w:tblPrEx>
         <w:tc>
           <w:tcPr>
             <w:tcW w:w="3000" w:type="dxa"/>
             <w:tcBorders>
-              <w:top w:val="single" w:sz="4" w:space="0" w:color="BFBFBF" w:themeColor="background1" w:themeShade="BF"/>
-              <w:left w:val="single" w:sz="4" w:space="0" w:color="BFBFBF" w:themeColor="background1" w:themeShade="BF"/>
-              <w:bottom w:val="single" w:sz="4" w:space="0" w:color="BFBFBF" w:themeColor="background1" w:themeShade="BF"/>
-              <w:right w:val="single" w:sz="4" w:space="0" w:color="BFBFBF" w:themeColor="background1" w:themeShade="BF"/>
+              <w:top w:val="single" w:color="BFBFBF" w:themeColor="background1" w:themeShade="BF" w:sz="4" w:space="0"/>
+              <w:left w:val="single" w:color="BFBFBF" w:themeColor="background1" w:themeShade="BF" w:sz="4" w:space="0"/>
+              <w:bottom w:val="single" w:color="BFBFBF" w:themeColor="background1" w:themeShade="BF" w:sz="4" w:space="0"/>
+              <w:right w:val="single" w:color="BFBFBF" w:themeColor="background1" w:themeShade="BF" w:sz="4" w:space="0"/>
             </w:tcBorders>
             <w:shd w:val="clear" w:color="auto" w:fill="F2F2F2" w:themeFill="background1" w:themeFillShade="F2"/>
             <w:tcMar>
@@ -5469,10 +6247,10 @@
           <w:tcPr>
             <w:tcW w:w="6360" w:type="dxa"/>
             <w:tcBorders>
-              <w:top w:val="single" w:sz="4" w:space="0" w:color="BFBFBF" w:themeColor="background1" w:themeShade="BF"/>
-              <w:left w:val="single" w:sz="4" w:space="0" w:color="BFBFBF" w:themeColor="background1" w:themeShade="BF"/>
-              <w:bottom w:val="single" w:sz="4" w:space="0" w:color="BFBFBF" w:themeColor="background1" w:themeShade="BF"/>
-              <w:right w:val="single" w:sz="4" w:space="0" w:color="BFBFBF" w:themeColor="background1" w:themeShade="BF"/>
+              <w:top w:val="single" w:color="BFBFBF" w:themeColor="background1" w:themeShade="BF" w:sz="4" w:space="0"/>
+              <w:left w:val="single" w:color="BFBFBF" w:themeColor="background1" w:themeShade="BF" w:sz="4" w:space="0"/>
+              <w:bottom w:val="single" w:color="BFBFBF" w:themeColor="background1" w:themeShade="BF" w:sz="4" w:space="0"/>
+              <w:right w:val="single" w:color="BFBFBF" w:themeColor="background1" w:themeShade="BF" w:sz="4" w:space="0"/>
             </w:tcBorders>
             <w:shd w:val="clear" w:color="auto" w:fill="F2F2F2" w:themeFill="background1" w:themeFillShade="F2"/>
             <w:tcMar>
@@ -5508,14 +6286,20 @@
         </w:tc>
       </w:tr>
       <w:tr>
+        <w:tblPrEx>
+          <w:tblCellMar>
+            <w:top w:w="0" w:type="dxa"/>
+            <w:bottom w:w="0" w:type="dxa"/>
+          </w:tblCellMar>
+        </w:tblPrEx>
         <w:tc>
           <w:tcPr>
             <w:tcW w:w="3000" w:type="dxa"/>
             <w:tcBorders>
-              <w:top w:val="single" w:sz="4" w:space="0" w:color="BFBFBF" w:themeColor="background1" w:themeShade="BF"/>
-              <w:left w:val="single" w:sz="4" w:space="0" w:color="BFBFBF" w:themeColor="background1" w:themeShade="BF"/>
-              <w:bottom w:val="single" w:sz="4" w:space="0" w:color="BFBFBF" w:themeColor="background1" w:themeShade="BF"/>
-              <w:right w:val="single" w:sz="4" w:space="0" w:color="BFBFBF" w:themeColor="background1" w:themeShade="BF"/>
+              <w:top w:val="single" w:color="BFBFBF" w:themeColor="background1" w:themeShade="BF" w:sz="4" w:space="0"/>
+              <w:left w:val="single" w:color="BFBFBF" w:themeColor="background1" w:themeShade="BF" w:sz="4" w:space="0"/>
+              <w:bottom w:val="single" w:color="BFBFBF" w:themeColor="background1" w:themeShade="BF" w:sz="4" w:space="0"/>
+              <w:right w:val="single" w:color="BFBFBF" w:themeColor="background1" w:themeShade="BF" w:sz="4" w:space="0"/>
             </w:tcBorders>
             <w:shd w:val="clear" w:color="auto" w:fill="FFFFFF" w:themeFill="background1"/>
             <w:tcMar>
@@ -5542,10 +6326,10 @@
           <w:tcPr>
             <w:tcW w:w="6360" w:type="dxa"/>
             <w:tcBorders>
-              <w:top w:val="single" w:sz="4" w:space="0" w:color="BFBFBF" w:themeColor="background1" w:themeShade="BF"/>
-              <w:left w:val="single" w:sz="4" w:space="0" w:color="BFBFBF" w:themeColor="background1" w:themeShade="BF"/>
-              <w:bottom w:val="single" w:sz="4" w:space="0" w:color="BFBFBF" w:themeColor="background1" w:themeShade="BF"/>
-              <w:right w:val="single" w:sz="4" w:space="0" w:color="BFBFBF" w:themeColor="background1" w:themeShade="BF"/>
+              <w:top w:val="single" w:color="BFBFBF" w:themeColor="background1" w:themeShade="BF" w:sz="4" w:space="0"/>
+              <w:left w:val="single" w:color="BFBFBF" w:themeColor="background1" w:themeShade="BF" w:sz="4" w:space="0"/>
+              <w:bottom w:val="single" w:color="BFBFBF" w:themeColor="background1" w:themeShade="BF" w:sz="4" w:space="0"/>
+              <w:right w:val="single" w:color="BFBFBF" w:themeColor="background1" w:themeShade="BF" w:sz="4" w:space="0"/>
             </w:tcBorders>
             <w:shd w:val="clear" w:color="auto" w:fill="FFFFFF" w:themeFill="background1"/>
             <w:tcMar>
@@ -5561,12 +6345,14 @@
               <w:rPr>
                 <w:sz w:val="20"/>
                 <w:szCs w:val="20"/>
-              </w:rPr>
-            </w:pPr>
-            <w:r>
-              <w:rPr>
-                <w:sz w:val="20"/>
-                <w:szCs w:val="20"/>
+                <w:lang w:val="en-US"/>
+              </w:rPr>
+            </w:pPr>
+            <w:r>
+              <w:rPr>
+                <w:sz w:val="20"/>
+                <w:szCs w:val="20"/>
+                <w:lang w:val="en-US"/>
               </w:rPr>
               <w:t>VCF Orchestrator</w:t>
             </w:r>
@@ -5574,21 +6360,44 @@
               <w:rPr>
                 <w:sz w:val="20"/>
                 <w:szCs w:val="20"/>
-              </w:rPr>
-              <w:t xml:space="preserve"> Client → workflow → Schedule tab → schedule entry → Inputs → dryRun = false</w:t>
+                <w:lang w:val="en-US"/>
+              </w:rPr>
+              <w:t xml:space="preserve"> Client → workflow → Schedule tab → schedule entry → Inputs → </w:t>
+            </w:r>
+            <w:r>
+              <w:rPr>
+                <w:sz w:val="20"/>
+                <w:szCs w:val="20"/>
+                <w:lang w:val="en-US"/>
+              </w:rPr>
+              <w:t>dryRun</w:t>
+            </w:r>
+            <w:r>
+              <w:rPr>
+                <w:sz w:val="20"/>
+                <w:szCs w:val="20"/>
+                <w:lang w:val="en-US"/>
+              </w:rPr>
+              <w:t xml:space="preserve"> = false</w:t>
             </w:r>
           </w:p>
         </w:tc>
       </w:tr>
       <w:tr>
+        <w:tblPrEx>
+          <w:tblCellMar>
+            <w:top w:w="0" w:type="dxa"/>
+            <w:bottom w:w="0" w:type="dxa"/>
+          </w:tblCellMar>
+        </w:tblPrEx>
         <w:tc>
           <w:tcPr>
             <w:tcW w:w="3000" w:type="dxa"/>
             <w:tcBorders>
-              <w:top w:val="single" w:sz="4" w:space="0" w:color="BFBFBF" w:themeColor="background1" w:themeShade="BF"/>
-              <w:left w:val="single" w:sz="4" w:space="0" w:color="BFBFBF" w:themeColor="background1" w:themeShade="BF"/>
-              <w:bottom w:val="single" w:sz="4" w:space="0" w:color="BFBFBF" w:themeColor="background1" w:themeShade="BF"/>
-              <w:right w:val="single" w:sz="4" w:space="0" w:color="BFBFBF" w:themeColor="background1" w:themeShade="BF"/>
+              <w:top w:val="single" w:color="BFBFBF" w:themeColor="background1" w:themeShade="BF" w:sz="4" w:space="0"/>
+              <w:left w:val="single" w:color="BFBFBF" w:themeColor="background1" w:themeShade="BF" w:sz="4" w:space="0"/>
+              <w:bottom w:val="single" w:color="BFBFBF" w:themeColor="background1" w:themeShade="BF" w:sz="4" w:space="0"/>
+              <w:right w:val="single" w:color="BFBFBF" w:themeColor="background1" w:themeShade="BF" w:sz="4" w:space="0"/>
             </w:tcBorders>
             <w:shd w:val="clear" w:color="auto" w:fill="F2F2F2" w:themeFill="background1" w:themeFillShade="F2"/>
             <w:tcMar>
@@ -5615,10 +6424,10 @@
           <w:tcPr>
             <w:tcW w:w="6360" w:type="dxa"/>
             <w:tcBorders>
-              <w:top w:val="single" w:sz="4" w:space="0" w:color="BFBFBF" w:themeColor="background1" w:themeShade="BF"/>
-              <w:left w:val="single" w:sz="4" w:space="0" w:color="BFBFBF" w:themeColor="background1" w:themeShade="BF"/>
-              <w:bottom w:val="single" w:sz="4" w:space="0" w:color="BFBFBF" w:themeColor="background1" w:themeShade="BF"/>
-              <w:right w:val="single" w:sz="4" w:space="0" w:color="BFBFBF" w:themeColor="background1" w:themeShade="BF"/>
+              <w:top w:val="single" w:color="BFBFBF" w:themeColor="background1" w:themeShade="BF" w:sz="4" w:space="0"/>
+              <w:left w:val="single" w:color="BFBFBF" w:themeColor="background1" w:themeShade="BF" w:sz="4" w:space="0"/>
+              <w:bottom w:val="single" w:color="BFBFBF" w:themeColor="background1" w:themeShade="BF" w:sz="4" w:space="0"/>
+              <w:right w:val="single" w:color="BFBFBF" w:themeColor="background1" w:themeShade="BF" w:sz="4" w:space="0"/>
             </w:tcBorders>
             <w:shd w:val="clear" w:color="auto" w:fill="F2F2F2" w:themeFill="background1" w:themeFillShade="F2"/>
             <w:tcMar>
@@ -5634,12 +6443,14 @@
               <w:rPr>
                 <w:sz w:val="20"/>
                 <w:szCs w:val="20"/>
-              </w:rPr>
-            </w:pPr>
-            <w:r>
-              <w:rPr>
-                <w:sz w:val="20"/>
-                <w:szCs w:val="20"/>
+                <w:lang w:val="en-US"/>
+              </w:rPr>
+            </w:pPr>
+            <w:r>
+              <w:rPr>
+                <w:sz w:val="20"/>
+                <w:szCs w:val="20"/>
+                <w:lang w:val="en-US"/>
               </w:rPr>
               <w:t>VCF Orchestrator</w:t>
             </w:r>
@@ -5647,21 +6458,76 @@
               <w:rPr>
                 <w:sz w:val="20"/>
                 <w:szCs w:val="20"/>
-              </w:rPr>
-              <w:t xml:space="preserve"> Client → SnapshotCleanup/RuntimeState → set runLock = MAINTENANCE</w:t>
+                <w:lang w:val="en-US"/>
+              </w:rPr>
+              <w:t xml:space="preserve"> Client → </w:t>
+            </w:r>
+            <w:r>
+              <w:rPr>
+                <w:sz w:val="20"/>
+                <w:szCs w:val="20"/>
+                <w:lang w:val="en-US"/>
+              </w:rPr>
+              <w:t>SnapshotCleanup</w:t>
+            </w:r>
+            <w:r>
+              <w:rPr>
+                <w:sz w:val="20"/>
+                <w:szCs w:val="20"/>
+                <w:lang w:val="en-US"/>
+              </w:rPr>
+              <w:t>/</w:t>
+            </w:r>
+            <w:r>
+              <w:rPr>
+                <w:sz w:val="20"/>
+                <w:szCs w:val="20"/>
+                <w:lang w:val="en-US"/>
+              </w:rPr>
+              <w:t>RuntimeState</w:t>
+            </w:r>
+            <w:r>
+              <w:rPr>
+                <w:sz w:val="20"/>
+                <w:szCs w:val="20"/>
+                <w:lang w:val="en-US"/>
+              </w:rPr>
+              <w:t xml:space="preserve"> → set </w:t>
+            </w:r>
+            <w:r>
+              <w:rPr>
+                <w:sz w:val="20"/>
+                <w:szCs w:val="20"/>
+                <w:lang w:val="en-US"/>
+              </w:rPr>
+              <w:t>runLock</w:t>
+            </w:r>
+            <w:r>
+              <w:rPr>
+                <w:sz w:val="20"/>
+                <w:szCs w:val="20"/>
+                <w:lang w:val="en-US"/>
+              </w:rPr>
+              <w:t xml:space="preserve"> = MAINTENANCE</w:t>
             </w:r>
           </w:p>
         </w:tc>
       </w:tr>
       <w:tr>
+        <w:tblPrEx>
+          <w:tblCellMar>
+            <w:top w:w="0" w:type="dxa"/>
+            <w:bottom w:w="0" w:type="dxa"/>
+          </w:tblCellMar>
+        </w:tblPrEx>
         <w:tc>
           <w:tcPr>
             <w:tcW w:w="3000" w:type="dxa"/>
             <w:tcBorders>
-              <w:top w:val="single" w:sz="4" w:space="0" w:color="BFBFBF" w:themeColor="background1" w:themeShade="BF"/>
-              <w:left w:val="single" w:sz="4" w:space="0" w:color="BFBFBF" w:themeColor="background1" w:themeShade="BF"/>
-              <w:bottom w:val="single" w:sz="4" w:space="0" w:color="BFBFBF" w:themeColor="background1" w:themeShade="BF"/>
-              <w:right w:val="single" w:sz="4" w:space="0" w:color="BFBFBF" w:themeColor="background1" w:themeShade="BF"/>
+              <w:top w:val="single" w:color="BFBFBF" w:themeColor="background1" w:themeShade="BF" w:sz="4" w:space="0"/>
+              <w:left w:val="single" w:color="BFBFBF" w:themeColor="background1" w:themeShade="BF" w:sz="4" w:space="0"/>
+              <w:bottom w:val="single" w:color="BFBFBF" w:themeColor="background1" w:themeShade="BF" w:sz="4" w:space="0"/>
+              <w:right w:val="single" w:color="BFBFBF" w:themeColor="background1" w:themeShade="BF" w:sz="4" w:space="0"/>
             </w:tcBorders>
             <w:shd w:val="clear" w:color="auto" w:fill="FFFFFF" w:themeFill="background1"/>
             <w:tcMar>
@@ -5688,10 +6554,10 @@
           <w:tcPr>
             <w:tcW w:w="6360" w:type="dxa"/>
             <w:tcBorders>
-              <w:top w:val="single" w:sz="4" w:space="0" w:color="BFBFBF" w:themeColor="background1" w:themeShade="BF"/>
-              <w:left w:val="single" w:sz="4" w:space="0" w:color="BFBFBF" w:themeColor="background1" w:themeShade="BF"/>
-              <w:bottom w:val="single" w:sz="4" w:space="0" w:color="BFBFBF" w:themeColor="background1" w:themeShade="BF"/>
-              <w:right w:val="single" w:sz="4" w:space="0" w:color="BFBFBF" w:themeColor="background1" w:themeShade="BF"/>
+              <w:top w:val="single" w:color="BFBFBF" w:themeColor="background1" w:themeShade="BF" w:sz="4" w:space="0"/>
+              <w:left w:val="single" w:color="BFBFBF" w:themeColor="background1" w:themeShade="BF" w:sz="4" w:space="0"/>
+              <w:bottom w:val="single" w:color="BFBFBF" w:themeColor="background1" w:themeShade="BF" w:sz="4" w:space="0"/>
+              <w:right w:val="single" w:color="BFBFBF" w:themeColor="background1" w:themeShade="BF" w:sz="4" w:space="0"/>
             </w:tcBorders>
             <w:shd w:val="clear" w:color="auto" w:fill="FFFFFF" w:themeFill="background1"/>
             <w:tcMar>
@@ -5707,12 +6573,14 @@
               <w:rPr>
                 <w:sz w:val="20"/>
                 <w:szCs w:val="20"/>
-              </w:rPr>
-            </w:pPr>
-            <w:r>
-              <w:rPr>
-                <w:sz w:val="20"/>
-                <w:szCs w:val="20"/>
+                <w:lang w:val="en-US"/>
+              </w:rPr>
+            </w:pPr>
+            <w:r>
+              <w:rPr>
+                <w:sz w:val="20"/>
+                <w:szCs w:val="20"/>
+                <w:lang w:val="en-US"/>
               </w:rPr>
               <w:t>VCF Orchestrator</w:t>
             </w:r>
@@ -5720,21 +6588,76 @@
               <w:rPr>
                 <w:sz w:val="20"/>
                 <w:szCs w:val="20"/>
-              </w:rPr>
-              <w:t xml:space="preserve"> Client → SnapshotCleanup/RuntimeState → set runLock = empty string</w:t>
+                <w:lang w:val="en-US"/>
+              </w:rPr>
+              <w:t xml:space="preserve"> Client → </w:t>
+            </w:r>
+            <w:r>
+              <w:rPr>
+                <w:sz w:val="20"/>
+                <w:szCs w:val="20"/>
+                <w:lang w:val="en-US"/>
+              </w:rPr>
+              <w:t>SnapshotCleanup</w:t>
+            </w:r>
+            <w:r>
+              <w:rPr>
+                <w:sz w:val="20"/>
+                <w:szCs w:val="20"/>
+                <w:lang w:val="en-US"/>
+              </w:rPr>
+              <w:t>/</w:t>
+            </w:r>
+            <w:r>
+              <w:rPr>
+                <w:sz w:val="20"/>
+                <w:szCs w:val="20"/>
+                <w:lang w:val="en-US"/>
+              </w:rPr>
+              <w:t>RuntimeState</w:t>
+            </w:r>
+            <w:r>
+              <w:rPr>
+                <w:sz w:val="20"/>
+                <w:szCs w:val="20"/>
+                <w:lang w:val="en-US"/>
+              </w:rPr>
+              <w:t xml:space="preserve"> → set </w:t>
+            </w:r>
+            <w:r>
+              <w:rPr>
+                <w:sz w:val="20"/>
+                <w:szCs w:val="20"/>
+                <w:lang w:val="en-US"/>
+              </w:rPr>
+              <w:t>runLock</w:t>
+            </w:r>
+            <w:r>
+              <w:rPr>
+                <w:sz w:val="20"/>
+                <w:szCs w:val="20"/>
+                <w:lang w:val="en-US"/>
+              </w:rPr>
+              <w:t xml:space="preserve"> = empty string</w:t>
             </w:r>
           </w:p>
         </w:tc>
       </w:tr>
       <w:tr>
+        <w:tblPrEx>
+          <w:tblCellMar>
+            <w:top w:w="0" w:type="dxa"/>
+            <w:bottom w:w="0" w:type="dxa"/>
+          </w:tblCellMar>
+        </w:tblPrEx>
         <w:tc>
           <w:tcPr>
             <w:tcW w:w="3000" w:type="dxa"/>
             <w:tcBorders>
-              <w:top w:val="single" w:sz="4" w:space="0" w:color="BFBFBF" w:themeColor="background1" w:themeShade="BF"/>
-              <w:left w:val="single" w:sz="4" w:space="0" w:color="BFBFBF" w:themeColor="background1" w:themeShade="BF"/>
-              <w:bottom w:val="single" w:sz="4" w:space="0" w:color="BFBFBF" w:themeColor="background1" w:themeShade="BF"/>
-              <w:right w:val="single" w:sz="4" w:space="0" w:color="BFBFBF" w:themeColor="background1" w:themeShade="BF"/>
+              <w:top w:val="single" w:color="BFBFBF" w:themeColor="background1" w:themeShade="BF" w:sz="4" w:space="0"/>
+              <w:left w:val="single" w:color="BFBFBF" w:themeColor="background1" w:themeShade="BF" w:sz="4" w:space="0"/>
+              <w:bottom w:val="single" w:color="BFBFBF" w:themeColor="background1" w:themeShade="BF" w:sz="4" w:space="0"/>
+              <w:right w:val="single" w:color="BFBFBF" w:themeColor="background1" w:themeShade="BF" w:sz="4" w:space="0"/>
             </w:tcBorders>
             <w:shd w:val="clear" w:color="auto" w:fill="F2F2F2" w:themeFill="background1" w:themeFillShade="F2"/>
             <w:tcMar>
@@ -5761,10 +6684,10 @@
           <w:tcPr>
             <w:tcW w:w="6360" w:type="dxa"/>
             <w:tcBorders>
-              <w:top w:val="single" w:sz="4" w:space="0" w:color="BFBFBF" w:themeColor="background1" w:themeShade="BF"/>
-              <w:left w:val="single" w:sz="4" w:space="0" w:color="BFBFBF" w:themeColor="background1" w:themeShade="BF"/>
-              <w:bottom w:val="single" w:sz="4" w:space="0" w:color="BFBFBF" w:themeColor="background1" w:themeShade="BF"/>
-              <w:right w:val="single" w:sz="4" w:space="0" w:color="BFBFBF" w:themeColor="background1" w:themeShade="BF"/>
+              <w:top w:val="single" w:color="BFBFBF" w:themeColor="background1" w:themeShade="BF" w:sz="4" w:space="0"/>
+              <w:left w:val="single" w:color="BFBFBF" w:themeColor="background1" w:themeShade="BF" w:sz="4" w:space="0"/>
+              <w:bottom w:val="single" w:color="BFBFBF" w:themeColor="background1" w:themeShade="BF" w:sz="4" w:space="0"/>
+              <w:right w:val="single" w:color="BFBFBF" w:themeColor="background1" w:themeShade="BF" w:sz="4" w:space="0"/>
             </w:tcBorders>
             <w:shd w:val="clear" w:color="auto" w:fill="F2F2F2" w:themeFill="background1" w:themeFillShade="F2"/>
             <w:tcMar>
@@ -5789,14 +6712,20 @@
         </w:tc>
       </w:tr>
       <w:tr>
+        <w:tblPrEx>
+          <w:tblCellMar>
+            <w:top w:w="0" w:type="dxa"/>
+            <w:bottom w:w="0" w:type="dxa"/>
+          </w:tblCellMar>
+        </w:tblPrEx>
         <w:tc>
           <w:tcPr>
             <w:tcW w:w="3000" w:type="dxa"/>
             <w:tcBorders>
-              <w:top w:val="single" w:sz="4" w:space="0" w:color="BFBFBF" w:themeColor="background1" w:themeShade="BF"/>
-              <w:left w:val="single" w:sz="4" w:space="0" w:color="BFBFBF" w:themeColor="background1" w:themeShade="BF"/>
-              <w:bottom w:val="single" w:sz="4" w:space="0" w:color="BFBFBF" w:themeColor="background1" w:themeShade="BF"/>
-              <w:right w:val="single" w:sz="4" w:space="0" w:color="BFBFBF" w:themeColor="background1" w:themeShade="BF"/>
+              <w:top w:val="single" w:color="BFBFBF" w:themeColor="background1" w:themeShade="BF" w:sz="4" w:space="0"/>
+              <w:left w:val="single" w:color="BFBFBF" w:themeColor="background1" w:themeShade="BF" w:sz="4" w:space="0"/>
+              <w:bottom w:val="single" w:color="BFBFBF" w:themeColor="background1" w:themeShade="BF" w:sz="4" w:space="0"/>
+              <w:right w:val="single" w:color="BFBFBF" w:themeColor="background1" w:themeShade="BF" w:sz="4" w:space="0"/>
             </w:tcBorders>
             <w:shd w:val="clear" w:color="auto" w:fill="FFFFFF" w:themeFill="background1"/>
             <w:tcMar>
@@ -5823,10 +6752,10 @@
           <w:tcPr>
             <w:tcW w:w="6360" w:type="dxa"/>
             <w:tcBorders>
-              <w:top w:val="single" w:sz="4" w:space="0" w:color="BFBFBF" w:themeColor="background1" w:themeShade="BF"/>
-              <w:left w:val="single" w:sz="4" w:space="0" w:color="BFBFBF" w:themeColor="background1" w:themeShade="BF"/>
-              <w:bottom w:val="single" w:sz="4" w:space="0" w:color="BFBFBF" w:themeColor="background1" w:themeShade="BF"/>
-              <w:right w:val="single" w:sz="4" w:space="0" w:color="BFBFBF" w:themeColor="background1" w:themeShade="BF"/>
+              <w:top w:val="single" w:color="BFBFBF" w:themeColor="background1" w:themeShade="BF" w:sz="4" w:space="0"/>
+              <w:left w:val="single" w:color="BFBFBF" w:themeColor="background1" w:themeShade="BF" w:sz="4" w:space="0"/>
+              <w:bottom w:val="single" w:color="BFBFBF" w:themeColor="background1" w:themeShade="BF" w:sz="4" w:space="0"/>
+              <w:right w:val="single" w:color="BFBFBF" w:themeColor="background1" w:themeShade="BF" w:sz="4" w:space="0"/>
             </w:tcBorders>
             <w:shd w:val="clear" w:color="auto" w:fill="FFFFFF" w:themeFill="background1"/>
             <w:tcMar>
@@ -5860,9 +6789,9 @@
       </w:r>
     </w:p>
     <w:sectPr>
-      <w:headerReference w:type="default" r:id="rId11"/>
-      <w:footerReference w:type="default" r:id="rId12"/>
-      <w:pgSz w:w="12240" w:h="15840"/>
+      <w:headerReference w:type="default" r:id="rId10"/>
+      <w:footerReference w:type="default" r:id="rId11"/>
+      <w:pgSz w:w="12240" w:h="15840" w:orient="portrait"/>
       <w:pgMar w:top="1440" w:right="1440" w:bottom="1440" w:left="1440" w:header="708" w:footer="708" w:gutter="0"/>
       <w:cols w:space="720"/>
       <w:docGrid w:linePitch="360"/>
@@ -5930,15 +6859,6 @@
     </w:r>
     <w:r>
       <w:rPr>
-        <w:noProof/>
-        <w:color w:val="595959"/>
-        <w:sz w:val="18"/>
-        <w:szCs w:val="18"/>
-      </w:rPr>
-      <w:t>1</w:t>
-    </w:r>
-    <w:r>
-      <w:rPr>
         <w:color w:val="595959"/>
         <w:sz w:val="18"/>
         <w:szCs w:val="18"/>
@@ -5979,15 +6899,6 @@
     </w:r>
     <w:r>
       <w:rPr>
-        <w:noProof/>
-        <w:color w:val="595959"/>
-        <w:sz w:val="18"/>
-        <w:szCs w:val="18"/>
-      </w:rPr>
-      <w:t>2</w:t>
-    </w:r>
-    <w:r>
-      <w:rPr>
         <w:color w:val="595959"/>
         <w:sz w:val="18"/>
         <w:szCs w:val="18"/>
@@ -6022,7 +6933,7 @@
   <w:p>
     <w:pPr>
       <w:pBdr>
-        <w:bottom w:val="single" w:sz="6" w:space="4" w:color="2E75B6"/>
+        <w:bottom w:val="single" w:color="2E75B6" w:sz="6" w:space="4"/>
       </w:pBdr>
       <w:tabs>
         <w:tab w:val="right" w:pos="9026"/>
@@ -6045,6 +6956,15 @@
         <w:szCs w:val="18"/>
       </w:rPr>
       <w:tab/>
+    </w:r>
+    <w:r>
+      <w:rPr>
+        <w:i/>
+        <w:iCs/>
+        <w:color w:val="595959"/>
+        <w:sz w:val="18"/>
+        <w:szCs w:val="18"/>
+      </w:rPr>
       <w:t>Adaptive Snapshot Cleanup</w:t>
     </w:r>
   </w:p>
@@ -6273,11 +7193,11 @@
 </file>
 
 <file path=word/styles.xml><?xml version="1.0" encoding="utf-8"?>
-<w:styles xmlns:mc="http://schemas.openxmlformats.org/markup-compatibility/2006" xmlns:r="http://schemas.openxmlformats.org/officeDocument/2006/relationships" xmlns:w="http://schemas.openxmlformats.org/wordprocessingml/2006/main" xmlns:w14="http://schemas.microsoft.com/office/word/2010/wordml" xmlns:w15="http://schemas.microsoft.com/office/word/2012/wordml" xmlns:w16cex="http://schemas.microsoft.com/office/word/2018/wordml/cex" xmlns:w16cid="http://schemas.microsoft.com/office/word/2016/wordml/cid" xmlns:w16="http://schemas.microsoft.com/office/word/2018/wordml" xmlns:w16du="http://schemas.microsoft.com/office/word/2023/wordml/word16du" xmlns:w16sdtdh="http://schemas.microsoft.com/office/word/2020/wordml/sdtdatahash" xmlns:w16sdtfl="http://schemas.microsoft.com/office/word/2024/wordml/sdtformatlock" xmlns:w16se="http://schemas.microsoft.com/office/word/2015/wordml/symex" mc:Ignorable="w14 w15 w16se w16cid w16 w16cex w16sdtdh w16sdtfl w16du">
+<w:styles xmlns:wp14="http://schemas.microsoft.com/office/word/2010/wordprocessingDrawing" xmlns:mc="http://schemas.openxmlformats.org/markup-compatibility/2006" xmlns:r="http://schemas.openxmlformats.org/officeDocument/2006/relationships" xmlns:w="http://schemas.openxmlformats.org/wordprocessingml/2006/main" xmlns:w14="http://schemas.microsoft.com/office/word/2010/wordml" xmlns:w15="http://schemas.microsoft.com/office/word/2012/wordml" xmlns:w16cex="http://schemas.microsoft.com/office/word/2018/wordml/cex" xmlns:w16cid="http://schemas.microsoft.com/office/word/2016/wordml/cid" xmlns:w16="http://schemas.microsoft.com/office/word/2018/wordml" xmlns:w16du="http://schemas.microsoft.com/office/word/2023/wordml/word16du" xmlns:w16sdtdh="http://schemas.microsoft.com/office/word/2020/wordml/sdtdatahash" xmlns:w16sdtfl="http://schemas.microsoft.com/office/word/2024/wordml/sdtformatlock" xmlns:w16se="http://schemas.microsoft.com/office/word/2015/wordml/symex" mc:Ignorable="w14 w15 w16se w16cid w16 w16cex w16sdtdh w16sdtfl w16du wp14">
   <w:docDefaults>
     <w:rPrDefault>
       <w:rPr>
-        <w:rFonts w:ascii="Calibri" w:eastAsia="Calibri" w:hAnsi="Calibri" w:cs="Calibri"/>
+        <w:rFonts w:ascii="Calibri" w:hAnsi="Calibri" w:eastAsia="Calibri" w:cs="Calibri"/>
         <w:sz w:val="22"/>
         <w:szCs w:val="22"/>
         <w:lang w:val="en-US" w:eastAsia="ja-JP" w:bidi="ar-SA"/>
@@ -6288,14 +7208,14 @@
   <w:latentStyles w:defLockedState="0" w:defUIPriority="99" w:defSemiHidden="0" w:defUnhideWhenUsed="0" w:defQFormat="0" w:count="376">
     <w:lsdException w:name="Normal" w:uiPriority="0" w:qFormat="1"/>
     <w:lsdException w:name="heading 1" w:uiPriority="9" w:qFormat="1"/>
-    <w:lsdException w:name="heading 2" w:semiHidden="1" w:uiPriority="9" w:unhideWhenUsed="1" w:qFormat="1"/>
-    <w:lsdException w:name="heading 3" w:semiHidden="1" w:uiPriority="9" w:unhideWhenUsed="1" w:qFormat="1"/>
-    <w:lsdException w:name="heading 4" w:semiHidden="1" w:uiPriority="9" w:unhideWhenUsed="1" w:qFormat="1"/>
-    <w:lsdException w:name="heading 5" w:semiHidden="1" w:uiPriority="9" w:unhideWhenUsed="1" w:qFormat="1"/>
-    <w:lsdException w:name="heading 6" w:semiHidden="1" w:uiPriority="9" w:unhideWhenUsed="1" w:qFormat="1"/>
-    <w:lsdException w:name="heading 7" w:semiHidden="1" w:uiPriority="9" w:unhideWhenUsed="1" w:qFormat="1"/>
-    <w:lsdException w:name="heading 8" w:semiHidden="1" w:uiPriority="9" w:unhideWhenUsed="1" w:qFormat="1"/>
-    <w:lsdException w:name="heading 9" w:semiHidden="1" w:uiPriority="9" w:unhideWhenUsed="1" w:qFormat="1"/>
+    <w:lsdException w:name="heading 2" w:uiPriority="9" w:semiHidden="1" w:unhideWhenUsed="1" w:qFormat="1"/>
+    <w:lsdException w:name="heading 3" w:uiPriority="9" w:semiHidden="1" w:unhideWhenUsed="1" w:qFormat="1"/>
+    <w:lsdException w:name="heading 4" w:uiPriority="9" w:semiHidden="1" w:unhideWhenUsed="1" w:qFormat="1"/>
+    <w:lsdException w:name="heading 5" w:uiPriority="9" w:semiHidden="1" w:unhideWhenUsed="1" w:qFormat="1"/>
+    <w:lsdException w:name="heading 6" w:uiPriority="9" w:semiHidden="1" w:unhideWhenUsed="1" w:qFormat="1"/>
+    <w:lsdException w:name="heading 7" w:uiPriority="9" w:semiHidden="1" w:unhideWhenUsed="1" w:qFormat="1"/>
+    <w:lsdException w:name="heading 8" w:uiPriority="9" w:semiHidden="1" w:unhideWhenUsed="1" w:qFormat="1"/>
+    <w:lsdException w:name="heading 9" w:uiPriority="9" w:semiHidden="1" w:unhideWhenUsed="1" w:qFormat="1"/>
     <w:lsdException w:name="index 1" w:semiHidden="1" w:unhideWhenUsed="1"/>
     <w:lsdException w:name="index 2" w:semiHidden="1" w:unhideWhenUsed="1"/>
     <w:lsdException w:name="index 3" w:semiHidden="1" w:unhideWhenUsed="1"/>
@@ -6305,22 +7225,22 @@
     <w:lsdException w:name="index 7" w:semiHidden="1" w:unhideWhenUsed="1"/>
     <w:lsdException w:name="index 8" w:semiHidden="1" w:unhideWhenUsed="1"/>
     <w:lsdException w:name="index 9" w:semiHidden="1" w:unhideWhenUsed="1"/>
-    <w:lsdException w:name="toc 1" w:semiHidden="1" w:uiPriority="39" w:unhideWhenUsed="1"/>
-    <w:lsdException w:name="toc 2" w:semiHidden="1" w:uiPriority="39" w:unhideWhenUsed="1"/>
-    <w:lsdException w:name="toc 3" w:semiHidden="1" w:uiPriority="39" w:unhideWhenUsed="1"/>
-    <w:lsdException w:name="toc 4" w:semiHidden="1" w:uiPriority="39" w:unhideWhenUsed="1"/>
-    <w:lsdException w:name="toc 5" w:semiHidden="1" w:uiPriority="39" w:unhideWhenUsed="1"/>
-    <w:lsdException w:name="toc 6" w:semiHidden="1" w:uiPriority="39" w:unhideWhenUsed="1"/>
-    <w:lsdException w:name="toc 7" w:semiHidden="1" w:uiPriority="39" w:unhideWhenUsed="1"/>
-    <w:lsdException w:name="toc 8" w:semiHidden="1" w:uiPriority="39" w:unhideWhenUsed="1"/>
-    <w:lsdException w:name="toc 9" w:semiHidden="1" w:uiPriority="39" w:unhideWhenUsed="1"/>
+    <w:lsdException w:name="toc 1" w:uiPriority="39" w:semiHidden="1" w:unhideWhenUsed="1"/>
+    <w:lsdException w:name="toc 2" w:uiPriority="39" w:semiHidden="1" w:unhideWhenUsed="1"/>
+    <w:lsdException w:name="toc 3" w:uiPriority="39" w:semiHidden="1" w:unhideWhenUsed="1"/>
+    <w:lsdException w:name="toc 4" w:uiPriority="39" w:semiHidden="1" w:unhideWhenUsed="1"/>
+    <w:lsdException w:name="toc 5" w:uiPriority="39" w:semiHidden="1" w:unhideWhenUsed="1"/>
+    <w:lsdException w:name="toc 6" w:uiPriority="39" w:semiHidden="1" w:unhideWhenUsed="1"/>
+    <w:lsdException w:name="toc 7" w:uiPriority="39" w:semiHidden="1" w:unhideWhenUsed="1"/>
+    <w:lsdException w:name="toc 8" w:uiPriority="39" w:semiHidden="1" w:unhideWhenUsed="1"/>
+    <w:lsdException w:name="toc 9" w:uiPriority="39" w:semiHidden="1" w:unhideWhenUsed="1"/>
     <w:lsdException w:name="Normal Indent" w:semiHidden="1" w:unhideWhenUsed="1"/>
     <w:lsdException w:name="footnote text" w:semiHidden="1" w:unhideWhenUsed="1"/>
     <w:lsdException w:name="annotation text" w:semiHidden="1" w:unhideWhenUsed="1"/>
     <w:lsdException w:name="header" w:semiHidden="1" w:unhideWhenUsed="1"/>
     <w:lsdException w:name="footer" w:semiHidden="1" w:unhideWhenUsed="1"/>
     <w:lsdException w:name="index heading" w:semiHidden="1" w:unhideWhenUsed="1"/>
-    <w:lsdException w:name="caption" w:semiHidden="1" w:uiPriority="35" w:unhideWhenUsed="1" w:qFormat="1"/>
+    <w:lsdException w:name="caption" w:uiPriority="35" w:semiHidden="1" w:unhideWhenUsed="1" w:qFormat="1"/>
     <w:lsdException w:name="table of figures" w:semiHidden="1" w:unhideWhenUsed="1"/>
     <w:lsdException w:name="envelope address" w:semiHidden="1" w:unhideWhenUsed="1"/>
     <w:lsdException w:name="envelope return" w:semiHidden="1" w:unhideWhenUsed="1"/>
@@ -6351,7 +7271,7 @@
     <w:lsdException w:name="Title" w:uiPriority="10" w:qFormat="1"/>
     <w:lsdException w:name="Closing" w:semiHidden="1" w:unhideWhenUsed="1"/>
     <w:lsdException w:name="Signature" w:semiHidden="1" w:unhideWhenUsed="1"/>
-    <w:lsdException w:name="Default Paragraph Font" w:semiHidden="1" w:uiPriority="1" w:unhideWhenUsed="1"/>
+    <w:lsdException w:name="Default Paragraph Font" w:uiPriority="1" w:semiHidden="1" w:unhideWhenUsed="1"/>
     <w:lsdException w:name="Body Text" w:semiHidden="1" w:unhideWhenUsed="1"/>
     <w:lsdException w:name="Body Text Indent" w:semiHidden="1" w:unhideWhenUsed="1"/>
     <w:lsdException w:name="List Continue" w:semiHidden="1" w:unhideWhenUsed="1"/>
@@ -6551,8 +7471,8 @@
     <w:lsdException w:name="Subtle Reference" w:uiPriority="31" w:qFormat="1"/>
     <w:lsdException w:name="Intense Reference" w:uiPriority="32" w:qFormat="1"/>
     <w:lsdException w:name="Book Title" w:uiPriority="33" w:qFormat="1"/>
-    <w:lsdException w:name="Bibliography" w:semiHidden="1" w:uiPriority="37" w:unhideWhenUsed="1"/>
-    <w:lsdException w:name="TOC Heading" w:semiHidden="1" w:uiPriority="39" w:unhideWhenUsed="1" w:qFormat="1"/>
+    <w:lsdException w:name="Bibliography" w:uiPriority="37" w:semiHidden="1" w:unhideWhenUsed="1"/>
+    <w:lsdException w:name="TOC Heading" w:uiPriority="39" w:semiHidden="1" w:unhideWhenUsed="1" w:qFormat="1"/>
     <w:lsdException w:name="Plain Table 1" w:uiPriority="41"/>
     <w:lsdException w:name="Plain Table 2" w:uiPriority="42"/>
     <w:lsdException w:name="Plain Table 3" w:uiPriority="43"/>
@@ -6663,7 +7583,7 @@
     <w:lsdException w:name="Unresolved Mention" w:semiHidden="1" w:unhideWhenUsed="1"/>
     <w:lsdException w:name="Smart Link" w:semiHidden="1" w:unhideWhenUsed="1"/>
   </w:latentStyles>
-  <w:style w:type="paragraph" w:default="1" w:styleId="Normal">
+  <w:style w:type="paragraph" w:styleId="Normal" w:default="1">
     <w:name w:val="Normal"/>
     <w:qFormat/>
   </w:style>
@@ -6751,12 +7671,13 @@
       <w:color w:val="1F4D78"/>
     </w:rPr>
   </w:style>
-  <w:style w:type="character" w:default="1" w:styleId="DefaultParagraphFont">
+  <w:style w:type="character" w:styleId="DefaultParagraphFont" w:default="1">
     <w:name w:val="Default Paragraph Font"/>
     <w:uiPriority w:val="1"/>
+    <w:semiHidden/>
     <w:unhideWhenUsed/>
   </w:style>
-  <w:style w:type="table" w:default="1" w:styleId="TableNormal">
+  <w:style w:type="table" w:styleId="TableNormal" w:default="1">
     <w:name w:val="Normal Table"/>
     <w:uiPriority w:val="99"/>
     <w:semiHidden/>
@@ -6771,7 +7692,7 @@
       </w:tblCellMar>
     </w:tblPr>
   </w:style>
-  <w:style w:type="numbering" w:default="1" w:styleId="NoList">
+  <w:style w:type="numbering" w:styleId="NoList" w:default="1">
     <w:name w:val="No List"/>
     <w:uiPriority w:val="99"/>
     <w:semiHidden/>
@@ -6786,7 +7707,7 @@
       <w:szCs w:val="56"/>
     </w:rPr>
   </w:style>
-  <w:style w:type="paragraph" w:customStyle="1" w:styleId="Strong1">
+  <w:style w:type="paragraph" w:styleId="Strong1" w:customStyle="1">
     <w:name w:val="Strong1"/>
     <w:qFormat/>
     <w:rPr>
@@ -6827,7 +7748,7 @@
       <w:szCs w:val="20"/>
     </w:rPr>
   </w:style>
-  <w:style w:type="character" w:customStyle="1" w:styleId="FootnoteTextChar">
+  <w:style w:type="character" w:styleId="FootnoteTextChar" w:customStyle="1">
     <w:name w:val="Footnote Text Char"/>
     <w:link w:val="FootnoteText"/>
     <w:uiPriority w:val="99"/>
@@ -6858,7 +7779,7 @@
       <w:szCs w:val="20"/>
     </w:rPr>
   </w:style>
-  <w:style w:type="character" w:customStyle="1" w:styleId="EndnoteTextChar">
+  <w:style w:type="character" w:styleId="EndnoteTextChar" w:customStyle="1">
     <w:name w:val="Endnote Text Char"/>
     <w:link w:val="EndnoteText"/>
     <w:uiPriority w:val="99"/>
@@ -6869,7 +7790,7 @@
       <w:szCs w:val="20"/>
     </w:rPr>
   </w:style>
-  <w:style w:type="paragraph" w:customStyle="1" w:styleId="Title0">
+  <w:style w:type="paragraph" w:styleId="Title0" w:customStyle="1">
     <w:name w:val="Title0"/>
     <w:qFormat/>
     <w:pPr>
@@ -6898,12 +7819,12 @@
       <w:szCs w:val="28"/>
     </w:rPr>
   </w:style>
-  <w:style w:type="paragraph" w:customStyle="1" w:styleId="heading10">
+  <w:style w:type="paragraph" w:styleId="heading10" w:customStyle="1">
     <w:name w:val="heading 10"/>
     <w:qFormat/>
     <w:pPr>
       <w:pBdr>
-        <w:bottom w:val="single" w:sz="8" w:space="4" w:color="2E75B6"/>
+        <w:bottom w:val="single" w:color="2E75B6" w:sz="8" w:space="4"/>
       </w:pBdr>
       <w:spacing w:before="360" w:after="180"/>
       <w:outlineLvl w:val="0"/>
@@ -6916,7 +7837,7 @@
       <w:szCs w:val="36"/>
     </w:rPr>
   </w:style>
-  <w:style w:type="paragraph" w:customStyle="1" w:styleId="heading20">
+  <w:style w:type="paragraph" w:styleId="heading20" w:customStyle="1">
     <w:name w:val="heading 20"/>
     <w:qFormat/>
     <w:pPr>
@@ -6931,7 +7852,7 @@
       <w:szCs w:val="28"/>
     </w:rPr>
   </w:style>
-  <w:style w:type="paragraph" w:customStyle="1" w:styleId="heading30">
+  <w:style w:type="paragraph" w:styleId="heading30" w:customStyle="1">
     <w:name w:val="heading 30"/>
     <w:qFormat/>
     <w:pPr>
@@ -6946,13 +7867,13 @@
       <w:szCs w:val="24"/>
     </w:rPr>
   </w:style>
-  <w:style w:type="paragraph" w:customStyle="1" w:styleId="Code">
+  <w:style w:type="paragraph" w:styleId="Code" w:customStyle="1">
     <w:name w:val="Code"/>
     <w:pPr>
       <w:spacing w:before="80" w:after="80"/>
     </w:pPr>
     <w:rPr>
-      <w:rFonts w:ascii="Consolas" w:eastAsia="Consolas" w:hAnsi="Consolas" w:cs="Consolas"/>
+      <w:rFonts w:ascii="Consolas" w:hAnsi="Consolas" w:eastAsia="Consolas" w:cs="Consolas"/>
       <w:color w:val="1F1F1F"/>
       <w:sz w:val="18"/>
       <w:szCs w:val="18"/>
@@ -6962,7 +7883,7 @@
 </file>
 
 <file path=word/theme/theme1.xml><?xml version="1.0" encoding="utf-8"?>
-<a:theme xmlns:a="http://schemas.openxmlformats.org/drawingml/2006/main" name="Office Theme">
+<a:theme xmlns:a="http://schemas.openxmlformats.org/drawingml/2006/main" xmlns:thm15="http://schemas.microsoft.com/office/thememl/2012/main" name="Office Theme">
   <a:themeElements>
     <a:clrScheme name="Office">
       <a:dk1>
@@ -7257,18 +8178,18 @@
 </file>
 
 <file path=customXml/item1.xml><?xml version="1.0" encoding="utf-8"?>
+<p:properties xmlns:p="http://schemas.microsoft.com/office/2006/metadata/properties" xmlns:xsi="http://www.w3.org/2001/XMLSchema-instance" xmlns:pc="http://schemas.microsoft.com/office/infopath/2007/PartnerControls">
+  <documentManagement/>
+</p:properties>
+</file>
+
+<file path=customXml/item2.xml><?xml version="1.0" encoding="utf-8"?>
 <?mso-contentType ?>
 <FormTemplates xmlns="http://schemas.microsoft.com/sharepoint/v3/contenttype/forms">
   <Display>DocumentLibraryForm</Display>
   <Edit>DocumentLibraryForm</Edit>
   <New>DocumentLibraryForm</New>
 </FormTemplates>
-</file>
-
-<file path=customXml/item2.xml><?xml version="1.0" encoding="utf-8"?>
-<p:properties xmlns:p="http://schemas.microsoft.com/office/2006/metadata/properties" xmlns:xsi="http://www.w3.org/2001/XMLSchema-instance" xmlns:pc="http://schemas.microsoft.com/office/infopath/2007/PartnerControls">
-  <documentManagement/>
-</p:properties>
 </file>
 
 <file path=customXml/item3.xml><?xml version="1.0" encoding="utf-8"?>
@@ -7410,18 +8331,18 @@
 </file>
 
 <file path=customXml/itemProps1.xml><?xml version="1.0" encoding="utf-8"?>
-<ds:datastoreItem xmlns:ds="http://schemas.openxmlformats.org/officeDocument/2006/customXml" ds:itemID="{1D31D75F-AFA6-454D-870E-47D2C162301E}">
+<ds:datastoreItem xmlns:ds="http://schemas.openxmlformats.org/officeDocument/2006/customXml" ds:itemID="{86BC29A5-6F92-4FC6-BB17-0D9A67E6B972}">
   <ds:schemaRefs>
-    <ds:schemaRef ds:uri="http://schemas.microsoft.com/sharepoint/v3/contenttype/forms"/>
+    <ds:schemaRef ds:uri="http://schemas.microsoft.com/office/2006/metadata/properties"/>
+    <ds:schemaRef ds:uri="http://schemas.microsoft.com/office/infopath/2007/PartnerControls"/>
   </ds:schemaRefs>
 </ds:datastoreItem>
 </file>
 
 <file path=customXml/itemProps2.xml><?xml version="1.0" encoding="utf-8"?>
-<ds:datastoreItem xmlns:ds="http://schemas.openxmlformats.org/officeDocument/2006/customXml" ds:itemID="{86BC29A5-6F92-4FC6-BB17-0D9A67E6B972}">
+<ds:datastoreItem xmlns:ds="http://schemas.openxmlformats.org/officeDocument/2006/customXml" ds:itemID="{1D31D75F-AFA6-454D-870E-47D2C162301E}">
   <ds:schemaRefs>
-    <ds:schemaRef ds:uri="http://schemas.microsoft.com/office/2006/metadata/properties"/>
-    <ds:schemaRef ds:uri="http://schemas.microsoft.com/office/infopath/2007/PartnerControls"/>
+    <ds:schemaRef ds:uri="http://schemas.microsoft.com/sharepoint/v3/contenttype/forms"/>
   </ds:schemaRefs>
 </ds:datastoreItem>
 </file>

--- a/Ansible to Orchestrator Transition/vmops/Cleanup VM Snapshots/Documentation/04_User_Documentation.docx
+++ b/Ansible to Orchestrator Transition/vmops/Cleanup VM Snapshots/Documentation/04_User_Documentation.docx
@@ -46,7 +46,7 @@
           <wp:inline distT="0" distB="0" distL="0" distR="0" wp14:anchorId="0C8A0427" wp14:editId="2121757E">
             <wp:extent cx="5715000" cy="3219450"/>
             <wp:effectExtent l="0" t="0" r="0" b="0"/>
-            <wp:docPr id="2110588686" name="drawing" title="Cover&#10;Private Cloud Operations banner"/>
+            <wp:docPr id="2110588686" name="drawing" title="Cover Private Cloud Operations banner"/>
             <wp:cNvGraphicFramePr>
               <a:graphicFrameLocks xmlns:a="http://schemas.openxmlformats.org/drawingml/2006/main" noChangeAspect="1"/>
             </wp:cNvGraphicFramePr>
@@ -396,13 +396,7 @@
         <w:spacing w:after="80"/>
       </w:pPr>
       <w:r>
-        <w:t xml:space="preserve">Connects to every vCenter that </w:t>
-      </w:r>
-      <w:r>
-        <w:t>VCF Orchestrator</w:t>
-      </w:r>
-      <w:r>
-        <w:t xml:space="preserve"> knows about.</w:t>
+        <w:t>Connects to every vCenter that VCF Orchestrator knows about.</w:t>
       </w:r>
     </w:p>
     <w:p>
@@ -527,7 +521,7 @@
         <w:spacing w:after="80"/>
       </w:pPr>
       <w:r>
-        <w:t>The snapshot description contains the configured ignore string.</w:t>
+        <w:t>The snapshot description contains any one of the configured ignore strings (multiple keywords are supported).</w:t>
       </w:r>
     </w:p>
     <w:p>
@@ -696,7 +690,7 @@
         <w:spacing w:before="0" w:after="0"/>
       </w:pPr>
       <w:r>
-        <w:t>[SNAPSHOT-CLEANUP] [FINALISE] [RESULT]    Desc ignore  : 'BACKUP-DO-NOT-DELETE'</w:t>
+        <w:t>[SNAPSHOT-CLEANUP] [FINALISE] [RESULT]    Desc ignore  : 'BACKUP-DO-NOT-DELETE', 'DR-HOLD', 'KEEP'</w:t>
       </w:r>
     </w:p>
     <w:p>
@@ -2635,7 +2629,7 @@
         <w:spacing w:after="120"/>
       </w:pPr>
       <w:r>
-        <w:t>If you have a snapshot that must not be removed by automated cleanup — a backup checkpoint, a known-good restore point before a major change, a long-running troubleshooting freeze — add the configured ignore string to the snapshot’s description.</w:t>
+        <w:t>If you have a snapshot that must not be removed by automated cleanup — a backup checkpoint, a known-good restore point before a major change, a long-running troubleshooting freeze — add any one of the configured ignore strings to the snapshot’s description. Multiple ignore keywords can be active simultaneously (e.g., one for backup tooling, one for DR holds, one for manual exemptions). A snapshot is skipped if its description contains any one of them.</w:t>
       </w:r>
     </w:p>
     <w:p>
@@ -2643,13 +2637,7 @@
         <w:spacing w:after="120"/>
       </w:pPr>
       <w:r>
-        <w:t xml:space="preserve">Confirm the exact ignore string with your </w:t>
-      </w:r>
-      <w:r>
-        <w:t>VCF Orchestrator</w:t>
-      </w:r>
-      <w:r>
-        <w:t xml:space="preserve"> administrator. A common convention is </w:t>
+        <w:t xml:space="preserve">Confirm the exact ignore string with your VCF Orchestrator administrator. A common convention is </w:t>
       </w:r>
       <w:r>
         <w:rPr>
@@ -3138,7 +3126,7 @@
           </w:p>
           <w:p>
             <w:r>
-              <w:t>If a snapshot description contains the ignore string, it is skipped regardless of how old it is. This is by design — the workflow assumes the description is an explicit instruction from a human or a backup product.</w:t>
+              <w:t>If a snapshot description contains any of the configured ignore strings, it is skipped regardless of how old it is. This is by design — the workflow assumes the description is an explicit instruction from a human or a backup product.</w:t>
             </w:r>
           </w:p>
         </w:tc>
@@ -3226,22 +3214,7 @@
         <w:spacing w:after="80"/>
       </w:pPr>
       <w:r>
-        <w:t xml:space="preserve">Open the workflow in </w:t>
-      </w:r>
-      <w:r>
-        <w:t>VCF Orchestrator</w:t>
-      </w:r>
-      <w:r>
-        <w:t xml:space="preserve"> → </w:t>
-      </w:r>
-      <w:r>
-        <w:t xml:space="preserve">Activity → </w:t>
-      </w:r>
-      <w:r>
-        <w:t>Schedule</w:t>
-      </w:r>
-      <w:r>
-        <w:t>d view.</w:t>
+        <w:t>Open the workflow in VCF Orchestrator → Activity → Scheduled view.</w:t>
       </w:r>
     </w:p>
     <w:p>
@@ -3264,10 +3237,7 @@
         <w:t>Open</w:t>
       </w:r>
       <w:r>
-        <w:t xml:space="preserve"> on </w:t>
-      </w:r>
-      <w:r>
-        <w:t>the active schedule entry.</w:t>
+        <w:t xml:space="preserve"> on the active schedule entry.</w:t>
       </w:r>
     </w:p>
     <w:p>
@@ -3402,13 +3372,7 @@
           </w:p>
           <w:p>
             <w:r>
-              <w:t xml:space="preserve">Before clearing the lock, confirm there really is no active run. In the </w:t>
-            </w:r>
-            <w:r>
-              <w:t>VCF Orchestrator</w:t>
-            </w:r>
-            <w:r>
-              <w:t xml:space="preserve"> Client, open the workflow and check the Runs tab. If a run shows state “running”, do not clear the lock — that run owns it.</w:t>
+              <w:t>Before clearing the lock, confirm there really is no active run. In the VCF Orchestrator Client, open the workflow and check the Runs tab. If a run shows state “running”, do not clear the lock — that run owns it.</w:t>
             </w:r>
           </w:p>
         </w:tc>
@@ -3432,16 +3396,7 @@
         <w:spacing w:after="80"/>
       </w:pPr>
       <w:r>
-        <w:t xml:space="preserve">Open </w:t>
-      </w:r>
-      <w:r>
-        <w:t>VCF Orchestrator</w:t>
-      </w:r>
-      <w:r>
-        <w:t xml:space="preserve"> → </w:t>
-      </w:r>
-      <w:r>
-        <w:t xml:space="preserve">Library and locate the workflow.  Select the workflow and click </w:t>
+        <w:t xml:space="preserve">Open VCF Orchestrator → Library and locate the workflow.  Select the workflow and click </w:t>
       </w:r>
       <w:r>
         <w:rPr>
@@ -3464,13 +3419,7 @@
         <w:spacing w:after="80"/>
       </w:pPr>
       <w:r>
-        <w:t xml:space="preserve">Navigate to Assets </w:t>
-      </w:r>
-      <w:r>
-        <w:t xml:space="preserve">→ Configurations </w:t>
-      </w:r>
-      <w:r>
-        <w:t>and locate the RuntimeState configuration element under the SnapshotCleanup folder.  Click on it</w:t>
+        <w:t>Navigate to Assets → Configurations and locate the RuntimeState configuration element under the SnapshotCleanup folder.  Click on it</w:t>
       </w:r>
     </w:p>
     <w:p>
@@ -3483,10 +3432,7 @@
         <w:spacing w:after="80"/>
       </w:pPr>
       <w:r>
-        <w:t xml:space="preserve">Click on the </w:t>
-      </w:r>
-      <w:r>
-        <w:t>→ SnapshotCleanup → RuntimeState.</w:t>
+        <w:t>Click on the → SnapshotCleanup → RuntimeState.</w:t>
       </w:r>
     </w:p>
     <w:p>
@@ -3499,10 +3445,7 @@
         <w:spacing w:after="80"/>
       </w:pPr>
       <w:r>
-        <w:t>Locate the runLock attribute. Its current value is the run ID that supposedly holds the lock.</w:t>
-      </w:r>
-      <w:r>
-        <w:t xml:space="preserve">  If there is a value on this attribute, edit the configuration element and set the runLock value to an empty string and click </w:t>
+        <w:t xml:space="preserve">Locate the runLock attribute. Its current value is the run ID that supposedly holds the lock.  If there is a value on this attribute, edit the configuration element and set the runLock value to an empty string and click </w:t>
       </w:r>
       <w:r>
         <w:rPr>
@@ -4261,35 +4204,7 @@
                 <w:sz w:val="20"/>
                 <w:szCs w:val="20"/>
               </w:rPr>
-              <w:t xml:space="preserve">vCenter unreachable from </w:t>
-            </w:r>
-            <w:r>
-              <w:rPr>
-                <w:sz w:val="20"/>
-                <w:szCs w:val="20"/>
-              </w:rPr>
-              <w:t>VCF Orchestrator</w:t>
-            </w:r>
-            <w:r>
-              <w:rPr>
-                <w:sz w:val="20"/>
-                <w:szCs w:val="20"/>
-              </w:rPr>
-              <w:t xml:space="preserve">. Check vCenter health and the SDK connection in </w:t>
-            </w:r>
-            <w:r>
-              <w:rPr>
-                <w:sz w:val="20"/>
-                <w:szCs w:val="20"/>
-              </w:rPr>
-              <w:t>VCF Orchestrator</w:t>
-            </w:r>
-            <w:r>
-              <w:rPr>
-                <w:sz w:val="20"/>
-                <w:szCs w:val="20"/>
-              </w:rPr>
-              <w:t>. Other vCenters are unaffected.</w:t>
+              <w:t>vCenter unreachable from VCF Orchestrator. Check vCenter health and the SDK connection in VCF Orchestrator. Other vCenters are unaffected.</w:t>
             </w:r>
           </w:p>
         </w:tc>
@@ -4355,14 +4270,7 @@
                 <w:sz w:val="20"/>
                 <w:szCs w:val="20"/>
               </w:rPr>
-              <w:t>VCF Orchestrator</w:t>
-            </w:r>
-            <w:r>
-              <w:rPr>
-                <w:sz w:val="20"/>
-                <w:szCs w:val="20"/>
-              </w:rPr>
-              <w:t xml:space="preserve"> inventory shows the vCenter but the live SDK connection failed during processing. Refresh the SDK connection.</w:t>
+              <w:t>VCF Orchestrator inventory shows the vCenter but the live SDK connection failed during processing. Refresh the SDK connection.</w:t>
             </w:r>
           </w:p>
         </w:tc>
@@ -4678,13 +4586,7 @@
         <w:spacing w:after="80"/>
       </w:pPr>
       <w:r>
-        <w:t xml:space="preserve">Check the </w:t>
-      </w:r>
-      <w:r>
-        <w:t>VCF Orchestrator</w:t>
-      </w:r>
-      <w:r>
-        <w:t xml:space="preserve"> Runs tab for a run in state “waiting” — this can mean the workflow is queued behind another long-running workflow.</w:t>
+        <w:t>Check the VCF Orchestrator Runs tab for a run in state “waiting” — this can mean the workflow is queued behind another long-running workflow.</w:t>
       </w:r>
     </w:p>
     <w:p>
@@ -4710,13 +4612,7 @@
         <w:spacing w:after="80"/>
       </w:pPr>
       <w:r>
-        <w:t xml:space="preserve">Confirm </w:t>
-      </w:r>
-      <w:r>
-        <w:t>VCF Orchestrator</w:t>
-      </w:r>
-      <w:r>
-        <w:t xml:space="preserve"> appliance health and that the vCenter SDK plugin is loaded.</w:t>
+        <w:t>Confirm VCF Orchestrator appliance health and that the vCenter SDK plugin is loaded.</w:t>
       </w:r>
     </w:p>
     <w:p>
@@ -4756,13 +4652,7 @@
         <w:spacing w:after="120"/>
       </w:pPr>
       <w:r>
-        <w:t xml:space="preserve">Yes. In </w:t>
-      </w:r>
-      <w:r>
-        <w:t>VCF Orchestrator</w:t>
-      </w:r>
-      <w:r>
-        <w:t xml:space="preserve"> Client → Inventory → your workflow → right-click → Run. Confirm the inputs (in particular dryRun) before clicking Run.</w:t>
+        <w:t>Yes. In VCF Orchestrator Client → Inventory → your workflow → right-click → Run. Confirm the inputs (in particular dryRun) before clicking Run.</w:t>
       </w:r>
     </w:p>
     <w:p>
@@ -4811,10 +4701,7 @@
         <w:spacing w:after="120"/>
       </w:pPr>
       <w:r>
-        <w:t>VCF Orchestrator</w:t>
-      </w:r>
-      <w:r>
-        <w:t xml:space="preserve"> can send notifications on workflow failure via its built-in notification policies. Configure a policy to alert on any run of the Adaptive Snapshot Cleanup workflow that ends in state failed; the Exception Handler ensures real errors propagate as failed runs. For COMPLETED WITH ERRORS (which is a successful workflow run with non-zero error count inside it), use an Aria Operations for Logs alert keyed off the [FAIL] marker.</w:t>
+        <w:t>VCF Orchestrator can send notifications on workflow failure via its built-in notification policies. Configure a policy to alert on any run of the Adaptive Snapshot Cleanup workflow that ends in state failed; the Exception Handler ensures real errors propagate as failed runs. For COMPLETED WITH ERRORS (which is a successful workflow run with non-zero error count inside it), use an Aria Operations for Logs alert keyed off the [FAIL] marker.</w:t>
       </w:r>
     </w:p>
     <w:p>
@@ -4846,13 +4733,7 @@
         <w:spacing w:after="120"/>
       </w:pPr>
       <w:r>
-        <w:t xml:space="preserve">Follow the procedure in Section 8 to clear the lock manually. This is rare and usually indicates the configuration element became unreachable during shutdown (for example, the </w:t>
-      </w:r>
-      <w:r>
-        <w:t>VCF Orchestrator</w:t>
-      </w:r>
-      <w:r>
-        <w:t xml:space="preserve"> appliance restarted mid-run).</w:t>
+        <w:t>Follow the procedure in Section 8 to clear the lock manually. This is rare and usually indicates the configuration element became unreachable during shutdown (for example, the VCF Orchestrator appliance restarted mid-run).</w:t>
       </w:r>
     </w:p>
     <w:p>
@@ -5495,14 +5376,7 @@
                 <w:sz w:val="20"/>
                 <w:szCs w:val="20"/>
               </w:rPr>
-              <w:t>VCF Orchestrator</w:t>
-            </w:r>
-            <w:r>
-              <w:rPr>
-                <w:sz w:val="20"/>
-                <w:szCs w:val="20"/>
-              </w:rPr>
-              <w:t xml:space="preserve"> Client → workflow → right-click → Run</w:t>
+              <w:t>VCF Orchestrator Client → workflow → right-click → Run</w:t>
             </w:r>
           </w:p>
         </w:tc>
@@ -5568,14 +5442,7 @@
                 <w:sz w:val="20"/>
                 <w:szCs w:val="20"/>
               </w:rPr>
-              <w:t>VCF Orchestrator</w:t>
-            </w:r>
-            <w:r>
-              <w:rPr>
-                <w:sz w:val="20"/>
-                <w:szCs w:val="20"/>
-              </w:rPr>
-              <w:t xml:space="preserve"> Client → workflow → Schedule tab → schedule entry → Inputs → dryRun = false</w:t>
+              <w:t>VCF Orchestrator Client → workflow → Schedule tab → schedule entry → Inputs → dryRun = false</w:t>
             </w:r>
           </w:p>
         </w:tc>
@@ -5641,14 +5508,7 @@
                 <w:sz w:val="20"/>
                 <w:szCs w:val="20"/>
               </w:rPr>
-              <w:t>VCF Orchestrator</w:t>
-            </w:r>
-            <w:r>
-              <w:rPr>
-                <w:sz w:val="20"/>
-                <w:szCs w:val="20"/>
-              </w:rPr>
-              <w:t xml:space="preserve"> Client → SnapshotCleanup/RuntimeState → set runLock = MAINTENANCE</w:t>
+              <w:t>VCF Orchestrator Client → SnapshotCleanup/RuntimeState → set runLock = MAINTENANCE</w:t>
             </w:r>
           </w:p>
         </w:tc>
@@ -5714,14 +5574,7 @@
                 <w:sz w:val="20"/>
                 <w:szCs w:val="20"/>
               </w:rPr>
-              <w:t>VCF Orchestrator</w:t>
-            </w:r>
-            <w:r>
-              <w:rPr>
-                <w:sz w:val="20"/>
-                <w:szCs w:val="20"/>
-              </w:rPr>
-              <w:t xml:space="preserve"> Client → SnapshotCleanup/RuntimeState → set runLock = empty string</w:t>
+              <w:t>VCF Orchestrator Client → SnapshotCleanup/RuntimeState → set runLock = empty string</w:t>
             </w:r>
           </w:p>
         </w:tc>
